--- a/WALLETS_MASTERCARD/REGDIN013 - 900241_Modificaciones en TokenizationAPI para Wallets MasterCard.docx
+++ b/WALLETS_MASTERCARD/REGDIN013 - 900241_Modificaciones en TokenizationAPI para Wallets MasterCard.docx
@@ -52,10 +52,10 @@
         </w:tblCellMar>
       </w:tblPr>
       <w:tblGrid>
-        <w:gridCol w:w="1178"/>
-        <w:gridCol w:w="2212"/>
-        <w:gridCol w:w="1259"/>
-        <w:gridCol w:w="1673"/>
+        <w:gridCol w:w="1177"/>
+        <w:gridCol w:w="2213"/>
+        <w:gridCol w:w="1310"/>
+        <w:gridCol w:w="1622"/>
         <w:gridCol w:w="1689"/>
         <w:gridCol w:w="1961"/>
       </w:tblGrid>
@@ -65,7 +65,7 @@
         </w:trPr>
         <w:tc>
           <w:tcPr>
-            <w:tcW w:w="1178" w:type="dxa"/>
+            <w:tcW w:w="1177" w:type="dxa"/>
             <w:tcBorders>
               <w:top w:val="single" w:sz="4" w:space="0" w:color="000000"/>
               <w:left w:val="single" w:sz="4" w:space="0" w:color="000000"/>
@@ -103,7 +103,7 @@
         </w:tc>
         <w:tc>
           <w:tcPr>
-            <w:tcW w:w="2212" w:type="dxa"/>
+            <w:tcW w:w="2213" w:type="dxa"/>
             <w:tcBorders>
               <w:top w:val="single" w:sz="4" w:space="0" w:color="000000"/>
               <w:left w:val="single" w:sz="4" w:space="0" w:color="000000"/>
@@ -141,7 +141,7 @@
         </w:tc>
         <w:tc>
           <w:tcPr>
-            <w:tcW w:w="1259" w:type="dxa"/>
+            <w:tcW w:w="1310" w:type="dxa"/>
             <w:tcBorders>
               <w:top w:val="single" w:sz="4" w:space="0" w:color="000000"/>
               <w:left w:val="single" w:sz="4" w:space="0" w:color="000000"/>
@@ -179,7 +179,7 @@
         </w:tc>
         <w:tc>
           <w:tcPr>
-            <w:tcW w:w="1673" w:type="dxa"/>
+            <w:tcW w:w="1622" w:type="dxa"/>
             <w:tcBorders>
               <w:top w:val="single" w:sz="4" w:space="0" w:color="000000"/>
               <w:left w:val="single" w:sz="4" w:space="0" w:color="000000"/>
@@ -298,7 +298,7 @@
         </w:trPr>
         <w:tc>
           <w:tcPr>
-            <w:tcW w:w="1178" w:type="dxa"/>
+            <w:tcW w:w="1177" w:type="dxa"/>
             <w:tcBorders>
               <w:top w:val="single" w:sz="4" w:space="0" w:color="000000"/>
               <w:left w:val="single" w:sz="4" w:space="0" w:color="000000"/>
@@ -333,7 +333,7 @@
         </w:tc>
         <w:tc>
           <w:tcPr>
-            <w:tcW w:w="2212" w:type="dxa"/>
+            <w:tcW w:w="2213" w:type="dxa"/>
             <w:tcBorders>
               <w:top w:val="single" w:sz="4" w:space="0" w:color="000000"/>
               <w:left w:val="single" w:sz="4" w:space="0" w:color="000000"/>
@@ -362,13 +362,13 @@
                 <w:szCs w:val="18"/>
                 <w:lang w:bidi="ar-SA"/>
               </w:rPr>
-              <w:t>Modificaciones en TokenizationAPI para Wallets MasterCard</w:t>
+              <w:t>Modificaciones en TokenizationAPI para Wallets MasterCard :: DigitizationNotification / LifeCycleNotification</w:t>
             </w:r>
           </w:p>
         </w:tc>
         <w:tc>
           <w:tcPr>
-            <w:tcW w:w="1259" w:type="dxa"/>
+            <w:tcW w:w="1310" w:type="dxa"/>
             <w:tcBorders>
               <w:top w:val="single" w:sz="4" w:space="0" w:color="000000"/>
               <w:left w:val="single" w:sz="4" w:space="0" w:color="000000"/>
@@ -393,7 +393,7 @@
               <w:sdtPr>
                 <w:id w:val="-208886738"/>
                 <w:lock w:val="sdtLocked"/>
-                <w:date w:fullDate="2026-08-25T00:00:00Z">
+                <w:date w:fullDate="2026-09-23T00:00:00Z">
                   <w:dateFormat w:val="d/M/yyyy"/>
                   <w:lid w:val="es-419"/>
                 </w:date>
@@ -416,7 +416,7 @@
                     <w:szCs w:val="18"/>
                     <w:lang w:val="es-ES" w:bidi="ar-SA"/>
                   </w:rPr>
-                  <w:t>25/8/2026</w:t>
+                  <w:t>23/9/2026</w:t>
                 </w:r>
                 <w:r>
                   <w:rPr>
@@ -433,7 +433,7 @@
         </w:tc>
         <w:tc>
           <w:tcPr>
-            <w:tcW w:w="1673" w:type="dxa"/>
+            <w:tcW w:w="1622" w:type="dxa"/>
             <w:tcBorders>
               <w:top w:val="single" w:sz="4" w:space="0" w:color="000000"/>
               <w:left w:val="single" w:sz="4" w:space="0" w:color="000000"/>
@@ -539,7 +539,7 @@
         </w:trPr>
         <w:tc>
           <w:tcPr>
-            <w:tcW w:w="1178" w:type="dxa"/>
+            <w:tcW w:w="1177" w:type="dxa"/>
             <w:tcBorders>
               <w:top w:val="single" w:sz="4" w:space="0" w:color="000000"/>
               <w:left w:val="single" w:sz="4" w:space="0" w:color="000000"/>
@@ -566,12 +566,13 @@
                 <w:sz w:val="18"/>
                 <w:szCs w:val="18"/>
               </w:rPr>
+              <w:t>900241</w:t>
             </w:r>
           </w:p>
         </w:tc>
         <w:tc>
           <w:tcPr>
-            <w:tcW w:w="2212" w:type="dxa"/>
+            <w:tcW w:w="2213" w:type="dxa"/>
             <w:tcBorders>
               <w:top w:val="single" w:sz="4" w:space="0" w:color="000000"/>
               <w:left w:val="single" w:sz="4" w:space="0" w:color="000000"/>
@@ -594,16 +595,49 @@
             </w:pPr>
             <w:r>
               <w:rPr>
-                <w:rFonts w:cs="Arial" w:ascii="Arial" w:hAnsi="Arial"/>
-                <w:sz w:val="18"/>
-                <w:szCs w:val="18"/>
-              </w:rPr>
+                <w:rFonts w:eastAsia="Times New Roman" w:cs="Arial" w:ascii="Arial" w:hAnsi="Arial"/>
+                <w:kern w:val="0"/>
+                <w:sz w:val="18"/>
+                <w:szCs w:val="18"/>
+                <w:lang w:bidi="ar-SA"/>
+              </w:rPr>
+              <w:t xml:space="preserve">Modificaciones en TokenizationAPI para Wallets MasterCard :: </w:t>
+            </w:r>
+            <w:r>
+              <w:rPr>
+                <w:rFonts w:eastAsia="Times New Roman" w:cs="Arial" w:ascii="Arial" w:hAnsi="Arial"/>
+                <w:kern w:val="0"/>
+                <w:sz w:val="18"/>
+                <w:szCs w:val="18"/>
+                <w:lang w:bidi="ar-SA"/>
+              </w:rPr>
+              <w:t>CheckElegibility</w:t>
+            </w:r>
+            <w:r>
+              <w:rPr>
+                <w:rFonts w:eastAsia="Times New Roman" w:cs="Arial" w:ascii="Arial" w:hAnsi="Arial"/>
+                <w:kern w:val="0"/>
+                <w:sz w:val="18"/>
+                <w:szCs w:val="18"/>
+                <w:lang w:bidi="ar-SA"/>
+              </w:rPr>
+              <w:t xml:space="preserve"> / </w:t>
+            </w:r>
+            <w:r>
+              <w:rPr>
+                <w:rFonts w:eastAsia="Times New Roman" w:cs="Arial" w:ascii="Arial" w:hAnsi="Arial"/>
+                <w:kern w:val="0"/>
+                <w:sz w:val="18"/>
+                <w:szCs w:val="18"/>
+                <w:lang w:bidi="ar-SA"/>
+              </w:rPr>
+              <w:t>SendPassCode</w:t>
             </w:r>
           </w:p>
         </w:tc>
         <w:tc>
           <w:tcPr>
-            <w:tcW w:w="1259" w:type="dxa"/>
+            <w:tcW w:w="1310" w:type="dxa"/>
             <w:tcBorders>
               <w:top w:val="single" w:sz="4" w:space="0" w:color="000000"/>
               <w:left w:val="single" w:sz="4" w:space="0" w:color="000000"/>
@@ -624,18 +658,51 @@
                 <w:szCs w:val="18"/>
               </w:rPr>
             </w:pPr>
-            <w:r>
-              <w:rPr>
-                <w:rFonts w:cs="Arial" w:ascii="Arial" w:hAnsi="Arial"/>
-                <w:sz w:val="18"/>
-                <w:szCs w:val="18"/>
-              </w:rPr>
-            </w:r>
+            <w:sdt>
+              <w:sdtPr>
+                <w:id w:val="-208886738"/>
+                <w:lock w:val="sdtLocked"/>
+                <w:date w:fullDate="2026-09-23T00:00:00Z">
+                  <w:dateFormat w:val="d/M/yyyy"/>
+                  <w:lid w:val="es-419"/>
+                </w:date>
+              </w:sdtPr>
+              <w:sdtContent>
+                <w:r>
+                  <w:rPr>
+                    <w:rFonts w:eastAsia="Times New Roman" w:cs="Arial" w:ascii="Arial" w:hAnsi="Arial"/>
+                    <w:kern w:val="0"/>
+                    <w:sz w:val="18"/>
+                    <w:szCs w:val="18"/>
+                    <w:lang w:val="es-ES" w:bidi="ar-SA"/>
+                  </w:rPr>
+                </w:r>
+                <w:r>
+                  <w:rPr>
+                    <w:rFonts w:eastAsia="Times New Roman" w:cs="Arial" w:ascii="Arial" w:hAnsi="Arial"/>
+                    <w:kern w:val="0"/>
+                    <w:sz w:val="18"/>
+                    <w:szCs w:val="18"/>
+                    <w:lang w:val="es-ES" w:bidi="ar-SA"/>
+                  </w:rPr>
+                  <w:t>23/9/2026</w:t>
+                </w:r>
+                <w:r>
+                  <w:rPr>
+                    <w:rFonts w:eastAsia="Times New Roman" w:cs="Arial" w:ascii="Arial" w:hAnsi="Arial"/>
+                    <w:kern w:val="0"/>
+                    <w:sz w:val="18"/>
+                    <w:szCs w:val="18"/>
+                    <w:lang w:val="es-ES" w:bidi="ar-SA"/>
+                  </w:rPr>
+                </w:r>
+              </w:sdtContent>
+            </w:sdt>
           </w:p>
         </w:tc>
         <w:tc>
           <w:tcPr>
-            <w:tcW w:w="1673" w:type="dxa"/>
+            <w:tcW w:w="1622" w:type="dxa"/>
             <w:tcBorders>
               <w:top w:val="single" w:sz="4" w:space="0" w:color="000000"/>
               <w:left w:val="single" w:sz="4" w:space="0" w:color="000000"/>
@@ -662,6 +729,7 @@
                 <w:sz w:val="18"/>
                 <w:szCs w:val="18"/>
               </w:rPr>
+              <w:t>Joel Osorio Perez</w:t>
             </w:r>
           </w:p>
         </w:tc>
@@ -690,10 +758,13 @@
             </w:pPr>
             <w:r>
               <w:rPr>
-                <w:rFonts w:cs="Arial" w:ascii="Arial" w:hAnsi="Arial"/>
-                <w:sz w:val="18"/>
-                <w:szCs w:val="18"/>
-              </w:rPr>
+                <w:rFonts w:eastAsia="Times New Roman" w:cs="Arial" w:ascii="Arial" w:hAnsi="Arial"/>
+                <w:kern w:val="0"/>
+                <w:sz w:val="18"/>
+                <w:szCs w:val="18"/>
+                <w:lang w:bidi="ar-SA"/>
+              </w:rPr>
+              <w:t>Java</w:t>
             </w:r>
           </w:p>
         </w:tc>
@@ -726,6 +797,7 @@
                 <w:sz w:val="18"/>
                 <w:szCs w:val="18"/>
               </w:rPr>
+              <w:t>Kenner Gustavo Rivera Huezo</w:t>
             </w:r>
           </w:p>
         </w:tc>
@@ -1128,7 +1200,18 @@
                 <w:szCs w:val="18"/>
                 <w:lang w:bidi="ar-SA"/>
               </w:rPr>
-              <w:t>Java 17</w:t>
+              <w:t xml:space="preserve">Java </w:t>
+            </w:r>
+            <w:r>
+              <w:rPr>
+                <w:rFonts w:eastAsia="Times New Roman" w:cs="Arial" w:ascii="Arial" w:hAnsi="Arial"/>
+                <w:bCs/>
+                <w:kern w:val="0"/>
+                <w:sz w:val="18"/>
+                <w:szCs w:val="18"/>
+                <w:lang w:bidi="ar-SA"/>
+              </w:rPr>
+              <w:t>21</w:t>
             </w:r>
           </w:p>
         </w:tc>
@@ -1433,7 +1516,7 @@
               <w:pStyle w:val="Normal"/>
               <w:widowControl/>
               <w:suppressAutoHyphens w:val="true"/>
-              <w:overflowPunct w:val="false"/>
+              <w:overflowPunct w:val="true"/>
               <w:bidi w:val="0"/>
               <w:spacing w:before="0" w:after="240"/>
               <w:jc w:val="left"/>
@@ -1840,7 +1923,7 @@
                 <w:numId w:val="3"/>
               </w:numPr>
               <w:suppressAutoHyphens w:val="true"/>
-              <w:overflowPunct w:val="false"/>
+              <w:overflowPunct w:val="true"/>
               <w:bidi w:val="0"/>
               <w:spacing w:before="0" w:after="0"/>
               <w:jc w:val="both"/>
@@ -1875,7 +1958,7 @@
               <w:pStyle w:val="Header"/>
               <w:widowControl/>
               <w:suppressAutoHyphens w:val="true"/>
-              <w:overflowPunct w:val="false"/>
+              <w:overflowPunct w:val="true"/>
               <w:bidi w:val="0"/>
               <w:spacing w:before="0" w:after="0"/>
               <w:jc w:val="both"/>
@@ -1909,7 +1992,7 @@
               <w:pStyle w:val="Header"/>
               <w:widowControl/>
               <w:suppressAutoHyphens w:val="true"/>
-              <w:overflowPunct w:val="false"/>
+              <w:overflowPunct w:val="true"/>
               <w:bidi w:val="0"/>
               <w:spacing w:before="0" w:after="0"/>
               <w:jc w:val="both"/>
@@ -1988,7 +2071,7 @@
               <w:pStyle w:val="Header"/>
               <w:widowControl/>
               <w:suppressAutoHyphens w:val="true"/>
-              <w:overflowPunct w:val="false"/>
+              <w:overflowPunct w:val="true"/>
               <w:bidi w:val="0"/>
               <w:spacing w:before="0" w:after="0"/>
               <w:jc w:val="both"/>
@@ -2026,7 +2109,7 @@
                 <w:numId w:val="3"/>
               </w:numPr>
               <w:suppressAutoHyphens w:val="true"/>
-              <w:overflowPunct w:val="false"/>
+              <w:overflowPunct w:val="true"/>
               <w:bidi w:val="0"/>
               <w:spacing w:before="0" w:after="0"/>
               <w:jc w:val="both"/>
@@ -2061,7 +2144,7 @@
               <w:pStyle w:val="Header"/>
               <w:widowControl/>
               <w:suppressAutoHyphens w:val="true"/>
-              <w:overflowPunct w:val="false"/>
+              <w:overflowPunct w:val="true"/>
               <w:bidi w:val="0"/>
               <w:spacing w:before="0" w:after="0"/>
               <w:jc w:val="both"/>
@@ -2095,7 +2178,7 @@
               <w:pStyle w:val="Header"/>
               <w:widowControl/>
               <w:suppressAutoHyphens w:val="true"/>
-              <w:overflowPunct w:val="false"/>
+              <w:overflowPunct w:val="true"/>
               <w:bidi w:val="0"/>
               <w:spacing w:before="0" w:after="0"/>
               <w:jc w:val="both"/>
@@ -2174,7 +2257,7 @@
               <w:pStyle w:val="Header"/>
               <w:widowControl/>
               <w:suppressAutoHyphens w:val="true"/>
-              <w:overflowPunct w:val="false"/>
+              <w:overflowPunct w:val="true"/>
               <w:bidi w:val="0"/>
               <w:spacing w:before="0" w:after="0"/>
               <w:jc w:val="both"/>
@@ -2212,7 +2295,7 @@
                 <w:numId w:val="3"/>
               </w:numPr>
               <w:suppressAutoHyphens w:val="true"/>
-              <w:overflowPunct w:val="false"/>
+              <w:overflowPunct w:val="true"/>
               <w:bidi w:val="0"/>
               <w:spacing w:before="0" w:after="0"/>
               <w:jc w:val="both"/>
@@ -2260,7 +2343,7 @@
               <w:pStyle w:val="Header"/>
               <w:widowControl/>
               <w:suppressAutoHyphens w:val="true"/>
-              <w:overflowPunct w:val="false"/>
+              <w:overflowPunct w:val="true"/>
               <w:bidi w:val="0"/>
               <w:spacing w:before="0" w:after="0"/>
               <w:jc w:val="both"/>
@@ -2294,7 +2377,7 @@
               <w:pStyle w:val="Header"/>
               <w:widowControl/>
               <w:suppressAutoHyphens w:val="true"/>
-              <w:overflowPunct w:val="false"/>
+              <w:overflowPunct w:val="true"/>
               <w:bidi w:val="0"/>
               <w:spacing w:before="0" w:after="0"/>
               <w:jc w:val="both"/>
@@ -2324,7 +2407,7 @@
               <w:pStyle w:val="Header"/>
               <w:widowControl/>
               <w:suppressAutoHyphens w:val="true"/>
-              <w:overflowPunct w:val="false"/>
+              <w:overflowPunct w:val="true"/>
               <w:bidi w:val="0"/>
               <w:spacing w:before="0" w:after="0"/>
               <w:jc w:val="both"/>
@@ -2354,7 +2437,7 @@
               <w:pStyle w:val="Header"/>
               <w:widowControl/>
               <w:suppressAutoHyphens w:val="true"/>
-              <w:overflowPunct w:val="false"/>
+              <w:overflowPunct w:val="true"/>
               <w:bidi w:val="0"/>
               <w:spacing w:before="0" w:after="0"/>
               <w:jc w:val="both"/>
@@ -2429,7 +2512,7 @@
               <w:pStyle w:val="Header"/>
               <w:widowControl/>
               <w:suppressAutoHyphens w:val="true"/>
-              <w:overflowPunct w:val="false"/>
+              <w:overflowPunct w:val="true"/>
               <w:bidi w:val="0"/>
               <w:spacing w:before="0" w:after="0"/>
               <w:jc w:val="both"/>
@@ -2491,7 +2574,7 @@
                 <w:numId w:val="2"/>
               </w:numPr>
               <w:suppressAutoHyphens w:val="true"/>
-              <w:overflowPunct w:val="false"/>
+              <w:overflowPunct w:val="true"/>
               <w:bidi w:val="0"/>
               <w:spacing w:before="0" w:after="0"/>
               <w:jc w:val="both"/>
@@ -2526,7 +2609,7 @@
               <w:pStyle w:val="Header"/>
               <w:widowControl/>
               <w:suppressAutoHyphens w:val="true"/>
-              <w:overflowPunct w:val="false"/>
+              <w:overflowPunct w:val="true"/>
               <w:bidi w:val="0"/>
               <w:spacing w:before="0" w:after="0"/>
               <w:jc w:val="left"/>
@@ -2560,7 +2643,7 @@
               <w:pStyle w:val="Header"/>
               <w:widowControl/>
               <w:suppressAutoHyphens w:val="true"/>
-              <w:overflowPunct w:val="false"/>
+              <w:overflowPunct w:val="true"/>
               <w:bidi w:val="0"/>
               <w:spacing w:before="0" w:after="0"/>
               <w:jc w:val="left"/>
@@ -2662,7 +2745,7 @@
                 <w:numId w:val="3"/>
               </w:numPr>
               <w:suppressAutoHyphens w:val="true"/>
-              <w:overflowPunct w:val="false"/>
+              <w:overflowPunct w:val="true"/>
               <w:bidi w:val="0"/>
               <w:spacing w:before="0" w:after="0"/>
               <w:jc w:val="both"/>
@@ -2697,7 +2780,7 @@
               <w:pStyle w:val="Header"/>
               <w:widowControl/>
               <w:suppressAutoHyphens w:val="true"/>
-              <w:overflowPunct w:val="false"/>
+              <w:overflowPunct w:val="true"/>
               <w:bidi w:val="0"/>
               <w:spacing w:before="0" w:after="0"/>
               <w:jc w:val="both"/>
@@ -2731,7 +2814,7 @@
               <w:pStyle w:val="Header"/>
               <w:widowControl/>
               <w:suppressAutoHyphens w:val="true"/>
-              <w:overflowPunct w:val="false"/>
+              <w:overflowPunct w:val="true"/>
               <w:bidi w:val="0"/>
               <w:spacing w:before="0" w:after="0"/>
               <w:jc w:val="both"/>
@@ -2810,7 +2893,7 @@
               <w:pStyle w:val="Header"/>
               <w:widowControl/>
               <w:suppressAutoHyphens w:val="true"/>
-              <w:overflowPunct w:val="false"/>
+              <w:overflowPunct w:val="true"/>
               <w:bidi w:val="0"/>
               <w:spacing w:before="0" w:after="0"/>
               <w:jc w:val="both"/>
@@ -2848,7 +2931,7 @@
                 <w:numId w:val="3"/>
               </w:numPr>
               <w:suppressAutoHyphens w:val="true"/>
-              <w:overflowPunct w:val="false"/>
+              <w:overflowPunct w:val="true"/>
               <w:bidi w:val="0"/>
               <w:spacing w:before="0" w:after="0"/>
               <w:jc w:val="both"/>
@@ -3036,7 +3119,7 @@
               <w:pStyle w:val="Header"/>
               <w:widowControl/>
               <w:suppressAutoHyphens w:val="true"/>
-              <w:overflowPunct w:val="false"/>
+              <w:overflowPunct w:val="true"/>
               <w:bidi w:val="0"/>
               <w:spacing w:before="0" w:after="0"/>
               <w:jc w:val="left"/>
@@ -3168,7 +3251,7 @@
                 <w:numId w:val="2"/>
               </w:numPr>
               <w:suppressAutoHyphens w:val="true"/>
-              <w:overflowPunct w:val="false"/>
+              <w:overflowPunct w:val="true"/>
               <w:bidi w:val="0"/>
               <w:spacing w:before="0" w:after="0"/>
               <w:jc w:val="both"/>
@@ -3376,7 +3459,7 @@
                 <w:numId w:val="3"/>
               </w:numPr>
               <w:suppressAutoHyphens w:val="true"/>
-              <w:overflowPunct w:val="false"/>
+              <w:overflowPunct w:val="true"/>
               <w:bidi w:val="0"/>
               <w:spacing w:before="0" w:after="0"/>
               <w:jc w:val="both"/>
@@ -3411,7 +3494,7 @@
               <w:pStyle w:val="Header"/>
               <w:widowControl/>
               <w:suppressAutoHyphens w:val="true"/>
-              <w:overflowPunct w:val="false"/>
+              <w:overflowPunct w:val="true"/>
               <w:bidi w:val="0"/>
               <w:spacing w:before="0" w:after="0"/>
               <w:jc w:val="left"/>
@@ -3445,7 +3528,7 @@
               <w:pStyle w:val="Header"/>
               <w:widowControl/>
               <w:suppressAutoHyphens w:val="true"/>
-              <w:overflowPunct w:val="false"/>
+              <w:overflowPunct w:val="true"/>
               <w:bidi w:val="0"/>
               <w:spacing w:before="0" w:after="0"/>
               <w:jc w:val="left"/>
@@ -3524,7 +3607,7 @@
               <w:pStyle w:val="Header"/>
               <w:widowControl/>
               <w:suppressAutoHyphens w:val="true"/>
-              <w:overflowPunct w:val="false"/>
+              <w:overflowPunct w:val="true"/>
               <w:bidi w:val="0"/>
               <w:spacing w:before="0" w:after="0"/>
               <w:jc w:val="left"/>
@@ -3562,7 +3645,7 @@
                 <w:numId w:val="3"/>
               </w:numPr>
               <w:suppressAutoHyphens w:val="true"/>
-              <w:overflowPunct w:val="false"/>
+              <w:overflowPunct w:val="true"/>
               <w:bidi w:val="0"/>
               <w:spacing w:before="0" w:after="0"/>
               <w:jc w:val="both"/>
@@ -3626,7 +3709,7 @@
               <w:pStyle w:val="Header"/>
               <w:widowControl/>
               <w:suppressAutoHyphens w:val="true"/>
-              <w:overflowPunct w:val="false"/>
+              <w:overflowPunct w:val="true"/>
               <w:bidi w:val="0"/>
               <w:spacing w:before="0" w:after="0"/>
               <w:jc w:val="left"/>
@@ -3660,7 +3743,7 @@
               <w:pStyle w:val="Header"/>
               <w:widowControl/>
               <w:suppressAutoHyphens w:val="true"/>
-              <w:overflowPunct w:val="false"/>
+              <w:overflowPunct w:val="true"/>
               <w:bidi w:val="0"/>
               <w:spacing w:before="0" w:after="0"/>
               <w:jc w:val="left"/>
@@ -3739,7 +3822,7 @@
               <w:pStyle w:val="Header"/>
               <w:widowControl/>
               <w:suppressAutoHyphens w:val="true"/>
-              <w:overflowPunct w:val="false"/>
+              <w:overflowPunct w:val="true"/>
               <w:bidi w:val="0"/>
               <w:spacing w:before="0" w:after="0"/>
               <w:jc w:val="left"/>
@@ -3773,7 +3856,7 @@
               <w:pStyle w:val="Header"/>
               <w:widowControl/>
               <w:suppressAutoHyphens w:val="true"/>
-              <w:overflowPunct w:val="false"/>
+              <w:overflowPunct w:val="true"/>
               <w:bidi w:val="0"/>
               <w:spacing w:before="0" w:after="0"/>
               <w:jc w:val="left"/>
@@ -3811,7 +3894,7 @@
                 <w:numId w:val="2"/>
               </w:numPr>
               <w:suppressAutoHyphens w:val="true"/>
-              <w:overflowPunct w:val="false"/>
+              <w:overflowPunct w:val="true"/>
               <w:bidi w:val="0"/>
               <w:spacing w:before="0" w:after="0"/>
               <w:jc w:val="both"/>
@@ -3846,7 +3929,7 @@
               <w:pStyle w:val="Header"/>
               <w:widowControl/>
               <w:suppressAutoHyphens w:val="true"/>
-              <w:overflowPunct w:val="false"/>
+              <w:overflowPunct w:val="true"/>
               <w:bidi w:val="0"/>
               <w:spacing w:before="0" w:after="0"/>
               <w:jc w:val="left"/>
@@ -3880,7 +3963,7 @@
               <w:pStyle w:val="Header"/>
               <w:widowControl/>
               <w:suppressAutoHyphens w:val="true"/>
-              <w:overflowPunct w:val="false"/>
+              <w:overflowPunct w:val="true"/>
               <w:bidi w:val="0"/>
               <w:spacing w:before="0" w:after="0"/>
               <w:jc w:val="left"/>
@@ -3959,7 +4042,7 @@
               <w:pStyle w:val="Header"/>
               <w:widowControl/>
               <w:suppressAutoHyphens w:val="true"/>
-              <w:overflowPunct w:val="false"/>
+              <w:overflowPunct w:val="true"/>
               <w:bidi w:val="0"/>
               <w:spacing w:before="0" w:after="0"/>
               <w:jc w:val="left"/>
@@ -3997,7 +4080,7 @@
                 <w:numId w:val="3"/>
               </w:numPr>
               <w:suppressAutoHyphens w:val="true"/>
-              <w:overflowPunct w:val="false"/>
+              <w:overflowPunct w:val="true"/>
               <w:bidi w:val="0"/>
               <w:spacing w:before="0" w:after="0"/>
               <w:jc w:val="both"/>
@@ -4032,7 +4115,7 @@
               <w:pStyle w:val="Header"/>
               <w:widowControl/>
               <w:suppressAutoHyphens w:val="true"/>
-              <w:overflowPunct w:val="false"/>
+              <w:overflowPunct w:val="true"/>
               <w:bidi w:val="0"/>
               <w:spacing w:before="0" w:after="0"/>
               <w:jc w:val="left"/>
@@ -4066,7 +4149,7 @@
               <w:pStyle w:val="Header"/>
               <w:widowControl/>
               <w:suppressAutoHyphens w:val="true"/>
-              <w:overflowPunct w:val="false"/>
+              <w:overflowPunct w:val="true"/>
               <w:bidi w:val="0"/>
               <w:spacing w:before="0" w:after="0"/>
               <w:jc w:val="left"/>
@@ -4145,7 +4228,7 @@
               <w:pStyle w:val="Header"/>
               <w:widowControl/>
               <w:suppressAutoHyphens w:val="true"/>
-              <w:overflowPunct w:val="false"/>
+              <w:overflowPunct w:val="true"/>
               <w:bidi w:val="0"/>
               <w:spacing w:before="0" w:after="0"/>
               <w:jc w:val="left"/>
@@ -4183,7 +4266,7 @@
                 <w:numId w:val="3"/>
               </w:numPr>
               <w:suppressAutoHyphens w:val="true"/>
-              <w:overflowPunct w:val="false"/>
+              <w:overflowPunct w:val="true"/>
               <w:bidi w:val="0"/>
               <w:spacing w:before="0" w:after="0"/>
               <w:jc w:val="both"/>
@@ -4247,7 +4330,7 @@
               <w:pStyle w:val="Header"/>
               <w:widowControl/>
               <w:suppressAutoHyphens w:val="true"/>
-              <w:overflowPunct w:val="false"/>
+              <w:overflowPunct w:val="true"/>
               <w:bidi w:val="0"/>
               <w:spacing w:before="0" w:after="0"/>
               <w:jc w:val="left"/>
@@ -4281,7 +4364,7 @@
               <w:pStyle w:val="Header"/>
               <w:widowControl/>
               <w:suppressAutoHyphens w:val="true"/>
-              <w:overflowPunct w:val="false"/>
+              <w:overflowPunct w:val="true"/>
               <w:bidi w:val="0"/>
               <w:spacing w:before="0" w:after="0"/>
               <w:jc w:val="left"/>
@@ -4360,7 +4443,7 @@
               <w:pStyle w:val="Header"/>
               <w:widowControl/>
               <w:suppressAutoHyphens w:val="true"/>
-              <w:overflowPunct w:val="false"/>
+              <w:overflowPunct w:val="true"/>
               <w:bidi w:val="0"/>
               <w:spacing w:before="0" w:after="0"/>
               <w:jc w:val="left"/>
@@ -4459,7 +4542,7 @@
                 <w:numId w:val="3"/>
               </w:numPr>
               <w:suppressAutoHyphens w:val="true"/>
-              <w:overflowPunct w:val="false"/>
+              <w:overflowPunct w:val="true"/>
               <w:bidi w:val="0"/>
               <w:spacing w:before="0" w:after="0"/>
               <w:jc w:val="both"/>
@@ -4485,7 +4568,7 @@
               <w:pStyle w:val="Header"/>
               <w:widowControl/>
               <w:suppressAutoHyphens w:val="true"/>
-              <w:overflowPunct w:val="false"/>
+              <w:overflowPunct w:val="true"/>
               <w:bidi w:val="0"/>
               <w:spacing w:before="0" w:after="0"/>
               <w:jc w:val="both"/>
@@ -4523,7 +4606,7 @@
                 <w:numId w:val="3"/>
               </w:numPr>
               <w:suppressAutoHyphens w:val="true"/>
-              <w:overflowPunct w:val="false"/>
+              <w:overflowPunct w:val="true"/>
               <w:bidi w:val="0"/>
               <w:spacing w:before="0" w:after="0"/>
               <w:jc w:val="both"/>
@@ -4562,7 +4645,7 @@
                 <w:numId w:val="3"/>
               </w:numPr>
               <w:suppressAutoHyphens w:val="true"/>
-              <w:overflowPunct w:val="false"/>
+              <w:overflowPunct w:val="true"/>
               <w:bidi w:val="0"/>
               <w:spacing w:before="0" w:after="0"/>
               <w:jc w:val="both"/>
@@ -4597,7 +4680,7 @@
               <w:pStyle w:val="Header"/>
               <w:widowControl/>
               <w:suppressAutoHyphens w:val="true"/>
-              <w:overflowPunct w:val="false"/>
+              <w:overflowPunct w:val="true"/>
               <w:bidi w:val="0"/>
               <w:spacing w:before="0" w:after="0"/>
               <w:jc w:val="both"/>
@@ -4631,7 +4714,7 @@
               <w:pStyle w:val="Header"/>
               <w:widowControl/>
               <w:suppressAutoHyphens w:val="true"/>
-              <w:overflowPunct w:val="false"/>
+              <w:overflowPunct w:val="true"/>
               <w:bidi w:val="0"/>
               <w:spacing w:before="0" w:after="0"/>
               <w:jc w:val="both"/>
@@ -4669,7 +4752,7 @@
                 <w:numId w:val="3"/>
               </w:numPr>
               <w:suppressAutoHyphens w:val="true"/>
-              <w:overflowPunct w:val="false"/>
+              <w:overflowPunct w:val="true"/>
               <w:bidi w:val="0"/>
               <w:spacing w:before="0" w:after="0"/>
               <w:jc w:val="both"/>
@@ -4704,7 +4787,7 @@
               <w:pStyle w:val="Header"/>
               <w:widowControl/>
               <w:suppressAutoHyphens w:val="true"/>
-              <w:overflowPunct w:val="false"/>
+              <w:overflowPunct w:val="true"/>
               <w:bidi w:val="0"/>
               <w:spacing w:before="0" w:after="0"/>
               <w:jc w:val="both"/>
@@ -4738,7 +4821,7 @@
               <w:pStyle w:val="Header"/>
               <w:widowControl/>
               <w:suppressAutoHyphens w:val="true"/>
-              <w:overflowPunct w:val="false"/>
+              <w:overflowPunct w:val="true"/>
               <w:bidi w:val="0"/>
               <w:spacing w:before="0" w:after="0"/>
               <w:jc w:val="both"/>
@@ -4817,7 +4900,7 @@
               <w:pStyle w:val="Header"/>
               <w:widowControl/>
               <w:suppressAutoHyphens w:val="true"/>
-              <w:overflowPunct w:val="false"/>
+              <w:overflowPunct w:val="true"/>
               <w:bidi w:val="0"/>
               <w:spacing w:before="0" w:after="0"/>
               <w:jc w:val="both"/>
@@ -4855,7 +4938,7 @@
                 <w:numId w:val="3"/>
               </w:numPr>
               <w:suppressAutoHyphens w:val="true"/>
-              <w:overflowPunct w:val="false"/>
+              <w:overflowPunct w:val="true"/>
               <w:bidi w:val="0"/>
               <w:spacing w:before="0" w:after="0"/>
               <w:jc w:val="both"/>
@@ -4890,7 +4973,7 @@
               <w:pStyle w:val="Header"/>
               <w:widowControl/>
               <w:suppressAutoHyphens w:val="true"/>
-              <w:overflowPunct w:val="false"/>
+              <w:overflowPunct w:val="true"/>
               <w:bidi w:val="0"/>
               <w:spacing w:before="0" w:after="0"/>
               <w:jc w:val="both"/>
@@ -4924,7 +5007,7 @@
               <w:pStyle w:val="Header"/>
               <w:widowControl/>
               <w:suppressAutoHyphens w:val="true"/>
-              <w:overflowPunct w:val="false"/>
+              <w:overflowPunct w:val="true"/>
               <w:bidi w:val="0"/>
               <w:spacing w:before="0" w:after="0"/>
               <w:jc w:val="both"/>
@@ -5003,7 +5086,7 @@
               <w:pStyle w:val="Header"/>
               <w:widowControl/>
               <w:suppressAutoHyphens w:val="true"/>
-              <w:overflowPunct w:val="false"/>
+              <w:overflowPunct w:val="true"/>
               <w:bidi w:val="0"/>
               <w:spacing w:before="0" w:after="0"/>
               <w:jc w:val="both"/>
@@ -5041,7 +5124,7 @@
                 <w:numId w:val="3"/>
               </w:numPr>
               <w:suppressAutoHyphens w:val="true"/>
-              <w:overflowPunct w:val="false"/>
+              <w:overflowPunct w:val="true"/>
               <w:bidi w:val="0"/>
               <w:spacing w:before="0" w:after="0"/>
               <w:jc w:val="both"/>
@@ -5085,7 +5168,7 @@
               <w:pStyle w:val="Header"/>
               <w:widowControl/>
               <w:suppressAutoHyphens w:val="true"/>
-              <w:overflowPunct w:val="false"/>
+              <w:overflowPunct w:val="true"/>
               <w:bidi w:val="0"/>
               <w:spacing w:before="0" w:after="0"/>
               <w:jc w:val="both"/>
@@ -5119,7 +5202,7 @@
               <w:pStyle w:val="Header"/>
               <w:widowControl/>
               <w:suppressAutoHyphens w:val="true"/>
-              <w:overflowPunct w:val="false"/>
+              <w:overflowPunct w:val="true"/>
               <w:bidi w:val="0"/>
               <w:spacing w:before="0" w:after="0"/>
               <w:jc w:val="both"/>
@@ -5153,7 +5236,7 @@
               <w:pStyle w:val="Header"/>
               <w:widowControl/>
               <w:suppressAutoHyphens w:val="true"/>
-              <w:overflowPunct w:val="false"/>
+              <w:overflowPunct w:val="true"/>
               <w:bidi w:val="0"/>
               <w:spacing w:before="0" w:after="0"/>
               <w:jc w:val="both"/>
@@ -5232,7 +5315,7 @@
               <w:pStyle w:val="Header"/>
               <w:widowControl/>
               <w:suppressAutoHyphens w:val="true"/>
-              <w:overflowPunct w:val="false"/>
+              <w:overflowPunct w:val="true"/>
               <w:bidi w:val="0"/>
               <w:spacing w:before="0" w:after="0"/>
               <w:jc w:val="both"/>
@@ -5270,7 +5353,7 @@
                 <w:numId w:val="3"/>
               </w:numPr>
               <w:suppressAutoHyphens w:val="true"/>
-              <w:overflowPunct w:val="false"/>
+              <w:overflowPunct w:val="true"/>
               <w:bidi w:val="0"/>
               <w:spacing w:before="0" w:after="0"/>
               <w:jc w:val="both"/>
@@ -5305,7 +5388,7 @@
               <w:pStyle w:val="Header"/>
               <w:widowControl/>
               <w:suppressAutoHyphens w:val="true"/>
-              <w:overflowPunct w:val="false"/>
+              <w:overflowPunct w:val="true"/>
               <w:bidi w:val="0"/>
               <w:spacing w:before="0" w:after="0"/>
               <w:jc w:val="both"/>
@@ -5384,7 +5467,7 @@
               <w:pStyle w:val="Header"/>
               <w:widowControl/>
               <w:suppressAutoHyphens w:val="true"/>
-              <w:overflowPunct w:val="false"/>
+              <w:overflowPunct w:val="true"/>
               <w:bidi w:val="0"/>
               <w:spacing w:before="0" w:after="0"/>
               <w:jc w:val="both"/>
@@ -5418,7 +5501,7 @@
               <w:pStyle w:val="Header"/>
               <w:widowControl/>
               <w:suppressAutoHyphens w:val="true"/>
-              <w:overflowPunct w:val="false"/>
+              <w:overflowPunct w:val="true"/>
               <w:bidi w:val="0"/>
               <w:spacing w:before="0" w:after="0"/>
               <w:jc w:val="both"/>
@@ -5452,7 +5535,7 @@
               <w:pStyle w:val="Header"/>
               <w:widowControl/>
               <w:suppressAutoHyphens w:val="true"/>
-              <w:overflowPunct w:val="false"/>
+              <w:overflowPunct w:val="true"/>
               <w:bidi w:val="0"/>
               <w:spacing w:before="0" w:after="0"/>
               <w:jc w:val="both"/>
@@ -5490,7 +5573,7 @@
                 <w:numId w:val="3"/>
               </w:numPr>
               <w:suppressAutoHyphens w:val="true"/>
-              <w:overflowPunct w:val="false"/>
+              <w:overflowPunct w:val="true"/>
               <w:bidi w:val="0"/>
               <w:spacing w:before="0" w:after="0"/>
               <w:jc w:val="both"/>
@@ -5525,7 +5608,7 @@
               <w:pStyle w:val="Header"/>
               <w:widowControl/>
               <w:suppressAutoHyphens w:val="true"/>
-              <w:overflowPunct w:val="false"/>
+              <w:overflowPunct w:val="true"/>
               <w:bidi w:val="0"/>
               <w:spacing w:before="0" w:after="0"/>
               <w:jc w:val="both"/>
@@ -5559,7 +5642,7 @@
               <w:pStyle w:val="Header"/>
               <w:widowControl/>
               <w:suppressAutoHyphens w:val="true"/>
-              <w:overflowPunct w:val="false"/>
+              <w:overflowPunct w:val="true"/>
               <w:bidi w:val="0"/>
               <w:spacing w:before="0" w:after="0"/>
               <w:jc w:val="both"/>
@@ -5638,7 +5721,7 @@
               <w:pStyle w:val="Header"/>
               <w:widowControl/>
               <w:suppressAutoHyphens w:val="true"/>
-              <w:overflowPunct w:val="false"/>
+              <w:overflowPunct w:val="true"/>
               <w:bidi w:val="0"/>
               <w:spacing w:before="0" w:after="0"/>
               <w:jc w:val="both"/>
@@ -5676,7 +5759,7 @@
                 <w:numId w:val="3"/>
               </w:numPr>
               <w:suppressAutoHyphens w:val="true"/>
-              <w:overflowPunct w:val="false"/>
+              <w:overflowPunct w:val="true"/>
               <w:bidi w:val="0"/>
               <w:spacing w:before="0" w:after="0"/>
               <w:jc w:val="both"/>
@@ -5711,7 +5794,7 @@
               <w:pStyle w:val="Header"/>
               <w:widowControl/>
               <w:suppressAutoHyphens w:val="true"/>
-              <w:overflowPunct w:val="false"/>
+              <w:overflowPunct w:val="true"/>
               <w:bidi w:val="0"/>
               <w:spacing w:before="0" w:after="0"/>
               <w:jc w:val="both"/>
@@ -5745,7 +5828,7 @@
               <w:pStyle w:val="Header"/>
               <w:widowControl/>
               <w:suppressAutoHyphens w:val="true"/>
-              <w:overflowPunct w:val="false"/>
+              <w:overflowPunct w:val="true"/>
               <w:bidi w:val="0"/>
               <w:spacing w:before="0" w:after="0"/>
               <w:jc w:val="both"/>
@@ -5824,7 +5907,7 @@
               <w:pStyle w:val="Header"/>
               <w:widowControl/>
               <w:suppressAutoHyphens w:val="true"/>
-              <w:overflowPunct w:val="false"/>
+              <w:overflowPunct w:val="true"/>
               <w:bidi w:val="0"/>
               <w:spacing w:before="0" w:after="0"/>
               <w:jc w:val="both"/>
@@ -5862,7 +5945,7 @@
                 <w:numId w:val="3"/>
               </w:numPr>
               <w:suppressAutoHyphens w:val="true"/>
-              <w:overflowPunct w:val="false"/>
+              <w:overflowPunct w:val="true"/>
               <w:bidi w:val="0"/>
               <w:spacing w:before="0" w:after="0"/>
               <w:jc w:val="both"/>
@@ -5906,7 +5989,7 @@
               <w:pStyle w:val="Header"/>
               <w:widowControl/>
               <w:suppressAutoHyphens w:val="true"/>
-              <w:overflowPunct w:val="false"/>
+              <w:overflowPunct w:val="true"/>
               <w:bidi w:val="0"/>
               <w:spacing w:before="0" w:after="0"/>
               <w:jc w:val="both"/>
@@ -5940,7 +6023,7 @@
               <w:pStyle w:val="Header"/>
               <w:widowControl/>
               <w:suppressAutoHyphens w:val="true"/>
-              <w:overflowPunct w:val="false"/>
+              <w:overflowPunct w:val="true"/>
               <w:bidi w:val="0"/>
               <w:spacing w:before="0" w:after="0"/>
               <w:jc w:val="both"/>
@@ -6019,7 +6102,7 @@
               <w:pStyle w:val="Header"/>
               <w:widowControl/>
               <w:suppressAutoHyphens w:val="true"/>
-              <w:overflowPunct w:val="false"/>
+              <w:overflowPunct w:val="true"/>
               <w:bidi w:val="0"/>
               <w:spacing w:before="0" w:after="0"/>
               <w:jc w:val="both"/>
@@ -6057,7 +6140,7 @@
                 <w:numId w:val="3"/>
               </w:numPr>
               <w:suppressAutoHyphens w:val="true"/>
-              <w:overflowPunct w:val="false"/>
+              <w:overflowPunct w:val="true"/>
               <w:bidi w:val="0"/>
               <w:spacing w:before="0" w:after="0"/>
               <w:jc w:val="both"/>
@@ -6092,7 +6175,7 @@
               <w:pStyle w:val="Header"/>
               <w:widowControl/>
               <w:suppressAutoHyphens w:val="true"/>
-              <w:overflowPunct w:val="false"/>
+              <w:overflowPunct w:val="true"/>
               <w:bidi w:val="0"/>
               <w:spacing w:before="0" w:after="0"/>
               <w:jc w:val="both"/>
@@ -6171,7 +6254,7 @@
               <w:pStyle w:val="Header"/>
               <w:widowControl/>
               <w:suppressAutoHyphens w:val="true"/>
-              <w:overflowPunct w:val="false"/>
+              <w:overflowPunct w:val="true"/>
               <w:bidi w:val="0"/>
               <w:spacing w:before="0" w:after="0"/>
               <w:jc w:val="both"/>
@@ -6205,7 +6288,7 @@
               <w:pStyle w:val="Header"/>
               <w:widowControl/>
               <w:suppressAutoHyphens w:val="true"/>
-              <w:overflowPunct w:val="false"/>
+              <w:overflowPunct w:val="true"/>
               <w:bidi w:val="0"/>
               <w:spacing w:before="0" w:after="0"/>
               <w:jc w:val="both"/>
@@ -6239,7 +6322,7 @@
               <w:pStyle w:val="Header"/>
               <w:widowControl/>
               <w:suppressAutoHyphens w:val="true"/>
-              <w:overflowPunct w:val="false"/>
+              <w:overflowPunct w:val="true"/>
               <w:bidi w:val="0"/>
               <w:spacing w:before="0" w:after="0"/>
               <w:jc w:val="left"/>
@@ -6273,7 +6356,7 @@
               <w:pStyle w:val="Header"/>
               <w:widowControl/>
               <w:suppressAutoHyphens w:val="true"/>
-              <w:overflowPunct w:val="false"/>
+              <w:overflowPunct w:val="true"/>
               <w:bidi w:val="0"/>
               <w:spacing w:before="0" w:after="0"/>
               <w:jc w:val="left"/>
@@ -7574,7 +7657,7 @@
         <wp:inline distT="0" distB="0" distL="0" distR="0">
           <wp:extent cx="6053455" cy="733425"/>
           <wp:effectExtent l="0" t="0" r="0" b="0"/>
-          <wp:docPr id="21" name="Imagen 5 Copia 1 Copia 1 Copia 1 Copia 1 Copia 1 Copia 1 Copia 1 Copia 1 Copia 1 Copia 1 Copia 1 Copia 1" descr="cid:image004.jpg@01D74E57.C4EA2700"/>
+          <wp:docPr id="21" name="Imagen 5 Copia 1 Copia 1 Copia 1 Copia 1 Copia 1 Copia 1 Copia 1 Copia 1 Copia 1 Copia 1 Copia 1 Copia 1 Copia 1" descr="cid:image004.jpg@01D74E57.C4EA2700"/>
           <wp:cNvGraphicFramePr>
             <a:graphicFrameLocks xmlns:a="http://schemas.openxmlformats.org/drawingml/2006/main" noChangeAspect="1"/>
           </wp:cNvGraphicFramePr>
@@ -7582,7 +7665,7 @@
             <a:graphicData uri="http://schemas.openxmlformats.org/drawingml/2006/picture">
               <pic:pic xmlns:pic="http://schemas.openxmlformats.org/drawingml/2006/picture">
                 <pic:nvPicPr>
-                  <pic:cNvPr id="21" name="Imagen 5 Copia 1 Copia 1 Copia 1 Copia 1 Copia 1 Copia 1 Copia 1 Copia 1 Copia 1 Copia 1 Copia 1 Copia 1" descr="cid:image004.jpg@01D74E57.C4EA2700"/>
+                  <pic:cNvPr id="21" name="Imagen 5 Copia 1 Copia 1 Copia 1 Copia 1 Copia 1 Copia 1 Copia 1 Copia 1 Copia 1 Copia 1 Copia 1 Copia 1 Copia 1" descr="cid:image004.jpg@01D74E57.C4EA2700"/>
                   <pic:cNvPicPr>
                     <a:picLocks noChangeAspect="1" noChangeArrowheads="1"/>
                   </pic:cNvPicPr>
@@ -7626,7 +7709,7 @@
         <wp:inline distT="0" distB="0" distL="0" distR="0">
           <wp:extent cx="6053455" cy="733425"/>
           <wp:effectExtent l="0" t="0" r="0" b="0"/>
-          <wp:docPr id="22" name="Imagen 6 Copia 1 Copia 1 Copia 1 Copia 1 Copia 1 Copia 1 Copia 1 Copia 1 Copia 1 Copia 1 Copia 1 Copia 1" descr="cid:image004.jpg@01D74E57.C4EA2700"/>
+          <wp:docPr id="22" name="Imagen 6 Copia 1 Copia 1 Copia 1 Copia 1 Copia 1 Copia 1 Copia 1 Copia 1 Copia 1 Copia 1 Copia 1 Copia 1 Copia 1" descr="cid:image004.jpg@01D74E57.C4EA2700"/>
           <wp:cNvGraphicFramePr>
             <a:graphicFrameLocks xmlns:a="http://schemas.openxmlformats.org/drawingml/2006/main" noChangeAspect="1"/>
           </wp:cNvGraphicFramePr>
@@ -7634,7 +7717,7 @@
             <a:graphicData uri="http://schemas.openxmlformats.org/drawingml/2006/picture">
               <pic:pic xmlns:pic="http://schemas.openxmlformats.org/drawingml/2006/picture">
                 <pic:nvPicPr>
-                  <pic:cNvPr id="22" name="Imagen 6 Copia 1 Copia 1 Copia 1 Copia 1 Copia 1 Copia 1 Copia 1 Copia 1 Copia 1 Copia 1 Copia 1 Copia 1" descr="cid:image004.jpg@01D74E57.C4EA2700"/>
+                  <pic:cNvPr id="22" name="Imagen 6 Copia 1 Copia 1 Copia 1 Copia 1 Copia 1 Copia 1 Copia 1 Copia 1 Copia 1 Copia 1 Copia 1 Copia 1 Copia 1" descr="cid:image004.jpg@01D74E57.C4EA2700"/>
                   <pic:cNvPicPr>
                     <a:picLocks noChangeAspect="1" noChangeArrowheads="1"/>
                   </pic:cNvPicPr>
@@ -7684,7 +7767,7 @@
         <wp:inline distT="0" distB="0" distL="0" distR="0">
           <wp:extent cx="3619500" cy="732790"/>
           <wp:effectExtent l="0" t="0" r="0" b="0"/>
-          <wp:docPr id="23" name="Imagen 4 Copia 1 Copia 1 Copia 1 Copia 1 Copia 1 Copia 1 Copia 1 Copia 1 Copia 1 Copia 1 Copia 1 Copia 1" descr="cid:image004.jpg@01D74E57.C4EA2700"/>
+          <wp:docPr id="23" name="Imagen 4 Copia 1 Copia 1 Copia 1 Copia 1 Copia 1 Copia 1 Copia 1 Copia 1 Copia 1 Copia 1 Copia 1 Copia 1 Copia 1" descr="cid:image004.jpg@01D74E57.C4EA2700"/>
           <wp:cNvGraphicFramePr>
             <a:graphicFrameLocks xmlns:a="http://schemas.openxmlformats.org/drawingml/2006/main" noChangeAspect="1"/>
           </wp:cNvGraphicFramePr>
@@ -7692,7 +7775,7 @@
             <a:graphicData uri="http://schemas.openxmlformats.org/drawingml/2006/picture">
               <pic:pic xmlns:pic="http://schemas.openxmlformats.org/drawingml/2006/picture">
                 <pic:nvPicPr>
-                  <pic:cNvPr id="23" name="Imagen 4 Copia 1 Copia 1 Copia 1 Copia 1 Copia 1 Copia 1 Copia 1 Copia 1 Copia 1 Copia 1 Copia 1 Copia 1" descr="cid:image004.jpg@01D74E57.C4EA2700"/>
+                  <pic:cNvPr id="23" name="Imagen 4 Copia 1 Copia 1 Copia 1 Copia 1 Copia 1 Copia 1 Copia 1 Copia 1 Copia 1 Copia 1 Copia 1 Copia 1 Copia 1" descr="cid:image004.jpg@01D74E57.C4EA2700"/>
                   <pic:cNvPicPr>
                     <a:picLocks noChangeAspect="1" noChangeArrowheads="1"/>
                   </pic:cNvPicPr>
@@ -7731,7 +7814,7 @@
         <wp:inline distT="0" distB="0" distL="0" distR="0">
           <wp:extent cx="2434590" cy="733425"/>
           <wp:effectExtent l="0" t="0" r="0" b="0"/>
-          <wp:docPr id="24" name="Imagen 3 Copia 1 Copia 1 Copia 1 Copia 1 Copia 1 Copia 1 Copia 1 Copia 1 Copia 1 Copia 1 Copia 1 Copia 1" descr="cid:image004.jpg@01D74E57.C4EA2700"/>
+          <wp:docPr id="24" name="Imagen 3 Copia 1 Copia 1 Copia 1 Copia 1 Copia 1 Copia 1 Copia 1 Copia 1 Copia 1 Copia 1 Copia 1 Copia 1 Copia 1" descr="cid:image004.jpg@01D74E57.C4EA2700"/>
           <wp:cNvGraphicFramePr>
             <a:graphicFrameLocks xmlns:a="http://schemas.openxmlformats.org/drawingml/2006/main" noChangeAspect="1"/>
           </wp:cNvGraphicFramePr>
@@ -7739,7 +7822,7 @@
             <a:graphicData uri="http://schemas.openxmlformats.org/drawingml/2006/picture">
               <pic:pic xmlns:pic="http://schemas.openxmlformats.org/drawingml/2006/picture">
                 <pic:nvPicPr>
-                  <pic:cNvPr id="24" name="Imagen 3 Copia 1 Copia 1 Copia 1 Copia 1 Copia 1 Copia 1 Copia 1 Copia 1 Copia 1 Copia 1 Copia 1 Copia 1" descr="cid:image004.jpg@01D74E57.C4EA2700"/>
+                  <pic:cNvPr id="24" name="Imagen 3 Copia 1 Copia 1 Copia 1 Copia 1 Copia 1 Copia 1 Copia 1 Copia 1 Copia 1 Copia 1 Copia 1 Copia 1 Copia 1" descr="cid:image004.jpg@01D74E57.C4EA2700"/>
                   <pic:cNvPicPr>
                     <a:picLocks noChangeAspect="1" noChangeArrowheads="1"/>
                   </pic:cNvPicPr>
@@ -8400,7 +8483,7 @@
     <w:pPr>
       <w:widowControl/>
       <w:suppressAutoHyphens w:val="true"/>
-      <w:overflowPunct w:val="false"/>
+      <w:overflowPunct w:val="true"/>
       <w:bidi w:val="0"/>
       <w:spacing w:before="0" w:after="240"/>
       <w:jc w:val="left"/>
@@ -9154,7 +9237,7 @@
     <w:pPr>
       <w:widowControl/>
       <w:suppressAutoHyphens w:val="true"/>
-      <w:overflowPunct w:val="false"/>
+      <w:overflowPunct w:val="true"/>
       <w:bidi w:val="0"/>
       <w:spacing w:before="0" w:after="0"/>
       <w:jc w:val="left"/>
@@ -9196,7 +9279,7 @@
     <w:name w:val="Body Text Indent"/>
     <w:basedOn w:val="BodyText"/>
     <w:pPr>
-      <w:overflowPunct w:val="true"/>
+      <w:overflowPunct w:val="false"/>
       <w:spacing w:lineRule="atLeast" w:line="240" w:before="0" w:after="240"/>
       <w:ind w:firstLine="360" w:left="360"/>
       <w:jc w:val="both"/>
@@ -9212,7 +9295,7 @@
     <w:basedOn w:val="Normal"/>
     <w:qFormat/>
     <w:pPr>
-      <w:overflowPunct w:val="true"/>
+      <w:overflowPunct w:val="false"/>
       <w:spacing w:before="60" w:after="60"/>
       <w:textAlignment w:val="auto"/>
     </w:pPr>
@@ -9283,7 +9366,7 @@
     <w:basedOn w:val="BodyText"/>
     <w:qFormat/>
     <w:pPr>
-      <w:overflowPunct w:val="true"/>
+      <w:overflowPunct w:val="false"/>
       <w:spacing w:lineRule="auto" w:line="360" w:before="120" w:after="120"/>
       <w:jc w:val="both"/>
       <w:textAlignment w:val="auto"/>
@@ -9299,7 +9382,7 @@
     <w:basedOn w:val="Normal"/>
     <w:qFormat/>
     <w:pPr>
-      <w:overflowPunct w:val="true"/>
+      <w:overflowPunct w:val="false"/>
       <w:spacing w:lineRule="auto" w:line="276" w:before="0" w:after="0"/>
       <w:ind w:left="720"/>
       <w:contextualSpacing/>
@@ -9342,6 +9425,19 @@
       <w:suppressLineNumbers/>
     </w:pPr>
     <w:rPr/>
+  </w:style>
+  <w:style w:type="paragraph" w:styleId="Ttulodelatabla">
+    <w:name w:val="Título de la tabla"/>
+    <w:basedOn w:val="Contenidodelatabla"/>
+    <w:qFormat/>
+    <w:pPr>
+      <w:suppressLineNumbers/>
+      <w:jc w:val="center"/>
+    </w:pPr>
+    <w:rPr>
+      <w:b/>
+      <w:bCs/>
+    </w:rPr>
   </w:style>
   <w:style w:type="numbering" w:styleId="NoList">
     <w:name w:val="No List"/>

--- a/WALLETS_MASTERCARD/REGDIN013 - 900241_Modificaciones en TokenizationAPI para Wallets MasterCard.docx
+++ b/WALLETS_MASTERCARD/REGDIN013 - 900241_Modificaciones en TokenizationAPI para Wallets MasterCard.docx
@@ -52,8 +52,8 @@
         </w:tblCellMar>
       </w:tblPr>
       <w:tblGrid>
-        <w:gridCol w:w="1177"/>
-        <w:gridCol w:w="2213"/>
+        <w:gridCol w:w="1176"/>
+        <w:gridCol w:w="2214"/>
         <w:gridCol w:w="1310"/>
         <w:gridCol w:w="1622"/>
         <w:gridCol w:w="1689"/>
@@ -65,7 +65,7 @@
         </w:trPr>
         <w:tc>
           <w:tcPr>
-            <w:tcW w:w="1177" w:type="dxa"/>
+            <w:tcW w:w="1176" w:type="dxa"/>
             <w:tcBorders>
               <w:top w:val="single" w:sz="4" w:space="0" w:color="000000"/>
               <w:left w:val="single" w:sz="4" w:space="0" w:color="000000"/>
@@ -103,7 +103,7 @@
         </w:tc>
         <w:tc>
           <w:tcPr>
-            <w:tcW w:w="2213" w:type="dxa"/>
+            <w:tcW w:w="2214" w:type="dxa"/>
             <w:tcBorders>
               <w:top w:val="single" w:sz="4" w:space="0" w:color="000000"/>
               <w:left w:val="single" w:sz="4" w:space="0" w:color="000000"/>
@@ -298,7 +298,7 @@
         </w:trPr>
         <w:tc>
           <w:tcPr>
-            <w:tcW w:w="1177" w:type="dxa"/>
+            <w:tcW w:w="1176" w:type="dxa"/>
             <w:tcBorders>
               <w:top w:val="single" w:sz="4" w:space="0" w:color="000000"/>
               <w:left w:val="single" w:sz="4" w:space="0" w:color="000000"/>
@@ -333,7 +333,7 @@
         </w:tc>
         <w:tc>
           <w:tcPr>
-            <w:tcW w:w="2213" w:type="dxa"/>
+            <w:tcW w:w="2214" w:type="dxa"/>
             <w:tcBorders>
               <w:top w:val="single" w:sz="4" w:space="0" w:color="000000"/>
               <w:left w:val="single" w:sz="4" w:space="0" w:color="000000"/>
@@ -418,15 +418,6 @@
                   </w:rPr>
                   <w:t>23/9/2026</w:t>
                 </w:r>
-                <w:r>
-                  <w:rPr>
-                    <w:rFonts w:eastAsia="Times New Roman" w:cs="Arial" w:ascii="Arial" w:hAnsi="Arial"/>
-                    <w:kern w:val="0"/>
-                    <w:sz w:val="18"/>
-                    <w:szCs w:val="18"/>
-                    <w:lang w:val="es-ES" w:bidi="ar-SA"/>
-                  </w:rPr>
-                </w:r>
               </w:sdtContent>
             </w:sdt>
           </w:p>
@@ -539,7 +530,7 @@
         </w:trPr>
         <w:tc>
           <w:tcPr>
-            <w:tcW w:w="1177" w:type="dxa"/>
+            <w:tcW w:w="1176" w:type="dxa"/>
             <w:tcBorders>
               <w:top w:val="single" w:sz="4" w:space="0" w:color="000000"/>
               <w:left w:val="single" w:sz="4" w:space="0" w:color="000000"/>
@@ -572,7 +563,7 @@
         </w:tc>
         <w:tc>
           <w:tcPr>
-            <w:tcW w:w="2213" w:type="dxa"/>
+            <w:tcW w:w="2214" w:type="dxa"/>
             <w:tcBorders>
               <w:top w:val="single" w:sz="4" w:space="0" w:color="000000"/>
               <w:left w:val="single" w:sz="4" w:space="0" w:color="000000"/>
@@ -601,37 +592,7 @@
                 <w:szCs w:val="18"/>
                 <w:lang w:bidi="ar-SA"/>
               </w:rPr>
-              <w:t xml:space="preserve">Modificaciones en TokenizationAPI para Wallets MasterCard :: </w:t>
-            </w:r>
-            <w:r>
-              <w:rPr>
-                <w:rFonts w:eastAsia="Times New Roman" w:cs="Arial" w:ascii="Arial" w:hAnsi="Arial"/>
-                <w:kern w:val="0"/>
-                <w:sz w:val="18"/>
-                <w:szCs w:val="18"/>
-                <w:lang w:bidi="ar-SA"/>
-              </w:rPr>
-              <w:t>CheckElegibility</w:t>
-            </w:r>
-            <w:r>
-              <w:rPr>
-                <w:rFonts w:eastAsia="Times New Roman" w:cs="Arial" w:ascii="Arial" w:hAnsi="Arial"/>
-                <w:kern w:val="0"/>
-                <w:sz w:val="18"/>
-                <w:szCs w:val="18"/>
-                <w:lang w:bidi="ar-SA"/>
-              </w:rPr>
-              <w:t xml:space="preserve"> / </w:t>
-            </w:r>
-            <w:r>
-              <w:rPr>
-                <w:rFonts w:eastAsia="Times New Roman" w:cs="Arial" w:ascii="Arial" w:hAnsi="Arial"/>
-                <w:kern w:val="0"/>
-                <w:sz w:val="18"/>
-                <w:szCs w:val="18"/>
-                <w:lang w:bidi="ar-SA"/>
-              </w:rPr>
-              <w:t>SendPassCode</w:t>
+              <w:t>Modificaciones en TokenizationAPI para Wallets MasterCard :: CheckElegibility / SendPassCode</w:t>
             </w:r>
           </w:p>
         </w:tc>
@@ -686,15 +647,6 @@
                     <w:lang w:val="es-ES" w:bidi="ar-SA"/>
                   </w:rPr>
                   <w:t>23/9/2026</w:t>
-                </w:r>
-                <w:r>
-                  <w:rPr>
-                    <w:rFonts w:eastAsia="Times New Roman" w:cs="Arial" w:ascii="Arial" w:hAnsi="Arial"/>
-                    <w:kern w:val="0"/>
-                    <w:sz w:val="18"/>
-                    <w:szCs w:val="18"/>
-                    <w:lang w:val="es-ES" w:bidi="ar-SA"/>
-                  </w:rPr>
                 </w:r>
               </w:sdtContent>
             </w:sdt>
@@ -1200,18 +1152,7 @@
                 <w:szCs w:val="18"/>
                 <w:lang w:bidi="ar-SA"/>
               </w:rPr>
-              <w:t xml:space="preserve">Java </w:t>
-            </w:r>
-            <w:r>
-              <w:rPr>
-                <w:rFonts w:eastAsia="Times New Roman" w:cs="Arial" w:ascii="Arial" w:hAnsi="Arial"/>
-                <w:bCs/>
-                <w:kern w:val="0"/>
-                <w:sz w:val="18"/>
-                <w:szCs w:val="18"/>
-                <w:lang w:bidi="ar-SA"/>
-              </w:rPr>
-              <w:t>21</w:t>
+              <w:t>Java 21</w:t>
             </w:r>
           </w:p>
         </w:tc>
@@ -1516,7 +1457,7 @@
               <w:pStyle w:val="Normal"/>
               <w:widowControl/>
               <w:suppressAutoHyphens w:val="true"/>
-              <w:overflowPunct w:val="true"/>
+              <w:overflowPunct w:val="false"/>
               <w:bidi w:val="0"/>
               <w:spacing w:before="0" w:after="240"/>
               <w:jc w:val="left"/>
@@ -1923,7 +1864,7 @@
                 <w:numId w:val="3"/>
               </w:numPr>
               <w:suppressAutoHyphens w:val="true"/>
-              <w:overflowPunct w:val="true"/>
+              <w:overflowPunct w:val="false"/>
               <w:bidi w:val="0"/>
               <w:spacing w:before="0" w:after="0"/>
               <w:jc w:val="both"/>
@@ -1958,7 +1899,7 @@
               <w:pStyle w:val="Header"/>
               <w:widowControl/>
               <w:suppressAutoHyphens w:val="true"/>
-              <w:overflowPunct w:val="true"/>
+              <w:overflowPunct w:val="false"/>
               <w:bidi w:val="0"/>
               <w:spacing w:before="0" w:after="0"/>
               <w:jc w:val="both"/>
@@ -1992,7 +1933,7 @@
               <w:pStyle w:val="Header"/>
               <w:widowControl/>
               <w:suppressAutoHyphens w:val="true"/>
-              <w:overflowPunct w:val="true"/>
+              <w:overflowPunct w:val="false"/>
               <w:bidi w:val="0"/>
               <w:spacing w:before="0" w:after="0"/>
               <w:jc w:val="both"/>
@@ -2020,7 +1961,7 @@
                 <w:lang w:val="es-SV" w:eastAsia="en-US" w:bidi="ar-SA"/>
               </w:rPr>
               <w:drawing>
-                <wp:anchor behindDoc="0" distT="0" distB="0" distL="0" distR="0" simplePos="0" locked="0" layoutInCell="0" allowOverlap="1" relativeHeight="16">
+                <wp:anchor behindDoc="0" distT="0" distB="0" distL="0" distR="0" simplePos="0" locked="0" layoutInCell="0" allowOverlap="1" relativeHeight="20">
                   <wp:simplePos x="0" y="0"/>
                   <wp:positionH relativeFrom="column">
                     <wp:align>center</wp:align>
@@ -2071,7 +2012,7 @@
               <w:pStyle w:val="Header"/>
               <w:widowControl/>
               <w:suppressAutoHyphens w:val="true"/>
-              <w:overflowPunct w:val="true"/>
+              <w:overflowPunct w:val="false"/>
               <w:bidi w:val="0"/>
               <w:spacing w:before="0" w:after="0"/>
               <w:jc w:val="both"/>
@@ -2109,7 +2050,7 @@
                 <w:numId w:val="3"/>
               </w:numPr>
               <w:suppressAutoHyphens w:val="true"/>
-              <w:overflowPunct w:val="true"/>
+              <w:overflowPunct w:val="false"/>
               <w:bidi w:val="0"/>
               <w:spacing w:before="0" w:after="0"/>
               <w:jc w:val="both"/>
@@ -2144,7 +2085,7 @@
               <w:pStyle w:val="Header"/>
               <w:widowControl/>
               <w:suppressAutoHyphens w:val="true"/>
-              <w:overflowPunct w:val="true"/>
+              <w:overflowPunct w:val="false"/>
               <w:bidi w:val="0"/>
               <w:spacing w:before="0" w:after="0"/>
               <w:jc w:val="both"/>
@@ -2178,7 +2119,7 @@
               <w:pStyle w:val="Header"/>
               <w:widowControl/>
               <w:suppressAutoHyphens w:val="true"/>
-              <w:overflowPunct w:val="true"/>
+              <w:overflowPunct w:val="false"/>
               <w:bidi w:val="0"/>
               <w:spacing w:before="0" w:after="0"/>
               <w:jc w:val="both"/>
@@ -2206,7 +2147,7 @@
                 <w:lang w:val="es-SV" w:eastAsia="en-US" w:bidi="ar-SA"/>
               </w:rPr>
               <w:drawing>
-                <wp:anchor behindDoc="0" distT="0" distB="0" distL="0" distR="0" simplePos="0" locked="0" layoutInCell="0" allowOverlap="1" relativeHeight="12">
+                <wp:anchor behindDoc="0" distT="0" distB="0" distL="0" distR="0" simplePos="0" locked="0" layoutInCell="0" allowOverlap="1" relativeHeight="16">
                   <wp:simplePos x="0" y="0"/>
                   <wp:positionH relativeFrom="column">
                     <wp:align>center</wp:align>
@@ -2257,7 +2198,7 @@
               <w:pStyle w:val="Header"/>
               <w:widowControl/>
               <w:suppressAutoHyphens w:val="true"/>
-              <w:overflowPunct w:val="true"/>
+              <w:overflowPunct w:val="false"/>
               <w:bidi w:val="0"/>
               <w:spacing w:before="0" w:after="0"/>
               <w:jc w:val="both"/>
@@ -2295,7 +2236,7 @@
                 <w:numId w:val="3"/>
               </w:numPr>
               <w:suppressAutoHyphens w:val="true"/>
-              <w:overflowPunct w:val="true"/>
+              <w:overflowPunct w:val="false"/>
               <w:bidi w:val="0"/>
               <w:spacing w:before="0" w:after="0"/>
               <w:jc w:val="both"/>
@@ -2343,7 +2284,7 @@
               <w:pStyle w:val="Header"/>
               <w:widowControl/>
               <w:suppressAutoHyphens w:val="true"/>
-              <w:overflowPunct w:val="true"/>
+              <w:overflowPunct w:val="false"/>
               <w:bidi w:val="0"/>
               <w:spacing w:before="0" w:after="0"/>
               <w:jc w:val="both"/>
@@ -2377,7 +2318,7 @@
               <w:pStyle w:val="Header"/>
               <w:widowControl/>
               <w:suppressAutoHyphens w:val="true"/>
-              <w:overflowPunct w:val="true"/>
+              <w:overflowPunct w:val="false"/>
               <w:bidi w:val="0"/>
               <w:spacing w:before="0" w:after="0"/>
               <w:jc w:val="both"/>
@@ -2407,7 +2348,7 @@
               <w:pStyle w:val="Header"/>
               <w:widowControl/>
               <w:suppressAutoHyphens w:val="true"/>
-              <w:overflowPunct w:val="true"/>
+              <w:overflowPunct w:val="false"/>
               <w:bidi w:val="0"/>
               <w:spacing w:before="0" w:after="0"/>
               <w:jc w:val="both"/>
@@ -2437,7 +2378,7 @@
               <w:pStyle w:val="Header"/>
               <w:widowControl/>
               <w:suppressAutoHyphens w:val="true"/>
-              <w:overflowPunct w:val="true"/>
+              <w:overflowPunct w:val="false"/>
               <w:bidi w:val="0"/>
               <w:spacing w:before="0" w:after="0"/>
               <w:jc w:val="both"/>
@@ -2461,7 +2402,7 @@
                 <w:lang w:bidi="ar-SA"/>
               </w:rPr>
               <w:drawing>
-                <wp:anchor behindDoc="0" distT="0" distB="0" distL="0" distR="0" simplePos="0" locked="0" layoutInCell="0" allowOverlap="1" relativeHeight="10">
+                <wp:anchor behindDoc="0" distT="0" distB="0" distL="0" distR="0" simplePos="0" locked="0" layoutInCell="0" allowOverlap="1" relativeHeight="14">
                   <wp:simplePos x="0" y="0"/>
                   <wp:positionH relativeFrom="column">
                     <wp:align>center</wp:align>
@@ -2512,7 +2453,7 @@
               <w:pStyle w:val="Header"/>
               <w:widowControl/>
               <w:suppressAutoHyphens w:val="true"/>
-              <w:overflowPunct w:val="true"/>
+              <w:overflowPunct w:val="false"/>
               <w:bidi w:val="0"/>
               <w:spacing w:before="0" w:after="0"/>
               <w:jc w:val="both"/>
@@ -2574,7 +2515,7 @@
                 <w:numId w:val="2"/>
               </w:numPr>
               <w:suppressAutoHyphens w:val="true"/>
-              <w:overflowPunct w:val="true"/>
+              <w:overflowPunct w:val="false"/>
               <w:bidi w:val="0"/>
               <w:spacing w:before="0" w:after="0"/>
               <w:jc w:val="both"/>
@@ -2609,7 +2550,7 @@
               <w:pStyle w:val="Header"/>
               <w:widowControl/>
               <w:suppressAutoHyphens w:val="true"/>
-              <w:overflowPunct w:val="true"/>
+              <w:overflowPunct w:val="false"/>
               <w:bidi w:val="0"/>
               <w:spacing w:before="0" w:after="0"/>
               <w:jc w:val="left"/>
@@ -2643,7 +2584,7 @@
               <w:pStyle w:val="Header"/>
               <w:widowControl/>
               <w:suppressAutoHyphens w:val="true"/>
-              <w:overflowPunct w:val="true"/>
+              <w:overflowPunct w:val="false"/>
               <w:bidi w:val="0"/>
               <w:spacing w:before="0" w:after="0"/>
               <w:jc w:val="left"/>
@@ -2663,7 +2604,7 @@
                 <w:szCs w:val="18"/>
               </w:rPr>
               <w:drawing>
-                <wp:anchor behindDoc="0" distT="0" distB="0" distL="0" distR="0" simplePos="0" locked="0" layoutInCell="0" allowOverlap="1" relativeHeight="27">
+                <wp:anchor behindDoc="0" distT="0" distB="0" distL="0" distR="0" simplePos="0" locked="0" layoutInCell="0" allowOverlap="1" relativeHeight="31">
                   <wp:simplePos x="0" y="0"/>
                   <wp:positionH relativeFrom="column">
                     <wp:align>center</wp:align>
@@ -2745,7 +2686,7 @@
                 <w:numId w:val="3"/>
               </w:numPr>
               <w:suppressAutoHyphens w:val="true"/>
-              <w:overflowPunct w:val="true"/>
+              <w:overflowPunct w:val="false"/>
               <w:bidi w:val="0"/>
               <w:spacing w:before="0" w:after="0"/>
               <w:jc w:val="both"/>
@@ -2780,7 +2721,7 @@
               <w:pStyle w:val="Header"/>
               <w:widowControl/>
               <w:suppressAutoHyphens w:val="true"/>
-              <w:overflowPunct w:val="true"/>
+              <w:overflowPunct w:val="false"/>
               <w:bidi w:val="0"/>
               <w:spacing w:before="0" w:after="0"/>
               <w:jc w:val="both"/>
@@ -2814,7 +2755,7 @@
               <w:pStyle w:val="Header"/>
               <w:widowControl/>
               <w:suppressAutoHyphens w:val="true"/>
-              <w:overflowPunct w:val="true"/>
+              <w:overflowPunct w:val="false"/>
               <w:bidi w:val="0"/>
               <w:spacing w:before="0" w:after="0"/>
               <w:jc w:val="both"/>
@@ -2842,7 +2783,7 @@
                 <w:lang w:val="es-SV" w:eastAsia="en-US" w:bidi="ar-SA"/>
               </w:rPr>
               <w:drawing>
-                <wp:anchor behindDoc="0" distT="0" distB="0" distL="0" distR="0" simplePos="0" locked="0" layoutInCell="0" allowOverlap="1" relativeHeight="26">
+                <wp:anchor behindDoc="0" distT="0" distB="0" distL="0" distR="0" simplePos="0" locked="0" layoutInCell="0" allowOverlap="1" relativeHeight="30">
                   <wp:simplePos x="0" y="0"/>
                   <wp:positionH relativeFrom="column">
                     <wp:align>center</wp:align>
@@ -2893,7 +2834,7 @@
               <w:pStyle w:val="Header"/>
               <w:widowControl/>
               <w:suppressAutoHyphens w:val="true"/>
-              <w:overflowPunct w:val="true"/>
+              <w:overflowPunct w:val="false"/>
               <w:bidi w:val="0"/>
               <w:spacing w:before="0" w:after="0"/>
               <w:jc w:val="both"/>
@@ -2931,7 +2872,7 @@
                 <w:numId w:val="3"/>
               </w:numPr>
               <w:suppressAutoHyphens w:val="true"/>
-              <w:overflowPunct w:val="true"/>
+              <w:overflowPunct w:val="false"/>
               <w:bidi w:val="0"/>
               <w:spacing w:before="0" w:after="0"/>
               <w:jc w:val="both"/>
@@ -3046,7 +2987,7 @@
                 <w:szCs w:val="18"/>
               </w:rPr>
               <w:drawing>
-                <wp:anchor behindDoc="0" distT="0" distB="0" distL="0" distR="0" simplePos="0" locked="0" layoutInCell="0" allowOverlap="1" relativeHeight="17">
+                <wp:anchor behindDoc="0" distT="0" distB="0" distL="0" distR="0" simplePos="0" locked="0" layoutInCell="0" allowOverlap="1" relativeHeight="21">
                   <wp:simplePos x="0" y="0"/>
                   <wp:positionH relativeFrom="column">
                     <wp:align>center</wp:align>
@@ -3119,7 +3060,7 @@
               <w:pStyle w:val="Header"/>
               <w:widowControl/>
               <w:suppressAutoHyphens w:val="true"/>
-              <w:overflowPunct w:val="true"/>
+              <w:overflowPunct w:val="false"/>
               <w:bidi w:val="0"/>
               <w:spacing w:before="0" w:after="0"/>
               <w:jc w:val="left"/>
@@ -3251,7 +3192,7 @@
                 <w:numId w:val="2"/>
               </w:numPr>
               <w:suppressAutoHyphens w:val="true"/>
-              <w:overflowPunct w:val="true"/>
+              <w:overflowPunct w:val="false"/>
               <w:bidi w:val="0"/>
               <w:spacing w:before="0" w:after="0"/>
               <w:jc w:val="both"/>
@@ -3373,7 +3314,7 @@
                 <w:lang w:bidi="ar-SA"/>
               </w:rPr>
               <w:drawing>
-                <wp:anchor behindDoc="0" distT="0" distB="0" distL="0" distR="0" simplePos="0" locked="0" layoutInCell="0" allowOverlap="1" relativeHeight="24">
+                <wp:anchor behindDoc="0" distT="0" distB="0" distL="0" distR="0" simplePos="0" locked="0" layoutInCell="0" allowOverlap="1" relativeHeight="28">
                   <wp:simplePos x="0" y="0"/>
                   <wp:positionH relativeFrom="column">
                     <wp:align>center</wp:align>
@@ -3459,7 +3400,7 @@
                 <w:numId w:val="3"/>
               </w:numPr>
               <w:suppressAutoHyphens w:val="true"/>
-              <w:overflowPunct w:val="true"/>
+              <w:overflowPunct w:val="false"/>
               <w:bidi w:val="0"/>
               <w:spacing w:before="0" w:after="0"/>
               <w:jc w:val="both"/>
@@ -3494,7 +3435,7 @@
               <w:pStyle w:val="Header"/>
               <w:widowControl/>
               <w:suppressAutoHyphens w:val="true"/>
-              <w:overflowPunct w:val="true"/>
+              <w:overflowPunct w:val="false"/>
               <w:bidi w:val="0"/>
               <w:spacing w:before="0" w:after="0"/>
               <w:jc w:val="left"/>
@@ -3528,7 +3469,7 @@
               <w:pStyle w:val="Header"/>
               <w:widowControl/>
               <w:suppressAutoHyphens w:val="true"/>
-              <w:overflowPunct w:val="true"/>
+              <w:overflowPunct w:val="false"/>
               <w:bidi w:val="0"/>
               <w:spacing w:before="0" w:after="0"/>
               <w:jc w:val="left"/>
@@ -3556,7 +3497,7 @@
                 <w:lang w:val="es-SV" w:eastAsia="en-US" w:bidi="ar-SA"/>
               </w:rPr>
               <w:drawing>
-                <wp:anchor behindDoc="0" distT="0" distB="0" distL="0" distR="0" simplePos="0" locked="0" layoutInCell="0" allowOverlap="1" relativeHeight="22">
+                <wp:anchor behindDoc="0" distT="0" distB="0" distL="0" distR="0" simplePos="0" locked="0" layoutInCell="0" allowOverlap="1" relativeHeight="26">
                   <wp:simplePos x="0" y="0"/>
                   <wp:positionH relativeFrom="column">
                     <wp:align>center</wp:align>
@@ -3607,7 +3548,7 @@
               <w:pStyle w:val="Header"/>
               <w:widowControl/>
               <w:suppressAutoHyphens w:val="true"/>
-              <w:overflowPunct w:val="true"/>
+              <w:overflowPunct w:val="false"/>
               <w:bidi w:val="0"/>
               <w:spacing w:before="0" w:after="0"/>
               <w:jc w:val="left"/>
@@ -3645,7 +3586,7 @@
                 <w:numId w:val="3"/>
               </w:numPr>
               <w:suppressAutoHyphens w:val="true"/>
-              <w:overflowPunct w:val="true"/>
+              <w:overflowPunct w:val="false"/>
               <w:bidi w:val="0"/>
               <w:spacing w:before="0" w:after="0"/>
               <w:jc w:val="both"/>
@@ -3709,7 +3650,7 @@
               <w:pStyle w:val="Header"/>
               <w:widowControl/>
               <w:suppressAutoHyphens w:val="true"/>
-              <w:overflowPunct w:val="true"/>
+              <w:overflowPunct w:val="false"/>
               <w:bidi w:val="0"/>
               <w:spacing w:before="0" w:after="0"/>
               <w:jc w:val="left"/>
@@ -3743,7 +3684,7 @@
               <w:pStyle w:val="Header"/>
               <w:widowControl/>
               <w:suppressAutoHyphens w:val="true"/>
-              <w:overflowPunct w:val="true"/>
+              <w:overflowPunct w:val="false"/>
               <w:bidi w:val="0"/>
               <w:spacing w:before="0" w:after="0"/>
               <w:jc w:val="left"/>
@@ -3771,7 +3712,7 @@
                 <w:lang w:val="es-SV" w:eastAsia="en-US" w:bidi="ar-SA"/>
               </w:rPr>
               <w:drawing>
-                <wp:anchor behindDoc="0" distT="0" distB="0" distL="0" distR="0" simplePos="0" locked="0" layoutInCell="0" allowOverlap="1" relativeHeight="18">
+                <wp:anchor behindDoc="0" distT="0" distB="0" distL="0" distR="0" simplePos="0" locked="0" layoutInCell="0" allowOverlap="1" relativeHeight="22">
                   <wp:simplePos x="0" y="0"/>
                   <wp:positionH relativeFrom="column">
                     <wp:align>center</wp:align>
@@ -3822,7 +3763,7 @@
               <w:pStyle w:val="Header"/>
               <w:widowControl/>
               <w:suppressAutoHyphens w:val="true"/>
-              <w:overflowPunct w:val="true"/>
+              <w:overflowPunct w:val="false"/>
               <w:bidi w:val="0"/>
               <w:spacing w:before="0" w:after="0"/>
               <w:jc w:val="left"/>
@@ -3856,7 +3797,7 @@
               <w:pStyle w:val="Header"/>
               <w:widowControl/>
               <w:suppressAutoHyphens w:val="true"/>
-              <w:overflowPunct w:val="true"/>
+              <w:overflowPunct w:val="false"/>
               <w:bidi w:val="0"/>
               <w:spacing w:before="0" w:after="0"/>
               <w:jc w:val="left"/>
@@ -3894,7 +3835,7 @@
                 <w:numId w:val="2"/>
               </w:numPr>
               <w:suppressAutoHyphens w:val="true"/>
-              <w:overflowPunct w:val="true"/>
+              <w:overflowPunct w:val="false"/>
               <w:bidi w:val="0"/>
               <w:spacing w:before="0" w:after="0"/>
               <w:jc w:val="both"/>
@@ -3929,7 +3870,7 @@
               <w:pStyle w:val="Header"/>
               <w:widowControl/>
               <w:suppressAutoHyphens w:val="true"/>
-              <w:overflowPunct w:val="true"/>
+              <w:overflowPunct w:val="false"/>
               <w:bidi w:val="0"/>
               <w:spacing w:before="0" w:after="0"/>
               <w:jc w:val="left"/>
@@ -3963,7 +3904,7 @@
               <w:pStyle w:val="Header"/>
               <w:widowControl/>
               <w:suppressAutoHyphens w:val="true"/>
-              <w:overflowPunct w:val="true"/>
+              <w:overflowPunct w:val="false"/>
               <w:bidi w:val="0"/>
               <w:spacing w:before="0" w:after="0"/>
               <w:jc w:val="left"/>
@@ -3991,7 +3932,7 @@
                 <w:lang w:val="es-SV" w:eastAsia="en-US" w:bidi="ar-SA"/>
               </w:rPr>
               <w:drawing>
-                <wp:anchor behindDoc="0" distT="0" distB="0" distL="0" distR="0" simplePos="0" locked="0" layoutInCell="0" allowOverlap="1" relativeHeight="21">
+                <wp:anchor behindDoc="0" distT="0" distB="0" distL="0" distR="0" simplePos="0" locked="0" layoutInCell="0" allowOverlap="1" relativeHeight="25">
                   <wp:simplePos x="0" y="0"/>
                   <wp:positionH relativeFrom="column">
                     <wp:align>center</wp:align>
@@ -4042,7 +3983,7 @@
               <w:pStyle w:val="Header"/>
               <w:widowControl/>
               <w:suppressAutoHyphens w:val="true"/>
-              <w:overflowPunct w:val="true"/>
+              <w:overflowPunct w:val="false"/>
               <w:bidi w:val="0"/>
               <w:spacing w:before="0" w:after="0"/>
               <w:jc w:val="left"/>
@@ -4080,7 +4021,7 @@
                 <w:numId w:val="3"/>
               </w:numPr>
               <w:suppressAutoHyphens w:val="true"/>
-              <w:overflowPunct w:val="true"/>
+              <w:overflowPunct w:val="false"/>
               <w:bidi w:val="0"/>
               <w:spacing w:before="0" w:after="0"/>
               <w:jc w:val="both"/>
@@ -4115,7 +4056,7 @@
               <w:pStyle w:val="Header"/>
               <w:widowControl/>
               <w:suppressAutoHyphens w:val="true"/>
-              <w:overflowPunct w:val="true"/>
+              <w:overflowPunct w:val="false"/>
               <w:bidi w:val="0"/>
               <w:spacing w:before="0" w:after="0"/>
               <w:jc w:val="left"/>
@@ -4149,7 +4090,7 @@
               <w:pStyle w:val="Header"/>
               <w:widowControl/>
               <w:suppressAutoHyphens w:val="true"/>
-              <w:overflowPunct w:val="true"/>
+              <w:overflowPunct w:val="false"/>
               <w:bidi w:val="0"/>
               <w:spacing w:before="0" w:after="0"/>
               <w:jc w:val="left"/>
@@ -4177,7 +4118,7 @@
                 <w:lang w:val="es-SV" w:eastAsia="en-US" w:bidi="ar-SA"/>
               </w:rPr>
               <w:drawing>
-                <wp:anchor behindDoc="0" distT="0" distB="0" distL="0" distR="0" simplePos="0" locked="0" layoutInCell="0" allowOverlap="1" relativeHeight="23">
+                <wp:anchor behindDoc="0" distT="0" distB="0" distL="0" distR="0" simplePos="0" locked="0" layoutInCell="0" allowOverlap="1" relativeHeight="27">
                   <wp:simplePos x="0" y="0"/>
                   <wp:positionH relativeFrom="column">
                     <wp:align>center</wp:align>
@@ -4228,7 +4169,7 @@
               <w:pStyle w:val="Header"/>
               <w:widowControl/>
               <w:suppressAutoHyphens w:val="true"/>
-              <w:overflowPunct w:val="true"/>
+              <w:overflowPunct w:val="false"/>
               <w:bidi w:val="0"/>
               <w:spacing w:before="0" w:after="0"/>
               <w:jc w:val="left"/>
@@ -4266,7 +4207,7 @@
                 <w:numId w:val="3"/>
               </w:numPr>
               <w:suppressAutoHyphens w:val="true"/>
-              <w:overflowPunct w:val="true"/>
+              <w:overflowPunct w:val="false"/>
               <w:bidi w:val="0"/>
               <w:spacing w:before="0" w:after="0"/>
               <w:jc w:val="both"/>
@@ -4330,7 +4271,7 @@
               <w:pStyle w:val="Header"/>
               <w:widowControl/>
               <w:suppressAutoHyphens w:val="true"/>
-              <w:overflowPunct w:val="true"/>
+              <w:overflowPunct w:val="false"/>
               <w:bidi w:val="0"/>
               <w:spacing w:before="0" w:after="0"/>
               <w:jc w:val="left"/>
@@ -4364,7 +4305,7 @@
               <w:pStyle w:val="Header"/>
               <w:widowControl/>
               <w:suppressAutoHyphens w:val="true"/>
-              <w:overflowPunct w:val="true"/>
+              <w:overflowPunct w:val="false"/>
               <w:bidi w:val="0"/>
               <w:spacing w:before="0" w:after="0"/>
               <w:jc w:val="left"/>
@@ -4392,7 +4333,7 @@
                 <w:lang w:val="es-SV" w:eastAsia="en-US" w:bidi="ar-SA"/>
               </w:rPr>
               <w:drawing>
-                <wp:anchor behindDoc="0" distT="0" distB="0" distL="0" distR="0" simplePos="0" locked="0" layoutInCell="0" allowOverlap="1" relativeHeight="13">
+                <wp:anchor behindDoc="0" distT="0" distB="0" distL="0" distR="0" simplePos="0" locked="0" layoutInCell="0" allowOverlap="1" relativeHeight="17">
                   <wp:simplePos x="0" y="0"/>
                   <wp:positionH relativeFrom="column">
                     <wp:align>center</wp:align>
@@ -4443,7 +4384,7 @@
               <w:pStyle w:val="Header"/>
               <w:widowControl/>
               <w:suppressAutoHyphens w:val="true"/>
-              <w:overflowPunct w:val="true"/>
+              <w:overflowPunct w:val="false"/>
               <w:bidi w:val="0"/>
               <w:spacing w:before="0" w:after="0"/>
               <w:jc w:val="left"/>
@@ -4542,7 +4483,7 @@
                 <w:numId w:val="3"/>
               </w:numPr>
               <w:suppressAutoHyphens w:val="true"/>
-              <w:overflowPunct w:val="true"/>
+              <w:overflowPunct w:val="false"/>
               <w:bidi w:val="0"/>
               <w:spacing w:before="0" w:after="0"/>
               <w:jc w:val="both"/>
@@ -4568,7 +4509,7 @@
               <w:pStyle w:val="Header"/>
               <w:widowControl/>
               <w:suppressAutoHyphens w:val="true"/>
-              <w:overflowPunct w:val="true"/>
+              <w:overflowPunct w:val="false"/>
               <w:bidi w:val="0"/>
               <w:spacing w:before="0" w:after="0"/>
               <w:jc w:val="both"/>
@@ -4606,7 +4547,7 @@
                 <w:numId w:val="3"/>
               </w:numPr>
               <w:suppressAutoHyphens w:val="true"/>
-              <w:overflowPunct w:val="true"/>
+              <w:overflowPunct w:val="false"/>
               <w:bidi w:val="0"/>
               <w:spacing w:before="0" w:after="0"/>
               <w:jc w:val="both"/>
@@ -4645,7 +4586,7 @@
                 <w:numId w:val="3"/>
               </w:numPr>
               <w:suppressAutoHyphens w:val="true"/>
-              <w:overflowPunct w:val="true"/>
+              <w:overflowPunct w:val="false"/>
               <w:bidi w:val="0"/>
               <w:spacing w:before="0" w:after="0"/>
               <w:jc w:val="both"/>
@@ -4680,7 +4621,7 @@
               <w:pStyle w:val="Header"/>
               <w:widowControl/>
               <w:suppressAutoHyphens w:val="true"/>
-              <w:overflowPunct w:val="true"/>
+              <w:overflowPunct w:val="false"/>
               <w:bidi w:val="0"/>
               <w:spacing w:before="0" w:after="0"/>
               <w:jc w:val="both"/>
@@ -4714,7 +4655,7 @@
               <w:pStyle w:val="Header"/>
               <w:widowControl/>
               <w:suppressAutoHyphens w:val="true"/>
-              <w:overflowPunct w:val="true"/>
+              <w:overflowPunct w:val="false"/>
               <w:bidi w:val="0"/>
               <w:spacing w:before="0" w:after="0"/>
               <w:jc w:val="both"/>
@@ -4752,7 +4693,7 @@
                 <w:numId w:val="3"/>
               </w:numPr>
               <w:suppressAutoHyphens w:val="true"/>
-              <w:overflowPunct w:val="true"/>
+              <w:overflowPunct w:val="false"/>
               <w:bidi w:val="0"/>
               <w:spacing w:before="0" w:after="0"/>
               <w:jc w:val="both"/>
@@ -4787,7 +4728,7 @@
               <w:pStyle w:val="Header"/>
               <w:widowControl/>
               <w:suppressAutoHyphens w:val="true"/>
-              <w:overflowPunct w:val="true"/>
+              <w:overflowPunct w:val="false"/>
               <w:bidi w:val="0"/>
               <w:spacing w:before="0" w:after="0"/>
               <w:jc w:val="both"/>
@@ -4821,7 +4762,7 @@
               <w:pStyle w:val="Header"/>
               <w:widowControl/>
               <w:suppressAutoHyphens w:val="true"/>
-              <w:overflowPunct w:val="true"/>
+              <w:overflowPunct w:val="false"/>
               <w:bidi w:val="0"/>
               <w:spacing w:before="0" w:after="0"/>
               <w:jc w:val="both"/>
@@ -4849,7 +4790,7 @@
                 <w:lang w:val="es-SV" w:eastAsia="en-US" w:bidi="ar-SA"/>
               </w:rPr>
               <w:drawing>
-                <wp:anchor behindDoc="0" distT="0" distB="0" distL="0" distR="0" simplePos="0" locked="0" layoutInCell="0" allowOverlap="1" relativeHeight="15">
+                <wp:anchor behindDoc="0" distT="0" distB="0" distL="0" distR="0" simplePos="0" locked="0" layoutInCell="0" allowOverlap="1" relativeHeight="19">
                   <wp:simplePos x="0" y="0"/>
                   <wp:positionH relativeFrom="column">
                     <wp:align>center</wp:align>
@@ -4900,7 +4841,7 @@
               <w:pStyle w:val="Header"/>
               <w:widowControl/>
               <w:suppressAutoHyphens w:val="true"/>
-              <w:overflowPunct w:val="true"/>
+              <w:overflowPunct w:val="false"/>
               <w:bidi w:val="0"/>
               <w:spacing w:before="0" w:after="0"/>
               <w:jc w:val="both"/>
@@ -4938,7 +4879,7 @@
                 <w:numId w:val="3"/>
               </w:numPr>
               <w:suppressAutoHyphens w:val="true"/>
-              <w:overflowPunct w:val="true"/>
+              <w:overflowPunct w:val="false"/>
               <w:bidi w:val="0"/>
               <w:spacing w:before="0" w:after="0"/>
               <w:jc w:val="both"/>
@@ -4973,7 +4914,7 @@
               <w:pStyle w:val="Header"/>
               <w:widowControl/>
               <w:suppressAutoHyphens w:val="true"/>
-              <w:overflowPunct w:val="true"/>
+              <w:overflowPunct w:val="false"/>
               <w:bidi w:val="0"/>
               <w:spacing w:before="0" w:after="0"/>
               <w:jc w:val="both"/>
@@ -5007,7 +4948,7 @@
               <w:pStyle w:val="Header"/>
               <w:widowControl/>
               <w:suppressAutoHyphens w:val="true"/>
-              <w:overflowPunct w:val="true"/>
+              <w:overflowPunct w:val="false"/>
               <w:bidi w:val="0"/>
               <w:spacing w:before="0" w:after="0"/>
               <w:jc w:val="both"/>
@@ -5035,7 +4976,7 @@
                 <w:lang w:val="es-SV" w:eastAsia="en-US" w:bidi="ar-SA"/>
               </w:rPr>
               <w:drawing>
-                <wp:anchor behindDoc="0" distT="0" distB="0" distL="0" distR="0" simplePos="0" locked="0" layoutInCell="0" allowOverlap="1" relativeHeight="14">
+                <wp:anchor behindDoc="0" distT="0" distB="0" distL="0" distR="0" simplePos="0" locked="0" layoutInCell="0" allowOverlap="1" relativeHeight="18">
                   <wp:simplePos x="0" y="0"/>
                   <wp:positionH relativeFrom="column">
                     <wp:align>center</wp:align>
@@ -5086,7 +5027,7 @@
               <w:pStyle w:val="Header"/>
               <w:widowControl/>
               <w:suppressAutoHyphens w:val="true"/>
-              <w:overflowPunct w:val="true"/>
+              <w:overflowPunct w:val="false"/>
               <w:bidi w:val="0"/>
               <w:spacing w:before="0" w:after="0"/>
               <w:jc w:val="both"/>
@@ -5124,7 +5065,7 @@
                 <w:numId w:val="3"/>
               </w:numPr>
               <w:suppressAutoHyphens w:val="true"/>
-              <w:overflowPunct w:val="true"/>
+              <w:overflowPunct w:val="false"/>
               <w:bidi w:val="0"/>
               <w:spacing w:before="0" w:after="0"/>
               <w:jc w:val="both"/>
@@ -5168,7 +5109,7 @@
               <w:pStyle w:val="Header"/>
               <w:widowControl/>
               <w:suppressAutoHyphens w:val="true"/>
-              <w:overflowPunct w:val="true"/>
+              <w:overflowPunct w:val="false"/>
               <w:bidi w:val="0"/>
               <w:spacing w:before="0" w:after="0"/>
               <w:jc w:val="both"/>
@@ -5202,7 +5143,7 @@
               <w:pStyle w:val="Header"/>
               <w:widowControl/>
               <w:suppressAutoHyphens w:val="true"/>
-              <w:overflowPunct w:val="true"/>
+              <w:overflowPunct w:val="false"/>
               <w:bidi w:val="0"/>
               <w:spacing w:before="0" w:after="0"/>
               <w:jc w:val="both"/>
@@ -5236,7 +5177,7 @@
               <w:pStyle w:val="Header"/>
               <w:widowControl/>
               <w:suppressAutoHyphens w:val="true"/>
-              <w:overflowPunct w:val="true"/>
+              <w:overflowPunct w:val="false"/>
               <w:bidi w:val="0"/>
               <w:spacing w:before="0" w:after="0"/>
               <w:jc w:val="both"/>
@@ -5264,7 +5205,7 @@
                 <w:lang w:val="es-SV" w:eastAsia="en-US" w:bidi="ar-SA"/>
               </w:rPr>
               <w:drawing>
-                <wp:anchor behindDoc="0" distT="0" distB="0" distL="0" distR="0" simplePos="0" locked="0" layoutInCell="0" allowOverlap="1" relativeHeight="11">
+                <wp:anchor behindDoc="0" distT="0" distB="0" distL="0" distR="0" simplePos="0" locked="0" layoutInCell="0" allowOverlap="1" relativeHeight="15">
                   <wp:simplePos x="0" y="0"/>
                   <wp:positionH relativeFrom="column">
                     <wp:align>center</wp:align>
@@ -5315,7 +5256,7 @@
               <w:pStyle w:val="Header"/>
               <w:widowControl/>
               <w:suppressAutoHyphens w:val="true"/>
-              <w:overflowPunct w:val="true"/>
+              <w:overflowPunct w:val="false"/>
               <w:bidi w:val="0"/>
               <w:spacing w:before="0" w:after="0"/>
               <w:jc w:val="both"/>
@@ -5353,7 +5294,7 @@
                 <w:numId w:val="3"/>
               </w:numPr>
               <w:suppressAutoHyphens w:val="true"/>
-              <w:overflowPunct w:val="true"/>
+              <w:overflowPunct w:val="false"/>
               <w:bidi w:val="0"/>
               <w:spacing w:before="0" w:after="0"/>
               <w:jc w:val="both"/>
@@ -5388,7 +5329,7 @@
               <w:pStyle w:val="Header"/>
               <w:widowControl/>
               <w:suppressAutoHyphens w:val="true"/>
-              <w:overflowPunct w:val="true"/>
+              <w:overflowPunct w:val="false"/>
               <w:bidi w:val="0"/>
               <w:spacing w:before="0" w:after="0"/>
               <w:jc w:val="both"/>
@@ -5416,7 +5357,7 @@
                 <w:lang w:val="es-SV" w:eastAsia="en-US" w:bidi="ar-SA"/>
               </w:rPr>
               <w:drawing>
-                <wp:anchor behindDoc="0" distT="0" distB="0" distL="0" distR="0" simplePos="0" locked="0" layoutInCell="0" allowOverlap="1" relativeHeight="28">
+                <wp:anchor behindDoc="0" distT="0" distB="0" distL="0" distR="0" simplePos="0" locked="0" layoutInCell="0" allowOverlap="1" relativeHeight="32">
                   <wp:simplePos x="0" y="0"/>
                   <wp:positionH relativeFrom="column">
                     <wp:align>center</wp:align>
@@ -5467,7 +5408,7 @@
               <w:pStyle w:val="Header"/>
               <w:widowControl/>
               <w:suppressAutoHyphens w:val="true"/>
-              <w:overflowPunct w:val="true"/>
+              <w:overflowPunct w:val="false"/>
               <w:bidi w:val="0"/>
               <w:spacing w:before="0" w:after="0"/>
               <w:jc w:val="both"/>
@@ -5501,7 +5442,7 @@
               <w:pStyle w:val="Header"/>
               <w:widowControl/>
               <w:suppressAutoHyphens w:val="true"/>
-              <w:overflowPunct w:val="true"/>
+              <w:overflowPunct w:val="false"/>
               <w:bidi w:val="0"/>
               <w:spacing w:before="0" w:after="0"/>
               <w:jc w:val="both"/>
@@ -5535,7 +5476,7 @@
               <w:pStyle w:val="Header"/>
               <w:widowControl/>
               <w:suppressAutoHyphens w:val="true"/>
-              <w:overflowPunct w:val="true"/>
+              <w:overflowPunct w:val="false"/>
               <w:bidi w:val="0"/>
               <w:spacing w:before="0" w:after="0"/>
               <w:jc w:val="both"/>
@@ -5573,7 +5514,7 @@
                 <w:numId w:val="3"/>
               </w:numPr>
               <w:suppressAutoHyphens w:val="true"/>
-              <w:overflowPunct w:val="true"/>
+              <w:overflowPunct w:val="false"/>
               <w:bidi w:val="0"/>
               <w:spacing w:before="0" w:after="0"/>
               <w:jc w:val="both"/>
@@ -5608,7 +5549,7 @@
               <w:pStyle w:val="Header"/>
               <w:widowControl/>
               <w:suppressAutoHyphens w:val="true"/>
-              <w:overflowPunct w:val="true"/>
+              <w:overflowPunct w:val="false"/>
               <w:bidi w:val="0"/>
               <w:spacing w:before="0" w:after="0"/>
               <w:jc w:val="both"/>
@@ -5642,7 +5583,7 @@
               <w:pStyle w:val="Header"/>
               <w:widowControl/>
               <w:suppressAutoHyphens w:val="true"/>
-              <w:overflowPunct w:val="true"/>
+              <w:overflowPunct w:val="false"/>
               <w:bidi w:val="0"/>
               <w:spacing w:before="0" w:after="0"/>
               <w:jc w:val="both"/>
@@ -5670,7 +5611,7 @@
                 <w:lang w:val="es-SV" w:eastAsia="en-US" w:bidi="ar-SA"/>
               </w:rPr>
               <w:drawing>
-                <wp:anchor behindDoc="0" distT="0" distB="0" distL="0" distR="0" simplePos="0" locked="0" layoutInCell="0" allowOverlap="1" relativeHeight="20">
+                <wp:anchor behindDoc="0" distT="0" distB="0" distL="0" distR="0" simplePos="0" locked="0" layoutInCell="0" allowOverlap="1" relativeHeight="24">
                   <wp:simplePos x="0" y="0"/>
                   <wp:positionH relativeFrom="column">
                     <wp:align>center</wp:align>
@@ -5721,7 +5662,7 @@
               <w:pStyle w:val="Header"/>
               <w:widowControl/>
               <w:suppressAutoHyphens w:val="true"/>
-              <w:overflowPunct w:val="true"/>
+              <w:overflowPunct w:val="false"/>
               <w:bidi w:val="0"/>
               <w:spacing w:before="0" w:after="0"/>
               <w:jc w:val="both"/>
@@ -5759,7 +5700,7 @@
                 <w:numId w:val="3"/>
               </w:numPr>
               <w:suppressAutoHyphens w:val="true"/>
-              <w:overflowPunct w:val="true"/>
+              <w:overflowPunct w:val="false"/>
               <w:bidi w:val="0"/>
               <w:spacing w:before="0" w:after="0"/>
               <w:jc w:val="both"/>
@@ -5794,7 +5735,7 @@
               <w:pStyle w:val="Header"/>
               <w:widowControl/>
               <w:suppressAutoHyphens w:val="true"/>
-              <w:overflowPunct w:val="true"/>
+              <w:overflowPunct w:val="false"/>
               <w:bidi w:val="0"/>
               <w:spacing w:before="0" w:after="0"/>
               <w:jc w:val="both"/>
@@ -5828,7 +5769,7 @@
               <w:pStyle w:val="Header"/>
               <w:widowControl/>
               <w:suppressAutoHyphens w:val="true"/>
-              <w:overflowPunct w:val="true"/>
+              <w:overflowPunct w:val="false"/>
               <w:bidi w:val="0"/>
               <w:spacing w:before="0" w:after="0"/>
               <w:jc w:val="both"/>
@@ -5856,7 +5797,7 @@
                 <w:lang w:val="es-SV" w:eastAsia="en-US" w:bidi="ar-SA"/>
               </w:rPr>
               <w:drawing>
-                <wp:anchor behindDoc="0" distT="0" distB="0" distL="0" distR="0" simplePos="0" locked="0" layoutInCell="0" allowOverlap="1" relativeHeight="19">
+                <wp:anchor behindDoc="0" distT="0" distB="0" distL="0" distR="0" simplePos="0" locked="0" layoutInCell="0" allowOverlap="1" relativeHeight="23">
                   <wp:simplePos x="0" y="0"/>
                   <wp:positionH relativeFrom="column">
                     <wp:align>center</wp:align>
@@ -5907,7 +5848,7 @@
               <w:pStyle w:val="Header"/>
               <w:widowControl/>
               <w:suppressAutoHyphens w:val="true"/>
-              <w:overflowPunct w:val="true"/>
+              <w:overflowPunct w:val="false"/>
               <w:bidi w:val="0"/>
               <w:spacing w:before="0" w:after="0"/>
               <w:jc w:val="both"/>
@@ -5945,7 +5886,7 @@
                 <w:numId w:val="3"/>
               </w:numPr>
               <w:suppressAutoHyphens w:val="true"/>
-              <w:overflowPunct w:val="true"/>
+              <w:overflowPunct w:val="false"/>
               <w:bidi w:val="0"/>
               <w:spacing w:before="0" w:after="0"/>
               <w:jc w:val="both"/>
@@ -5989,7 +5930,7 @@
               <w:pStyle w:val="Header"/>
               <w:widowControl/>
               <w:suppressAutoHyphens w:val="true"/>
-              <w:overflowPunct w:val="true"/>
+              <w:overflowPunct w:val="false"/>
               <w:bidi w:val="0"/>
               <w:spacing w:before="0" w:after="0"/>
               <w:jc w:val="both"/>
@@ -6023,7 +5964,7 @@
               <w:pStyle w:val="Header"/>
               <w:widowControl/>
               <w:suppressAutoHyphens w:val="true"/>
-              <w:overflowPunct w:val="true"/>
+              <w:overflowPunct w:val="false"/>
               <w:bidi w:val="0"/>
               <w:spacing w:before="0" w:after="0"/>
               <w:jc w:val="both"/>
@@ -6051,7 +5992,7 @@
                 <w:lang w:val="es-SV" w:eastAsia="en-US" w:bidi="ar-SA"/>
               </w:rPr>
               <w:drawing>
-                <wp:anchor behindDoc="0" distT="0" distB="0" distL="0" distR="0" simplePos="0" locked="0" layoutInCell="0" allowOverlap="1" relativeHeight="25">
+                <wp:anchor behindDoc="0" distT="0" distB="0" distL="0" distR="0" simplePos="0" locked="0" layoutInCell="0" allowOverlap="1" relativeHeight="29">
                   <wp:simplePos x="0" y="0"/>
                   <wp:positionH relativeFrom="column">
                     <wp:align>center</wp:align>
@@ -6102,7 +6043,7 @@
               <w:pStyle w:val="Header"/>
               <w:widowControl/>
               <w:suppressAutoHyphens w:val="true"/>
-              <w:overflowPunct w:val="true"/>
+              <w:overflowPunct w:val="false"/>
               <w:bidi w:val="0"/>
               <w:spacing w:before="0" w:after="0"/>
               <w:jc w:val="both"/>
@@ -6140,7 +6081,7 @@
                 <w:numId w:val="3"/>
               </w:numPr>
               <w:suppressAutoHyphens w:val="true"/>
-              <w:overflowPunct w:val="true"/>
+              <w:overflowPunct w:val="false"/>
               <w:bidi w:val="0"/>
               <w:spacing w:before="0" w:after="0"/>
               <w:jc w:val="both"/>
@@ -6175,7 +6116,7 @@
               <w:pStyle w:val="Header"/>
               <w:widowControl/>
               <w:suppressAutoHyphens w:val="true"/>
-              <w:overflowPunct w:val="true"/>
+              <w:overflowPunct w:val="false"/>
               <w:bidi w:val="0"/>
               <w:spacing w:before="0" w:after="0"/>
               <w:jc w:val="both"/>
@@ -6203,7 +6144,7 @@
                 <w:lang w:val="es-SV" w:eastAsia="en-US" w:bidi="ar-SA"/>
               </w:rPr>
               <w:drawing>
-                <wp:anchor behindDoc="0" distT="0" distB="0" distL="0" distR="0" simplePos="0" locked="0" layoutInCell="0" allowOverlap="1" relativeHeight="29">
+                <wp:anchor behindDoc="0" distT="0" distB="0" distL="0" distR="0" simplePos="0" locked="0" layoutInCell="0" allowOverlap="1" relativeHeight="33">
                   <wp:simplePos x="0" y="0"/>
                   <wp:positionH relativeFrom="column">
                     <wp:align>center</wp:align>
@@ -6254,7 +6195,7 @@
               <w:pStyle w:val="Header"/>
               <w:widowControl/>
               <w:suppressAutoHyphens w:val="true"/>
-              <w:overflowPunct w:val="true"/>
+              <w:overflowPunct w:val="false"/>
               <w:bidi w:val="0"/>
               <w:spacing w:before="0" w:after="0"/>
               <w:jc w:val="both"/>
@@ -6288,7 +6229,7 @@
               <w:pStyle w:val="Header"/>
               <w:widowControl/>
               <w:suppressAutoHyphens w:val="true"/>
-              <w:overflowPunct w:val="true"/>
+              <w:overflowPunct w:val="false"/>
               <w:bidi w:val="0"/>
               <w:spacing w:before="0" w:after="0"/>
               <w:jc w:val="both"/>
@@ -6322,7 +6263,7 @@
               <w:pStyle w:val="Header"/>
               <w:widowControl/>
               <w:suppressAutoHyphens w:val="true"/>
-              <w:overflowPunct w:val="true"/>
+              <w:overflowPunct w:val="false"/>
               <w:bidi w:val="0"/>
               <w:spacing w:before="0" w:after="0"/>
               <w:jc w:val="left"/>
@@ -6356,7 +6297,4930 @@
               <w:pStyle w:val="Header"/>
               <w:widowControl/>
               <w:suppressAutoHyphens w:val="true"/>
-              <w:overflowPunct w:val="true"/>
+              <w:overflowPunct w:val="false"/>
+              <w:bidi w:val="0"/>
+              <w:spacing w:before="0" w:after="0"/>
+              <w:jc w:val="left"/>
+              <w:textAlignment w:val="baseline"/>
+              <w:rPr>
+                <w:rFonts w:ascii="Arial" w:hAnsi="Arial" w:eastAsia="Times New Roman" w:cs="Arial"/>
+                <w:b/>
+                <w:bCs/>
+                <w:color w:val="000000"/>
+                <w:kern w:val="0"/>
+                <w:sz w:val="18"/>
+                <w:szCs w:val="18"/>
+                <w:lang w:val="es-SV" w:eastAsia="en-US" w:bidi="ar-SA"/>
+              </w:rPr>
+            </w:pPr>
+            <w:r>
+              <w:rPr>
+                <w:rFonts w:eastAsia="Times New Roman" w:cs="Arial" w:ascii="Arial" w:hAnsi="Arial"/>
+                <w:b/>
+                <w:bCs/>
+                <w:color w:val="000000"/>
+                <w:kern w:val="0"/>
+                <w:sz w:val="18"/>
+                <w:szCs w:val="18"/>
+                <w:lang w:val="es-SV" w:eastAsia="en-US" w:bidi="ar-SA"/>
+              </w:rPr>
+            </w:r>
+          </w:p>
+          <w:p>
+            <w:pPr>
+              <w:pStyle w:val="Header"/>
+              <w:widowControl/>
+              <w:spacing w:before="0" w:after="0"/>
+              <w:ind w:hanging="0" w:left="720"/>
+              <w:jc w:val="left"/>
+              <w:rPr>
+                <w:rFonts w:ascii="Georgia" w:hAnsi="Georgia" w:eastAsia="Times New Roman" w:cs="Arial"/>
+                <w:b/>
+                <w:bCs/>
+                <w:color w:val="000000"/>
+                <w:kern w:val="0"/>
+                <w:sz w:val="20"/>
+                <w:szCs w:val="20"/>
+                <w:lang w:bidi="ar-SA"/>
+              </w:rPr>
+            </w:pPr>
+            <w:r>
+              <w:rPr>
+                <w:rFonts w:ascii="Georgia" w:hAnsi="Georgia"/>
+                <w:sz w:val="20"/>
+                <w:szCs w:val="20"/>
+              </w:rPr>
+              <w:t xml:space="preserve">-: Api </w:t>
+            </w:r>
+            <w:r>
+              <w:rPr>
+                <w:rFonts w:ascii="Georgia" w:hAnsi="Georgia"/>
+                <w:sz w:val="20"/>
+                <w:szCs w:val="20"/>
+              </w:rPr>
+              <w:t>SendPassCode</w:t>
+            </w:r>
+            <w:r>
+              <w:rPr>
+                <w:rFonts w:ascii="Georgia" w:hAnsi="Georgia"/>
+                <w:sz w:val="20"/>
+                <w:szCs w:val="20"/>
+              </w:rPr>
+              <w:t xml:space="preserve"> :-</w:t>
+            </w:r>
+          </w:p>
+          <w:p>
+            <w:pPr>
+              <w:pStyle w:val="Header"/>
+              <w:widowControl/>
+              <w:suppressAutoHyphens w:val="true"/>
+              <w:overflowPunct w:val="false"/>
+              <w:bidi w:val="0"/>
+              <w:spacing w:before="0" w:after="0"/>
+              <w:jc w:val="left"/>
+              <w:textAlignment w:val="baseline"/>
+              <w:rPr>
+                <w:rFonts w:ascii="Arial" w:hAnsi="Arial" w:eastAsia="Times New Roman" w:cs="Arial"/>
+                <w:b/>
+                <w:bCs/>
+                <w:color w:val="000000"/>
+                <w:kern w:val="0"/>
+                <w:sz w:val="18"/>
+                <w:szCs w:val="18"/>
+                <w:lang w:val="es-SV" w:eastAsia="en-US" w:bidi="ar-SA"/>
+              </w:rPr>
+            </w:pPr>
+            <w:r>
+              <w:rPr>
+                <w:rFonts w:eastAsia="Times New Roman" w:cs="Arial" w:ascii="Arial" w:hAnsi="Arial"/>
+                <w:b/>
+                <w:bCs/>
+                <w:color w:val="000000"/>
+                <w:kern w:val="0"/>
+                <w:sz w:val="18"/>
+                <w:szCs w:val="18"/>
+                <w:lang w:val="es-SV" w:eastAsia="en-US" w:bidi="ar-SA"/>
+              </w:rPr>
+            </w:r>
+          </w:p>
+          <w:p>
+            <w:pPr>
+              <w:pStyle w:val="Header"/>
+              <w:widowControl/>
+              <w:suppressAutoHyphens w:val="true"/>
+              <w:overflowPunct w:val="false"/>
+              <w:bidi w:val="0"/>
+              <w:spacing w:before="0" w:after="0"/>
+              <w:jc w:val="left"/>
+              <w:textAlignment w:val="baseline"/>
+              <w:rPr>
+                <w:rFonts w:ascii="Arial" w:hAnsi="Arial" w:eastAsia="Times New Roman" w:cs="Arial"/>
+                <w:b/>
+                <w:bCs/>
+                <w:color w:val="000000"/>
+                <w:kern w:val="0"/>
+                <w:sz w:val="18"/>
+                <w:szCs w:val="18"/>
+                <w:lang w:val="es-SV" w:eastAsia="en-US" w:bidi="ar-SA"/>
+              </w:rPr>
+            </w:pPr>
+            <w:r>
+              <w:rPr>
+                <w:rFonts w:eastAsia="Times New Roman" w:cs="Arial" w:ascii="Arial" w:hAnsi="Arial"/>
+                <w:b/>
+                <w:bCs/>
+                <w:color w:val="000000"/>
+                <w:kern w:val="0"/>
+                <w:sz w:val="18"/>
+                <w:szCs w:val="18"/>
+                <w:lang w:val="es-SV" w:eastAsia="en-US" w:bidi="ar-SA"/>
+              </w:rPr>
+            </w:r>
+          </w:p>
+          <w:p>
+            <w:pPr>
+              <w:pStyle w:val="Header"/>
+              <w:widowControl/>
+              <w:suppressAutoHyphens w:val="true"/>
+              <w:overflowPunct w:val="false"/>
+              <w:bidi w:val="0"/>
+              <w:spacing w:before="0" w:after="0"/>
+              <w:jc w:val="left"/>
+              <w:textAlignment w:val="baseline"/>
+              <w:rPr>
+                <w:rFonts w:ascii="Arial" w:hAnsi="Arial" w:eastAsia="Times New Roman" w:cs="Arial"/>
+                <w:b/>
+                <w:bCs/>
+                <w:color w:val="000000"/>
+                <w:kern w:val="0"/>
+                <w:sz w:val="18"/>
+                <w:szCs w:val="18"/>
+                <w:lang w:val="es-SV" w:eastAsia="en-US" w:bidi="ar-SA"/>
+              </w:rPr>
+            </w:pPr>
+            <w:r>
+              <w:rPr>
+                <w:rFonts w:eastAsia="Times New Roman" w:cs="Arial" w:ascii="Arial" w:hAnsi="Arial"/>
+                <w:b/>
+                <w:bCs/>
+                <w:color w:val="000000"/>
+                <w:kern w:val="0"/>
+                <w:sz w:val="18"/>
+                <w:szCs w:val="18"/>
+                <w:lang w:val="es-SV" w:eastAsia="en-US" w:bidi="ar-SA"/>
+              </w:rPr>
+              <w:t xml:space="preserve">Request del servicio </w:t>
+            </w:r>
+          </w:p>
+          <w:p>
+            <w:pPr>
+              <w:pStyle w:val="Header"/>
+              <w:widowControl/>
+              <w:suppressAutoHyphens w:val="true"/>
+              <w:overflowPunct w:val="false"/>
+              <w:bidi w:val="0"/>
+              <w:spacing w:before="0" w:after="0"/>
+              <w:jc w:val="left"/>
+              <w:textAlignment w:val="baseline"/>
+              <w:rPr>
+                <w:rFonts w:ascii="Arial" w:hAnsi="Arial" w:eastAsia="Times New Roman" w:cs="Arial"/>
+                <w:b/>
+                <w:bCs/>
+                <w:color w:val="000000"/>
+                <w:kern w:val="0"/>
+                <w:sz w:val="18"/>
+                <w:szCs w:val="18"/>
+                <w:lang w:val="es-SV" w:eastAsia="en-US" w:bidi="ar-SA"/>
+              </w:rPr>
+            </w:pPr>
+            <w:r>
+              <w:rPr>
+                <w:rFonts w:eastAsia="Times New Roman" w:cs="Arial" w:ascii="Arial" w:hAnsi="Arial"/>
+                <w:b/>
+                <w:bCs/>
+                <w:color w:val="000000"/>
+                <w:kern w:val="0"/>
+                <w:sz w:val="18"/>
+                <w:szCs w:val="18"/>
+                <w:lang w:val="es-SV" w:eastAsia="en-US" w:bidi="ar-SA"/>
+              </w:rPr>
+            </w:r>
+          </w:p>
+          <w:p>
+            <w:pPr>
+              <w:pStyle w:val="Header"/>
+              <w:widowControl/>
+              <w:suppressAutoHyphens w:val="true"/>
+              <w:overflowPunct w:val="false"/>
+              <w:bidi w:val="0"/>
+              <w:spacing w:before="0" w:after="0"/>
+              <w:jc w:val="left"/>
+              <w:textAlignment w:val="baseline"/>
+              <w:rPr>
+                <w:rFonts w:ascii="Courier New" w:hAnsi="Courier New" w:eastAsia="Times New Roman" w:cs="Arial"/>
+                <w:b/>
+                <w:bCs/>
+                <w:color w:val="000000"/>
+                <w:kern w:val="0"/>
+                <w:sz w:val="16"/>
+                <w:szCs w:val="16"/>
+                <w:lang w:val="es-SV" w:eastAsia="en-US" w:bidi="ar-SA"/>
+              </w:rPr>
+            </w:pPr>
+            <w:r>
+              <w:rPr>
+                <w:rFonts w:eastAsia="Times New Roman" w:cs="Arial" w:ascii="Courier New" w:hAnsi="Courier New"/>
+                <w:b/>
+                <w:bCs/>
+                <w:color w:val="000000"/>
+                <w:kern w:val="0"/>
+                <w:sz w:val="16"/>
+                <w:szCs w:val="16"/>
+                <w:lang w:val="es-SV" w:eastAsia="en-US" w:bidi="ar-SA"/>
+              </w:rPr>
+              <w:t xml:space="preserve">{ </w:t>
+            </w:r>
+          </w:p>
+          <w:p>
+            <w:pPr>
+              <w:pStyle w:val="Header"/>
+              <w:widowControl/>
+              <w:suppressAutoHyphens w:val="true"/>
+              <w:overflowPunct w:val="false"/>
+              <w:bidi w:val="0"/>
+              <w:spacing w:before="0" w:after="0"/>
+              <w:jc w:val="left"/>
+              <w:textAlignment w:val="baseline"/>
+              <w:rPr>
+                <w:rFonts w:ascii="Courier New" w:hAnsi="Courier New" w:eastAsia="Times New Roman" w:cs="Arial"/>
+                <w:b/>
+                <w:bCs/>
+                <w:color w:val="000000"/>
+                <w:kern w:val="0"/>
+                <w:sz w:val="16"/>
+                <w:szCs w:val="16"/>
+                <w:lang w:val="es-SV" w:eastAsia="en-US" w:bidi="ar-SA"/>
+              </w:rPr>
+            </w:pPr>
+            <w:r>
+              <w:rPr>
+                <w:rFonts w:eastAsia="Times New Roman" w:cs="Arial" w:ascii="Courier New" w:hAnsi="Courier New"/>
+                <w:b/>
+                <w:bCs/>
+                <w:color w:val="000000"/>
+                <w:kern w:val="0"/>
+                <w:sz w:val="16"/>
+                <w:szCs w:val="16"/>
+                <w:lang w:val="es-SV" w:eastAsia="en-US" w:bidi="ar-SA"/>
+              </w:rPr>
+            </w:r>
+          </w:p>
+          <w:p>
+            <w:pPr>
+              <w:pStyle w:val="Header"/>
+              <w:widowControl/>
+              <w:suppressAutoHyphens w:val="true"/>
+              <w:overflowPunct w:val="false"/>
+              <w:bidi w:val="0"/>
+              <w:spacing w:before="0" w:after="0"/>
+              <w:jc w:val="left"/>
+              <w:textAlignment w:val="baseline"/>
+              <w:rPr>
+                <w:rFonts w:ascii="Courier New" w:hAnsi="Courier New" w:eastAsia="Times New Roman" w:cs="Arial"/>
+                <w:b/>
+                <w:bCs/>
+                <w:color w:val="000000"/>
+                <w:kern w:val="0"/>
+                <w:sz w:val="16"/>
+                <w:szCs w:val="16"/>
+                <w:lang w:val="es-SV" w:eastAsia="en-US" w:bidi="ar-SA"/>
+              </w:rPr>
+            </w:pPr>
+            <w:r>
+              <w:rPr>
+                <w:rFonts w:eastAsia="Times New Roman" w:cs="Arial" w:ascii="Courier New" w:hAnsi="Courier New"/>
+                <w:b/>
+                <w:bCs/>
+                <w:color w:val="000000"/>
+                <w:kern w:val="0"/>
+                <w:sz w:val="16"/>
+                <w:szCs w:val="16"/>
+                <w:lang w:val="es-SV" w:eastAsia="en-US" w:bidi="ar-SA"/>
+              </w:rPr>
+              <w:t xml:space="preserve">"requestID": "TSP1663865729998", </w:t>
+            </w:r>
+          </w:p>
+          <w:p>
+            <w:pPr>
+              <w:pStyle w:val="Header"/>
+              <w:widowControl/>
+              <w:suppressAutoHyphens w:val="true"/>
+              <w:overflowPunct w:val="false"/>
+              <w:bidi w:val="0"/>
+              <w:spacing w:before="0" w:after="0"/>
+              <w:jc w:val="left"/>
+              <w:textAlignment w:val="baseline"/>
+              <w:rPr>
+                <w:rFonts w:ascii="Courier New" w:hAnsi="Courier New" w:eastAsia="Times New Roman" w:cs="Arial"/>
+                <w:b/>
+                <w:bCs/>
+                <w:color w:val="000000"/>
+                <w:kern w:val="0"/>
+                <w:sz w:val="16"/>
+                <w:szCs w:val="16"/>
+                <w:lang w:val="es-SV" w:eastAsia="en-US" w:bidi="ar-SA"/>
+              </w:rPr>
+            </w:pPr>
+            <w:r>
+              <w:rPr>
+                <w:rFonts w:eastAsia="Times New Roman" w:cs="Arial" w:ascii="Courier New" w:hAnsi="Courier New"/>
+                <w:b/>
+                <w:bCs/>
+                <w:color w:val="000000"/>
+                <w:kern w:val="0"/>
+                <w:sz w:val="16"/>
+                <w:szCs w:val="16"/>
+                <w:lang w:val="es-SV" w:eastAsia="en-US" w:bidi="ar-SA"/>
+              </w:rPr>
+            </w:r>
+          </w:p>
+          <w:p>
+            <w:pPr>
+              <w:pStyle w:val="Header"/>
+              <w:widowControl/>
+              <w:suppressAutoHyphens w:val="true"/>
+              <w:overflowPunct w:val="false"/>
+              <w:bidi w:val="0"/>
+              <w:spacing w:before="0" w:after="0"/>
+              <w:jc w:val="left"/>
+              <w:textAlignment w:val="baseline"/>
+              <w:rPr>
+                <w:rFonts w:ascii="Courier New" w:hAnsi="Courier New" w:eastAsia="Times New Roman" w:cs="Arial"/>
+                <w:b/>
+                <w:bCs/>
+                <w:color w:val="000000"/>
+                <w:kern w:val="0"/>
+                <w:sz w:val="16"/>
+                <w:szCs w:val="16"/>
+                <w:lang w:val="es-SV" w:eastAsia="en-US" w:bidi="ar-SA"/>
+              </w:rPr>
+            </w:pPr>
+            <w:r>
+              <w:rPr>
+                <w:rFonts w:eastAsia="Times New Roman" w:cs="Arial" w:ascii="Courier New" w:hAnsi="Courier New"/>
+                <w:b/>
+                <w:bCs/>
+                <w:color w:val="000000"/>
+                <w:kern w:val="0"/>
+                <w:sz w:val="16"/>
+                <w:szCs w:val="16"/>
+                <w:lang w:val="es-SV" w:eastAsia="en-US" w:bidi="ar-SA"/>
+              </w:rPr>
+              <w:t xml:space="preserve">"institutionCode": "AGRIC-180", </w:t>
+            </w:r>
+          </w:p>
+          <w:p>
+            <w:pPr>
+              <w:pStyle w:val="Header"/>
+              <w:widowControl/>
+              <w:suppressAutoHyphens w:val="true"/>
+              <w:overflowPunct w:val="false"/>
+              <w:bidi w:val="0"/>
+              <w:spacing w:before="0" w:after="0"/>
+              <w:jc w:val="left"/>
+              <w:textAlignment w:val="baseline"/>
+              <w:rPr>
+                <w:rFonts w:ascii="Courier New" w:hAnsi="Courier New" w:eastAsia="Times New Roman" w:cs="Arial"/>
+                <w:b/>
+                <w:bCs/>
+                <w:color w:val="000000"/>
+                <w:kern w:val="0"/>
+                <w:sz w:val="16"/>
+                <w:szCs w:val="16"/>
+                <w:lang w:val="es-SV" w:eastAsia="en-US" w:bidi="ar-SA"/>
+              </w:rPr>
+            </w:pPr>
+            <w:r>
+              <w:rPr>
+                <w:rFonts w:eastAsia="Times New Roman" w:cs="Arial" w:ascii="Courier New" w:hAnsi="Courier New"/>
+                <w:b/>
+                <w:bCs/>
+                <w:color w:val="000000"/>
+                <w:kern w:val="0"/>
+                <w:sz w:val="16"/>
+                <w:szCs w:val="16"/>
+                <w:lang w:val="es-SV" w:eastAsia="en-US" w:bidi="ar-SA"/>
+              </w:rPr>
+            </w:r>
+          </w:p>
+          <w:p>
+            <w:pPr>
+              <w:pStyle w:val="Header"/>
+              <w:widowControl/>
+              <w:suppressAutoHyphens w:val="true"/>
+              <w:overflowPunct w:val="false"/>
+              <w:bidi w:val="0"/>
+              <w:spacing w:before="0" w:after="0"/>
+              <w:jc w:val="left"/>
+              <w:textAlignment w:val="baseline"/>
+              <w:rPr>
+                <w:rFonts w:ascii="Courier New" w:hAnsi="Courier New" w:eastAsia="Times New Roman" w:cs="Arial"/>
+                <w:b/>
+                <w:bCs/>
+                <w:color w:val="000000"/>
+                <w:kern w:val="0"/>
+                <w:sz w:val="16"/>
+                <w:szCs w:val="16"/>
+                <w:lang w:val="es-SV" w:eastAsia="en-US" w:bidi="ar-SA"/>
+              </w:rPr>
+            </w:pPr>
+            <w:r>
+              <w:rPr>
+                <w:rFonts w:eastAsia="Times New Roman" w:cs="Arial" w:ascii="Courier New" w:hAnsi="Courier New"/>
+                <w:b/>
+                <w:bCs/>
+                <w:color w:val="000000"/>
+                <w:kern w:val="0"/>
+                <w:sz w:val="16"/>
+                <w:szCs w:val="16"/>
+                <w:lang w:val="es-SV" w:eastAsia="en-US" w:bidi="ar-SA"/>
+              </w:rPr>
+              <w:t xml:space="preserve">"processID": "1663865723413", </w:t>
+            </w:r>
+          </w:p>
+          <w:p>
+            <w:pPr>
+              <w:pStyle w:val="Header"/>
+              <w:widowControl/>
+              <w:suppressAutoHyphens w:val="true"/>
+              <w:overflowPunct w:val="false"/>
+              <w:bidi w:val="0"/>
+              <w:spacing w:before="0" w:after="0"/>
+              <w:jc w:val="left"/>
+              <w:textAlignment w:val="baseline"/>
+              <w:rPr>
+                <w:rFonts w:ascii="Courier New" w:hAnsi="Courier New" w:eastAsia="Times New Roman" w:cs="Arial"/>
+                <w:b/>
+                <w:bCs/>
+                <w:color w:val="000000"/>
+                <w:kern w:val="0"/>
+                <w:sz w:val="16"/>
+                <w:szCs w:val="16"/>
+                <w:lang w:val="es-SV" w:eastAsia="en-US" w:bidi="ar-SA"/>
+              </w:rPr>
+            </w:pPr>
+            <w:r>
+              <w:rPr>
+                <w:rFonts w:eastAsia="Times New Roman" w:cs="Arial" w:ascii="Courier New" w:hAnsi="Courier New"/>
+                <w:b/>
+                <w:bCs/>
+                <w:color w:val="000000"/>
+                <w:kern w:val="0"/>
+                <w:sz w:val="16"/>
+                <w:szCs w:val="16"/>
+                <w:lang w:val="es-SV" w:eastAsia="en-US" w:bidi="ar-SA"/>
+              </w:rPr>
+            </w:r>
+          </w:p>
+          <w:p>
+            <w:pPr>
+              <w:pStyle w:val="Header"/>
+              <w:widowControl/>
+              <w:suppressAutoHyphens w:val="true"/>
+              <w:overflowPunct w:val="false"/>
+              <w:bidi w:val="0"/>
+              <w:spacing w:before="0" w:after="0"/>
+              <w:jc w:val="left"/>
+              <w:textAlignment w:val="baseline"/>
+              <w:rPr>
+                <w:rFonts w:ascii="Courier New" w:hAnsi="Courier New" w:eastAsia="Times New Roman" w:cs="Arial"/>
+                <w:b/>
+                <w:bCs/>
+                <w:color w:val="000000"/>
+                <w:kern w:val="0"/>
+                <w:sz w:val="16"/>
+                <w:szCs w:val="16"/>
+                <w:lang w:val="es-SV" w:eastAsia="en-US" w:bidi="ar-SA"/>
+              </w:rPr>
+            </w:pPr>
+            <w:r>
+              <w:rPr>
+                <w:rFonts w:eastAsia="Times New Roman" w:cs="Arial" w:ascii="Courier New" w:hAnsi="Courier New"/>
+                <w:b/>
+                <w:bCs/>
+                <w:color w:val="000000"/>
+                <w:kern w:val="0"/>
+                <w:sz w:val="16"/>
+                <w:szCs w:val="16"/>
+                <w:lang w:val="es-SV" w:eastAsia="en-US" w:bidi="ar-SA"/>
+              </w:rPr>
+              <w:t xml:space="preserve">"tokenRefID": "DM4MMC1SV00000006662f2897ceb49c7a6e1d7c909337b45", </w:t>
+            </w:r>
+          </w:p>
+          <w:p>
+            <w:pPr>
+              <w:pStyle w:val="Header"/>
+              <w:widowControl/>
+              <w:suppressAutoHyphens w:val="true"/>
+              <w:overflowPunct w:val="false"/>
+              <w:bidi w:val="0"/>
+              <w:spacing w:before="0" w:after="0"/>
+              <w:jc w:val="left"/>
+              <w:textAlignment w:val="baseline"/>
+              <w:rPr>
+                <w:rFonts w:ascii="Courier New" w:hAnsi="Courier New" w:eastAsia="Times New Roman" w:cs="Arial"/>
+                <w:b/>
+                <w:bCs/>
+                <w:color w:val="000000"/>
+                <w:kern w:val="0"/>
+                <w:sz w:val="16"/>
+                <w:szCs w:val="16"/>
+                <w:lang w:val="es-SV" w:eastAsia="en-US" w:bidi="ar-SA"/>
+              </w:rPr>
+            </w:pPr>
+            <w:r>
+              <w:rPr>
+                <w:rFonts w:eastAsia="Times New Roman" w:cs="Arial" w:ascii="Courier New" w:hAnsi="Courier New"/>
+                <w:b/>
+                <w:bCs/>
+                <w:color w:val="000000"/>
+                <w:kern w:val="0"/>
+                <w:sz w:val="16"/>
+                <w:szCs w:val="16"/>
+                <w:lang w:val="es-SV" w:eastAsia="en-US" w:bidi="ar-SA"/>
+              </w:rPr>
+            </w:r>
+          </w:p>
+          <w:p>
+            <w:pPr>
+              <w:pStyle w:val="Header"/>
+              <w:widowControl/>
+              <w:suppressAutoHyphens w:val="true"/>
+              <w:overflowPunct w:val="false"/>
+              <w:bidi w:val="0"/>
+              <w:spacing w:before="0" w:after="0"/>
+              <w:jc w:val="left"/>
+              <w:textAlignment w:val="baseline"/>
+              <w:rPr>
+                <w:rFonts w:ascii="Courier New" w:hAnsi="Courier New" w:eastAsia="Times New Roman" w:cs="Arial"/>
+                <w:b/>
+                <w:bCs/>
+                <w:color w:val="000000"/>
+                <w:kern w:val="0"/>
+                <w:sz w:val="16"/>
+                <w:szCs w:val="16"/>
+                <w:lang w:val="es-SV" w:eastAsia="en-US" w:bidi="ar-SA"/>
+              </w:rPr>
+            </w:pPr>
+            <w:r>
+              <w:rPr>
+                <w:rFonts w:eastAsia="Times New Roman" w:cs="Arial" w:ascii="Courier New" w:hAnsi="Courier New"/>
+                <w:b/>
+                <w:bCs/>
+                <w:color w:val="000000"/>
+                <w:kern w:val="0"/>
+                <w:sz w:val="16"/>
+                <w:szCs w:val="16"/>
+                <w:lang w:val="es-SV" w:eastAsia="en-US" w:bidi="ar-SA"/>
+              </w:rPr>
+              <w:t xml:space="preserve">"tokenRequestorID": "50120834693", </w:t>
+            </w:r>
+          </w:p>
+          <w:p>
+            <w:pPr>
+              <w:pStyle w:val="Header"/>
+              <w:widowControl/>
+              <w:suppressAutoHyphens w:val="true"/>
+              <w:overflowPunct w:val="false"/>
+              <w:bidi w:val="0"/>
+              <w:spacing w:before="0" w:after="0"/>
+              <w:jc w:val="left"/>
+              <w:textAlignment w:val="baseline"/>
+              <w:rPr>
+                <w:rFonts w:ascii="Courier New" w:hAnsi="Courier New" w:eastAsia="Times New Roman" w:cs="Arial"/>
+                <w:b/>
+                <w:bCs/>
+                <w:color w:val="000000"/>
+                <w:kern w:val="0"/>
+                <w:sz w:val="16"/>
+                <w:szCs w:val="16"/>
+                <w:lang w:val="es-SV" w:eastAsia="en-US" w:bidi="ar-SA"/>
+              </w:rPr>
+            </w:pPr>
+            <w:r>
+              <w:rPr>
+                <w:rFonts w:eastAsia="Times New Roman" w:cs="Arial" w:ascii="Courier New" w:hAnsi="Courier New"/>
+                <w:b/>
+                <w:bCs/>
+                <w:color w:val="000000"/>
+                <w:kern w:val="0"/>
+                <w:sz w:val="16"/>
+                <w:szCs w:val="16"/>
+                <w:lang w:val="es-SV" w:eastAsia="en-US" w:bidi="ar-SA"/>
+              </w:rPr>
+            </w:r>
+          </w:p>
+          <w:p>
+            <w:pPr>
+              <w:pStyle w:val="Header"/>
+              <w:widowControl/>
+              <w:suppressAutoHyphens w:val="true"/>
+              <w:overflowPunct w:val="false"/>
+              <w:bidi w:val="0"/>
+              <w:spacing w:before="0" w:after="0"/>
+              <w:jc w:val="left"/>
+              <w:textAlignment w:val="baseline"/>
+              <w:rPr>
+                <w:rFonts w:ascii="Courier New" w:hAnsi="Courier New" w:eastAsia="Times New Roman" w:cs="Arial"/>
+                <w:b/>
+                <w:bCs/>
+                <w:color w:val="000000"/>
+                <w:kern w:val="0"/>
+                <w:sz w:val="16"/>
+                <w:szCs w:val="16"/>
+                <w:lang w:val="es-SV" w:eastAsia="en-US" w:bidi="ar-SA"/>
+              </w:rPr>
+            </w:pPr>
+            <w:r>
+              <w:rPr>
+                <w:rFonts w:eastAsia="Times New Roman" w:cs="Arial" w:ascii="Courier New" w:hAnsi="Courier New"/>
+                <w:b/>
+                <w:bCs/>
+                <w:color w:val="000000"/>
+                <w:kern w:val="0"/>
+                <w:sz w:val="16"/>
+                <w:szCs w:val="16"/>
+                <w:lang w:val="es-SV" w:eastAsia="en-US" w:bidi="ar-SA"/>
+              </w:rPr>
+              <w:t xml:space="preserve">"PANRefID": "V-46213035546180064314000", </w:t>
+            </w:r>
+          </w:p>
+          <w:p>
+            <w:pPr>
+              <w:pStyle w:val="Header"/>
+              <w:widowControl/>
+              <w:suppressAutoHyphens w:val="true"/>
+              <w:overflowPunct w:val="false"/>
+              <w:bidi w:val="0"/>
+              <w:spacing w:before="0" w:after="0"/>
+              <w:jc w:val="left"/>
+              <w:textAlignment w:val="baseline"/>
+              <w:rPr>
+                <w:rFonts w:ascii="Courier New" w:hAnsi="Courier New" w:eastAsia="Times New Roman" w:cs="Arial"/>
+                <w:b/>
+                <w:bCs/>
+                <w:color w:val="000000"/>
+                <w:kern w:val="0"/>
+                <w:sz w:val="16"/>
+                <w:szCs w:val="16"/>
+                <w:lang w:val="es-SV" w:eastAsia="en-US" w:bidi="ar-SA"/>
+              </w:rPr>
+            </w:pPr>
+            <w:r>
+              <w:rPr>
+                <w:rFonts w:eastAsia="Times New Roman" w:cs="Arial" w:ascii="Courier New" w:hAnsi="Courier New"/>
+                <w:b/>
+                <w:bCs/>
+                <w:color w:val="000000"/>
+                <w:kern w:val="0"/>
+                <w:sz w:val="16"/>
+                <w:szCs w:val="16"/>
+                <w:lang w:val="es-SV" w:eastAsia="en-US" w:bidi="ar-SA"/>
+              </w:rPr>
+            </w:r>
+          </w:p>
+          <w:p>
+            <w:pPr>
+              <w:pStyle w:val="Header"/>
+              <w:widowControl/>
+              <w:suppressAutoHyphens w:val="true"/>
+              <w:overflowPunct w:val="false"/>
+              <w:bidi w:val="0"/>
+              <w:spacing w:before="0" w:after="0"/>
+              <w:jc w:val="left"/>
+              <w:textAlignment w:val="baseline"/>
+              <w:rPr>
+                <w:rFonts w:ascii="Courier New" w:hAnsi="Courier New" w:eastAsia="Times New Roman" w:cs="Arial"/>
+                <w:b/>
+                <w:bCs/>
+                <w:color w:val="000000"/>
+                <w:kern w:val="0"/>
+                <w:sz w:val="16"/>
+                <w:szCs w:val="16"/>
+                <w:lang w:val="es-SV" w:eastAsia="en-US" w:bidi="ar-SA"/>
+              </w:rPr>
+            </w:pPr>
+            <w:r>
+              <w:rPr>
+                <w:rFonts w:eastAsia="Times New Roman" w:cs="Arial" w:ascii="Courier New" w:hAnsi="Courier New"/>
+                <w:b/>
+                <w:bCs/>
+                <w:color w:val="000000"/>
+                <w:kern w:val="0"/>
+                <w:sz w:val="16"/>
+                <w:szCs w:val="16"/>
+                <w:lang w:val="es-SV" w:eastAsia="en-US" w:bidi="ar-SA"/>
+              </w:rPr>
+              <w:t xml:space="preserve">"authenticationMethod": "email", </w:t>
+            </w:r>
+          </w:p>
+          <w:p>
+            <w:pPr>
+              <w:pStyle w:val="Header"/>
+              <w:widowControl/>
+              <w:suppressAutoHyphens w:val="true"/>
+              <w:overflowPunct w:val="false"/>
+              <w:bidi w:val="0"/>
+              <w:spacing w:before="0" w:after="0"/>
+              <w:jc w:val="left"/>
+              <w:textAlignment w:val="baseline"/>
+              <w:rPr>
+                <w:rFonts w:ascii="Courier New" w:hAnsi="Courier New" w:eastAsia="Times New Roman" w:cs="Arial"/>
+                <w:b/>
+                <w:bCs/>
+                <w:color w:val="000000"/>
+                <w:kern w:val="0"/>
+                <w:sz w:val="16"/>
+                <w:szCs w:val="16"/>
+                <w:lang w:val="es-SV" w:eastAsia="en-US" w:bidi="ar-SA"/>
+              </w:rPr>
+            </w:pPr>
+            <w:r>
+              <w:rPr>
+                <w:rFonts w:eastAsia="Times New Roman" w:cs="Arial" w:ascii="Courier New" w:hAnsi="Courier New"/>
+                <w:b/>
+                <w:bCs/>
+                <w:color w:val="000000"/>
+                <w:kern w:val="0"/>
+                <w:sz w:val="16"/>
+                <w:szCs w:val="16"/>
+                <w:lang w:val="es-SV" w:eastAsia="en-US" w:bidi="ar-SA"/>
+              </w:rPr>
+            </w:r>
+          </w:p>
+          <w:p>
+            <w:pPr>
+              <w:pStyle w:val="Header"/>
+              <w:widowControl/>
+              <w:suppressAutoHyphens w:val="true"/>
+              <w:overflowPunct w:val="false"/>
+              <w:bidi w:val="0"/>
+              <w:spacing w:before="0" w:after="0"/>
+              <w:jc w:val="left"/>
+              <w:textAlignment w:val="baseline"/>
+              <w:rPr>
+                <w:rFonts w:ascii="Courier New" w:hAnsi="Courier New" w:eastAsia="Times New Roman" w:cs="Arial"/>
+                <w:b/>
+                <w:bCs/>
+                <w:color w:val="000000"/>
+                <w:kern w:val="0"/>
+                <w:sz w:val="16"/>
+                <w:szCs w:val="16"/>
+                <w:lang w:val="es-SV" w:eastAsia="en-US" w:bidi="ar-SA"/>
+              </w:rPr>
+            </w:pPr>
+            <w:r>
+              <w:rPr>
+                <w:rFonts w:eastAsia="Times New Roman" w:cs="Arial" w:ascii="Courier New" w:hAnsi="Courier New"/>
+                <w:b/>
+                <w:bCs/>
+                <w:color w:val="000000"/>
+                <w:kern w:val="0"/>
+                <w:sz w:val="16"/>
+                <w:szCs w:val="16"/>
+                <w:lang w:val="es-SV" w:eastAsia="en-US" w:bidi="ar-SA"/>
+              </w:rPr>
+              <w:t xml:space="preserve">"OTP": "20259920259920259920", </w:t>
+            </w:r>
+          </w:p>
+          <w:p>
+            <w:pPr>
+              <w:pStyle w:val="Header"/>
+              <w:widowControl/>
+              <w:suppressAutoHyphens w:val="true"/>
+              <w:overflowPunct w:val="false"/>
+              <w:bidi w:val="0"/>
+              <w:spacing w:before="0" w:after="0"/>
+              <w:jc w:val="left"/>
+              <w:textAlignment w:val="baseline"/>
+              <w:rPr>
+                <w:rFonts w:ascii="Courier New" w:hAnsi="Courier New" w:eastAsia="Times New Roman" w:cs="Arial"/>
+                <w:b/>
+                <w:bCs/>
+                <w:color w:val="000000"/>
+                <w:kern w:val="0"/>
+                <w:sz w:val="16"/>
+                <w:szCs w:val="16"/>
+                <w:lang w:val="es-SV" w:eastAsia="en-US" w:bidi="ar-SA"/>
+              </w:rPr>
+            </w:pPr>
+            <w:r>
+              <w:rPr>
+                <w:rFonts w:eastAsia="Times New Roman" w:cs="Arial" w:ascii="Courier New" w:hAnsi="Courier New"/>
+                <w:b/>
+                <w:bCs/>
+                <w:color w:val="000000"/>
+                <w:kern w:val="0"/>
+                <w:sz w:val="16"/>
+                <w:szCs w:val="16"/>
+                <w:lang w:val="es-SV" w:eastAsia="en-US" w:bidi="ar-SA"/>
+              </w:rPr>
+            </w:r>
+          </w:p>
+          <w:p>
+            <w:pPr>
+              <w:pStyle w:val="Header"/>
+              <w:widowControl/>
+              <w:suppressAutoHyphens w:val="true"/>
+              <w:overflowPunct w:val="false"/>
+              <w:bidi w:val="0"/>
+              <w:spacing w:before="0" w:after="0"/>
+              <w:jc w:val="left"/>
+              <w:textAlignment w:val="baseline"/>
+              <w:rPr>
+                <w:rFonts w:ascii="Courier New" w:hAnsi="Courier New" w:eastAsia="Times New Roman" w:cs="Arial"/>
+                <w:b/>
+                <w:bCs/>
+                <w:color w:val="000000"/>
+                <w:kern w:val="0"/>
+                <w:sz w:val="16"/>
+                <w:szCs w:val="16"/>
+                <w:lang w:val="es-SV" w:eastAsia="en-US" w:bidi="ar-SA"/>
+              </w:rPr>
+            </w:pPr>
+            <w:r>
+              <w:rPr>
+                <w:rFonts w:eastAsia="Times New Roman" w:cs="Arial" w:ascii="Courier New" w:hAnsi="Courier New"/>
+                <w:b/>
+                <w:bCs/>
+                <w:color w:val="000000"/>
+                <w:kern w:val="0"/>
+                <w:sz w:val="16"/>
+                <w:szCs w:val="16"/>
+                <w:lang w:val="es-SV" w:eastAsia="en-US" w:bidi="ar-SA"/>
+              </w:rPr>
+              <w:t xml:space="preserve">"OTPExpiration": "2024-02-17 00:07:45", </w:t>
+            </w:r>
+          </w:p>
+          <w:p>
+            <w:pPr>
+              <w:pStyle w:val="Header"/>
+              <w:widowControl/>
+              <w:suppressAutoHyphens w:val="true"/>
+              <w:overflowPunct w:val="false"/>
+              <w:bidi w:val="0"/>
+              <w:spacing w:before="0" w:after="0"/>
+              <w:jc w:val="left"/>
+              <w:textAlignment w:val="baseline"/>
+              <w:rPr>
+                <w:rFonts w:ascii="Courier New" w:hAnsi="Courier New" w:eastAsia="Times New Roman" w:cs="Arial"/>
+                <w:b/>
+                <w:bCs/>
+                <w:color w:val="000000"/>
+                <w:kern w:val="0"/>
+                <w:sz w:val="16"/>
+                <w:szCs w:val="16"/>
+                <w:lang w:val="es-SV" w:eastAsia="en-US" w:bidi="ar-SA"/>
+              </w:rPr>
+            </w:pPr>
+            <w:r>
+              <w:rPr>
+                <w:rFonts w:eastAsia="Times New Roman" w:cs="Arial" w:ascii="Courier New" w:hAnsi="Courier New"/>
+                <w:b/>
+                <w:bCs/>
+                <w:color w:val="000000"/>
+                <w:kern w:val="0"/>
+                <w:sz w:val="16"/>
+                <w:szCs w:val="16"/>
+                <w:lang w:val="es-SV" w:eastAsia="en-US" w:bidi="ar-SA"/>
+              </w:rPr>
+            </w:r>
+          </w:p>
+          <w:p>
+            <w:pPr>
+              <w:pStyle w:val="Header"/>
+              <w:widowControl/>
+              <w:suppressAutoHyphens w:val="true"/>
+              <w:overflowPunct w:val="false"/>
+              <w:bidi w:val="0"/>
+              <w:spacing w:before="0" w:after="0"/>
+              <w:jc w:val="left"/>
+              <w:textAlignment w:val="baseline"/>
+              <w:rPr>
+                <w:rFonts w:ascii="Courier New" w:hAnsi="Courier New" w:eastAsia="Times New Roman" w:cs="Arial"/>
+                <w:b/>
+                <w:bCs/>
+                <w:color w:val="000000"/>
+                <w:kern w:val="0"/>
+                <w:sz w:val="16"/>
+                <w:szCs w:val="16"/>
+                <w:lang w:val="es-SV" w:eastAsia="en-US" w:bidi="ar-SA"/>
+              </w:rPr>
+            </w:pPr>
+            <w:r>
+              <w:rPr>
+                <w:rFonts w:eastAsia="Times New Roman" w:cs="Arial" w:ascii="Courier New" w:hAnsi="Courier New"/>
+                <w:b/>
+                <w:bCs/>
+                <w:color w:val="000000"/>
+                <w:kern w:val="0"/>
+                <w:sz w:val="16"/>
+                <w:szCs w:val="16"/>
+                <w:lang w:val="es-SV" w:eastAsia="en-US" w:bidi="ar-SA"/>
+              </w:rPr>
+              <w:t xml:space="preserve">"vaultIdentification": "MDES", </w:t>
+            </w:r>
+          </w:p>
+          <w:p>
+            <w:pPr>
+              <w:pStyle w:val="Header"/>
+              <w:widowControl/>
+              <w:suppressAutoHyphens w:val="true"/>
+              <w:overflowPunct w:val="false"/>
+              <w:bidi w:val="0"/>
+              <w:spacing w:before="0" w:after="0"/>
+              <w:jc w:val="left"/>
+              <w:textAlignment w:val="baseline"/>
+              <w:rPr>
+                <w:rFonts w:ascii="Courier New" w:hAnsi="Courier New" w:eastAsia="Times New Roman" w:cs="Arial"/>
+                <w:b/>
+                <w:bCs/>
+                <w:color w:val="000000"/>
+                <w:kern w:val="0"/>
+                <w:sz w:val="16"/>
+                <w:szCs w:val="16"/>
+                <w:lang w:val="es-SV" w:eastAsia="en-US" w:bidi="ar-SA"/>
+              </w:rPr>
+            </w:pPr>
+            <w:r>
+              <w:rPr>
+                <w:rFonts w:eastAsia="Times New Roman" w:cs="Arial" w:ascii="Courier New" w:hAnsi="Courier New"/>
+                <w:b/>
+                <w:bCs/>
+                <w:color w:val="000000"/>
+                <w:kern w:val="0"/>
+                <w:sz w:val="16"/>
+                <w:szCs w:val="16"/>
+                <w:lang w:val="es-SV" w:eastAsia="en-US" w:bidi="ar-SA"/>
+              </w:rPr>
+            </w:r>
+          </w:p>
+          <w:p>
+            <w:pPr>
+              <w:pStyle w:val="Header"/>
+              <w:widowControl/>
+              <w:suppressAutoHyphens w:val="true"/>
+              <w:overflowPunct w:val="false"/>
+              <w:bidi w:val="0"/>
+              <w:spacing w:before="0" w:after="0"/>
+              <w:jc w:val="left"/>
+              <w:textAlignment w:val="baseline"/>
+              <w:rPr>
+                <w:rFonts w:ascii="Courier New" w:hAnsi="Courier New" w:eastAsia="Times New Roman" w:cs="Arial"/>
+                <w:b/>
+                <w:bCs/>
+                <w:color w:val="000000"/>
+                <w:kern w:val="0"/>
+                <w:sz w:val="16"/>
+                <w:szCs w:val="16"/>
+                <w:lang w:val="es-SV" w:eastAsia="en-US" w:bidi="ar-SA"/>
+              </w:rPr>
+            </w:pPr>
+            <w:r>
+              <w:rPr>
+                <w:rFonts w:eastAsia="Times New Roman" w:cs="Arial" w:ascii="Courier New" w:hAnsi="Courier New"/>
+                <w:b/>
+                <w:bCs/>
+                <w:color w:val="000000"/>
+                <w:kern w:val="0"/>
+                <w:sz w:val="16"/>
+                <w:szCs w:val="16"/>
+                <w:lang w:val="es-SV" w:eastAsia="en-US" w:bidi="ar-SA"/>
+              </w:rPr>
+              <w:t xml:space="preserve">"walletID": "DRW5-RTS4-A1U7-4542", </w:t>
+            </w:r>
+          </w:p>
+          <w:p>
+            <w:pPr>
+              <w:pStyle w:val="Header"/>
+              <w:widowControl/>
+              <w:suppressAutoHyphens w:val="true"/>
+              <w:overflowPunct w:val="false"/>
+              <w:bidi w:val="0"/>
+              <w:spacing w:before="0" w:after="0"/>
+              <w:jc w:val="left"/>
+              <w:textAlignment w:val="baseline"/>
+              <w:rPr>
+                <w:rFonts w:ascii="Courier New" w:hAnsi="Courier New" w:eastAsia="Times New Roman" w:cs="Arial"/>
+                <w:b/>
+                <w:bCs/>
+                <w:color w:val="000000"/>
+                <w:kern w:val="0"/>
+                <w:sz w:val="16"/>
+                <w:szCs w:val="16"/>
+                <w:lang w:val="es-SV" w:eastAsia="en-US" w:bidi="ar-SA"/>
+              </w:rPr>
+            </w:pPr>
+            <w:r>
+              <w:rPr>
+                <w:rFonts w:eastAsia="Times New Roman" w:cs="Arial" w:ascii="Courier New" w:hAnsi="Courier New"/>
+                <w:b/>
+                <w:bCs/>
+                <w:color w:val="000000"/>
+                <w:kern w:val="0"/>
+                <w:sz w:val="16"/>
+                <w:szCs w:val="16"/>
+                <w:lang w:val="es-SV" w:eastAsia="en-US" w:bidi="ar-SA"/>
+              </w:rPr>
+            </w:r>
+          </w:p>
+          <w:p>
+            <w:pPr>
+              <w:pStyle w:val="Header"/>
+              <w:widowControl/>
+              <w:suppressAutoHyphens w:val="true"/>
+              <w:overflowPunct w:val="false"/>
+              <w:bidi w:val="0"/>
+              <w:spacing w:before="0" w:after="0"/>
+              <w:jc w:val="left"/>
+              <w:textAlignment w:val="baseline"/>
+              <w:rPr>
+                <w:rFonts w:ascii="Courier New" w:hAnsi="Courier New" w:eastAsia="Times New Roman" w:cs="Arial"/>
+                <w:b/>
+                <w:bCs/>
+                <w:color w:val="000000"/>
+                <w:kern w:val="0"/>
+                <w:sz w:val="16"/>
+                <w:szCs w:val="16"/>
+                <w:lang w:val="es-SV" w:eastAsia="en-US" w:bidi="ar-SA"/>
+              </w:rPr>
+            </w:pPr>
+            <w:r>
+              <w:rPr>
+                <w:rFonts w:eastAsia="Times New Roman" w:cs="Arial" w:ascii="Courier New" w:hAnsi="Courier New"/>
+                <w:b/>
+                <w:bCs/>
+                <w:color w:val="000000"/>
+                <w:kern w:val="0"/>
+                <w:sz w:val="16"/>
+                <w:szCs w:val="16"/>
+                <w:lang w:val="es-SV" w:eastAsia="en-US" w:bidi="ar-SA"/>
+              </w:rPr>
+              <w:t xml:space="preserve">"encryptedCardInfo": { </w:t>
+            </w:r>
+          </w:p>
+          <w:p>
+            <w:pPr>
+              <w:pStyle w:val="Header"/>
+              <w:widowControl/>
+              <w:suppressAutoHyphens w:val="true"/>
+              <w:overflowPunct w:val="false"/>
+              <w:bidi w:val="0"/>
+              <w:spacing w:before="0" w:after="0"/>
+              <w:jc w:val="left"/>
+              <w:textAlignment w:val="baseline"/>
+              <w:rPr>
+                <w:rFonts w:ascii="Courier New" w:hAnsi="Courier New" w:eastAsia="Times New Roman" w:cs="Arial"/>
+                <w:b/>
+                <w:bCs/>
+                <w:color w:val="000000"/>
+                <w:kern w:val="0"/>
+                <w:sz w:val="16"/>
+                <w:szCs w:val="16"/>
+                <w:lang w:val="es-SV" w:eastAsia="en-US" w:bidi="ar-SA"/>
+              </w:rPr>
+            </w:pPr>
+            <w:r>
+              <w:rPr>
+                <w:rFonts w:eastAsia="Times New Roman" w:cs="Arial" w:ascii="Courier New" w:hAnsi="Courier New"/>
+                <w:b/>
+                <w:bCs/>
+                <w:color w:val="000000"/>
+                <w:kern w:val="0"/>
+                <w:sz w:val="16"/>
+                <w:szCs w:val="16"/>
+                <w:lang w:val="es-SV" w:eastAsia="en-US" w:bidi="ar-SA"/>
+              </w:rPr>
+            </w:r>
+          </w:p>
+          <w:p>
+            <w:pPr>
+              <w:pStyle w:val="Header"/>
+              <w:widowControl/>
+              <w:suppressAutoHyphens w:val="true"/>
+              <w:overflowPunct w:val="false"/>
+              <w:bidi w:val="0"/>
+              <w:spacing w:before="0" w:after="0"/>
+              <w:jc w:val="left"/>
+              <w:textAlignment w:val="baseline"/>
+              <w:rPr>
+                <w:rFonts w:ascii="Courier New" w:hAnsi="Courier New" w:eastAsia="Times New Roman" w:cs="Arial"/>
+                <w:b/>
+                <w:bCs/>
+                <w:color w:val="000000"/>
+                <w:kern w:val="0"/>
+                <w:sz w:val="16"/>
+                <w:szCs w:val="16"/>
+                <w:lang w:val="es-SV" w:eastAsia="en-US" w:bidi="ar-SA"/>
+              </w:rPr>
+            </w:pPr>
+            <w:r>
+              <w:rPr>
+                <w:rFonts w:eastAsia="Times New Roman" w:cs="Arial" w:ascii="Courier New" w:hAnsi="Courier New"/>
+                <w:b/>
+                <w:bCs/>
+                <w:color w:val="000000"/>
+                <w:kern w:val="0"/>
+                <w:sz w:val="16"/>
+                <w:szCs w:val="16"/>
+                <w:lang w:val="es-SV" w:eastAsia="en-US" w:bidi="ar-SA"/>
+              </w:rPr>
+              <w:t xml:space="preserve">"algorithm": "aes-gcm128", </w:t>
+            </w:r>
+          </w:p>
+          <w:p>
+            <w:pPr>
+              <w:pStyle w:val="Header"/>
+              <w:widowControl/>
+              <w:suppressAutoHyphens w:val="true"/>
+              <w:overflowPunct w:val="false"/>
+              <w:bidi w:val="0"/>
+              <w:spacing w:before="0" w:after="0"/>
+              <w:jc w:val="left"/>
+              <w:textAlignment w:val="baseline"/>
+              <w:rPr>
+                <w:rFonts w:ascii="Courier New" w:hAnsi="Courier New" w:eastAsia="Times New Roman" w:cs="Arial"/>
+                <w:b/>
+                <w:bCs/>
+                <w:color w:val="000000"/>
+                <w:kern w:val="0"/>
+                <w:sz w:val="16"/>
+                <w:szCs w:val="16"/>
+                <w:lang w:val="es-SV" w:eastAsia="en-US" w:bidi="ar-SA"/>
+              </w:rPr>
+            </w:pPr>
+            <w:r>
+              <w:rPr>
+                <w:rFonts w:eastAsia="Times New Roman" w:cs="Arial" w:ascii="Courier New" w:hAnsi="Courier New"/>
+                <w:b/>
+                <w:bCs/>
+                <w:color w:val="000000"/>
+                <w:kern w:val="0"/>
+                <w:sz w:val="16"/>
+                <w:szCs w:val="16"/>
+                <w:lang w:val="es-SV" w:eastAsia="en-US" w:bidi="ar-SA"/>
+              </w:rPr>
+            </w:r>
+          </w:p>
+          <w:p>
+            <w:pPr>
+              <w:pStyle w:val="Header"/>
+              <w:widowControl/>
+              <w:suppressAutoHyphens w:val="true"/>
+              <w:overflowPunct w:val="false"/>
+              <w:bidi w:val="0"/>
+              <w:spacing w:before="0" w:after="0"/>
+              <w:jc w:val="left"/>
+              <w:textAlignment w:val="baseline"/>
+              <w:rPr>
+                <w:rFonts w:ascii="Courier New" w:hAnsi="Courier New" w:eastAsia="Times New Roman" w:cs="Arial"/>
+                <w:b/>
+                <w:bCs/>
+                <w:color w:val="000000"/>
+                <w:kern w:val="0"/>
+                <w:sz w:val="16"/>
+                <w:szCs w:val="16"/>
+                <w:lang w:val="es-SV" w:eastAsia="en-US" w:bidi="ar-SA"/>
+              </w:rPr>
+            </w:pPr>
+            <w:r>
+              <w:rPr>
+                <w:rFonts w:eastAsia="Times New Roman" w:cs="Arial" w:ascii="Courier New" w:hAnsi="Courier New"/>
+                <w:b/>
+                <w:bCs/>
+                <w:color w:val="000000"/>
+                <w:kern w:val="0"/>
+                <w:sz w:val="16"/>
+                <w:szCs w:val="16"/>
+                <w:lang w:val="es-SV" w:eastAsia="en-US" w:bidi="ar-SA"/>
+              </w:rPr>
+              <w:t xml:space="preserve">"iv": "7F3D469E5E5F2834B399301B", </w:t>
+            </w:r>
+          </w:p>
+          <w:p>
+            <w:pPr>
+              <w:pStyle w:val="Header"/>
+              <w:widowControl/>
+              <w:suppressAutoHyphens w:val="true"/>
+              <w:overflowPunct w:val="false"/>
+              <w:bidi w:val="0"/>
+              <w:spacing w:before="0" w:after="0"/>
+              <w:jc w:val="left"/>
+              <w:textAlignment w:val="baseline"/>
+              <w:rPr>
+                <w:rFonts w:ascii="Courier New" w:hAnsi="Courier New" w:eastAsia="Times New Roman" w:cs="Arial"/>
+                <w:b/>
+                <w:bCs/>
+                <w:color w:val="000000"/>
+                <w:kern w:val="0"/>
+                <w:sz w:val="16"/>
+                <w:szCs w:val="16"/>
+                <w:lang w:val="es-SV" w:eastAsia="en-US" w:bidi="ar-SA"/>
+              </w:rPr>
+            </w:pPr>
+            <w:r>
+              <w:rPr>
+                <w:rFonts w:eastAsia="Times New Roman" w:cs="Arial" w:ascii="Courier New" w:hAnsi="Courier New"/>
+                <w:b/>
+                <w:bCs/>
+                <w:color w:val="000000"/>
+                <w:kern w:val="0"/>
+                <w:sz w:val="16"/>
+                <w:szCs w:val="16"/>
+                <w:lang w:val="es-SV" w:eastAsia="en-US" w:bidi="ar-SA"/>
+              </w:rPr>
+            </w:r>
+          </w:p>
+          <w:p>
+            <w:pPr>
+              <w:pStyle w:val="Header"/>
+              <w:widowControl/>
+              <w:suppressAutoHyphens w:val="true"/>
+              <w:overflowPunct w:val="false"/>
+              <w:bidi w:val="0"/>
+              <w:spacing w:before="0" w:after="0"/>
+              <w:jc w:val="left"/>
+              <w:textAlignment w:val="baseline"/>
+              <w:rPr>
+                <w:rFonts w:ascii="Courier New" w:hAnsi="Courier New" w:eastAsia="Times New Roman" w:cs="Arial"/>
+                <w:b/>
+                <w:bCs/>
+                <w:color w:val="000000"/>
+                <w:kern w:val="0"/>
+                <w:sz w:val="16"/>
+                <w:szCs w:val="16"/>
+                <w:lang w:val="es-SV" w:eastAsia="en-US" w:bidi="ar-SA"/>
+              </w:rPr>
+            </w:pPr>
+            <w:r>
+              <w:rPr>
+                <w:rFonts w:eastAsia="Times New Roman" w:cs="Arial" w:ascii="Courier New" w:hAnsi="Courier New"/>
+                <w:b/>
+                <w:bCs/>
+                <w:color w:val="000000"/>
+                <w:kern w:val="0"/>
+                <w:sz w:val="16"/>
+                <w:szCs w:val="16"/>
+                <w:lang w:val="es-SV" w:eastAsia="en-US" w:bidi="ar-SA"/>
+              </w:rPr>
+              <w:t xml:space="preserve">"encryptedData": "rIzIdARlPauT8tvw827u4wMhQFSLOqnXCwdBjShpxq+TQ8gc16yALo3yhhzYg9BvsKdUPRj89mHWRu1WugprmvwBM9Izerob/noQ1NbD77Igl4GM8WHjxQ==", </w:t>
+            </w:r>
+          </w:p>
+          <w:p>
+            <w:pPr>
+              <w:pStyle w:val="Header"/>
+              <w:widowControl/>
+              <w:suppressAutoHyphens w:val="true"/>
+              <w:overflowPunct w:val="false"/>
+              <w:bidi w:val="0"/>
+              <w:spacing w:before="0" w:after="0"/>
+              <w:jc w:val="left"/>
+              <w:textAlignment w:val="baseline"/>
+              <w:rPr>
+                <w:rFonts w:ascii="Courier New" w:hAnsi="Courier New" w:eastAsia="Times New Roman" w:cs="Arial"/>
+                <w:b/>
+                <w:bCs/>
+                <w:color w:val="000000"/>
+                <w:kern w:val="0"/>
+                <w:sz w:val="16"/>
+                <w:szCs w:val="16"/>
+                <w:lang w:val="es-SV" w:eastAsia="en-US" w:bidi="ar-SA"/>
+              </w:rPr>
+            </w:pPr>
+            <w:r>
+              <w:rPr>
+                <w:rFonts w:eastAsia="Times New Roman" w:cs="Arial" w:ascii="Courier New" w:hAnsi="Courier New"/>
+                <w:b/>
+                <w:bCs/>
+                <w:color w:val="000000"/>
+                <w:kern w:val="0"/>
+                <w:sz w:val="16"/>
+                <w:szCs w:val="16"/>
+                <w:lang w:val="es-SV" w:eastAsia="en-US" w:bidi="ar-SA"/>
+              </w:rPr>
+            </w:r>
+          </w:p>
+          <w:p>
+            <w:pPr>
+              <w:pStyle w:val="Header"/>
+              <w:widowControl/>
+              <w:suppressAutoHyphens w:val="true"/>
+              <w:overflowPunct w:val="false"/>
+              <w:bidi w:val="0"/>
+              <w:spacing w:before="0" w:after="0"/>
+              <w:jc w:val="left"/>
+              <w:textAlignment w:val="baseline"/>
+              <w:rPr>
+                <w:rFonts w:ascii="Courier New" w:hAnsi="Courier New" w:eastAsia="Times New Roman" w:cs="Arial"/>
+                <w:b/>
+                <w:bCs/>
+                <w:color w:val="000000"/>
+                <w:kern w:val="0"/>
+                <w:sz w:val="16"/>
+                <w:szCs w:val="16"/>
+                <w:lang w:val="es-SV" w:eastAsia="en-US" w:bidi="ar-SA"/>
+              </w:rPr>
+            </w:pPr>
+            <w:r>
+              <w:rPr>
+                <w:rFonts w:eastAsia="Times New Roman" w:cs="Arial" w:ascii="Courier New" w:hAnsi="Courier New"/>
+                <w:b/>
+                <w:bCs/>
+                <w:color w:val="000000"/>
+                <w:kern w:val="0"/>
+                <w:sz w:val="16"/>
+                <w:szCs w:val="16"/>
+                <w:lang w:val="es-SV" w:eastAsia="en-US" w:bidi="ar-SA"/>
+              </w:rPr>
+              <w:t xml:space="preserve">"MACLength": 16, </w:t>
+            </w:r>
+          </w:p>
+          <w:p>
+            <w:pPr>
+              <w:pStyle w:val="Header"/>
+              <w:widowControl/>
+              <w:suppressAutoHyphens w:val="true"/>
+              <w:overflowPunct w:val="false"/>
+              <w:bidi w:val="0"/>
+              <w:spacing w:before="0" w:after="0"/>
+              <w:jc w:val="left"/>
+              <w:textAlignment w:val="baseline"/>
+              <w:rPr>
+                <w:rFonts w:ascii="Courier New" w:hAnsi="Courier New" w:eastAsia="Times New Roman" w:cs="Arial"/>
+                <w:b/>
+                <w:bCs/>
+                <w:color w:val="000000"/>
+                <w:kern w:val="0"/>
+                <w:sz w:val="16"/>
+                <w:szCs w:val="16"/>
+                <w:lang w:val="es-SV" w:eastAsia="en-US" w:bidi="ar-SA"/>
+              </w:rPr>
+            </w:pPr>
+            <w:r>
+              <w:rPr>
+                <w:rFonts w:eastAsia="Times New Roman" w:cs="Arial" w:ascii="Courier New" w:hAnsi="Courier New"/>
+                <w:b/>
+                <w:bCs/>
+                <w:color w:val="000000"/>
+                <w:kern w:val="0"/>
+                <w:sz w:val="16"/>
+                <w:szCs w:val="16"/>
+                <w:lang w:val="es-SV" w:eastAsia="en-US" w:bidi="ar-SA"/>
+              </w:rPr>
+            </w:r>
+          </w:p>
+          <w:p>
+            <w:pPr>
+              <w:pStyle w:val="Header"/>
+              <w:widowControl/>
+              <w:suppressAutoHyphens w:val="true"/>
+              <w:overflowPunct w:val="false"/>
+              <w:bidi w:val="0"/>
+              <w:spacing w:before="0" w:after="0"/>
+              <w:jc w:val="left"/>
+              <w:textAlignment w:val="baseline"/>
+              <w:rPr>
+                <w:rFonts w:ascii="Courier New" w:hAnsi="Courier New" w:eastAsia="Times New Roman" w:cs="Arial"/>
+                <w:b/>
+                <w:bCs/>
+                <w:color w:val="000000"/>
+                <w:kern w:val="0"/>
+                <w:sz w:val="16"/>
+                <w:szCs w:val="16"/>
+                <w:lang w:val="es-SV" w:eastAsia="en-US" w:bidi="ar-SA"/>
+              </w:rPr>
+            </w:pPr>
+            <w:r>
+              <w:rPr>
+                <w:rFonts w:eastAsia="Times New Roman" w:cs="Arial" w:ascii="Courier New" w:hAnsi="Courier New"/>
+                <w:b/>
+                <w:bCs/>
+                <w:color w:val="000000"/>
+                <w:kern w:val="0"/>
+                <w:sz w:val="16"/>
+                <w:szCs w:val="16"/>
+                <w:lang w:val="es-SV" w:eastAsia="en-US" w:bidi="ar-SA"/>
+              </w:rPr>
+              <w:t xml:space="preserve">"macLength": 16 </w:t>
+            </w:r>
+          </w:p>
+          <w:p>
+            <w:pPr>
+              <w:pStyle w:val="Header"/>
+              <w:widowControl/>
+              <w:suppressAutoHyphens w:val="true"/>
+              <w:overflowPunct w:val="false"/>
+              <w:bidi w:val="0"/>
+              <w:spacing w:before="0" w:after="0"/>
+              <w:jc w:val="left"/>
+              <w:textAlignment w:val="baseline"/>
+              <w:rPr>
+                <w:rFonts w:ascii="Courier New" w:hAnsi="Courier New" w:eastAsia="Times New Roman" w:cs="Arial"/>
+                <w:b/>
+                <w:bCs/>
+                <w:color w:val="000000"/>
+                <w:kern w:val="0"/>
+                <w:sz w:val="16"/>
+                <w:szCs w:val="16"/>
+                <w:lang w:val="es-SV" w:eastAsia="en-US" w:bidi="ar-SA"/>
+              </w:rPr>
+            </w:pPr>
+            <w:r>
+              <w:rPr>
+                <w:rFonts w:eastAsia="Times New Roman" w:cs="Arial" w:ascii="Courier New" w:hAnsi="Courier New"/>
+                <w:b/>
+                <w:bCs/>
+                <w:color w:val="000000"/>
+                <w:kern w:val="0"/>
+                <w:sz w:val="16"/>
+                <w:szCs w:val="16"/>
+                <w:lang w:val="es-SV" w:eastAsia="en-US" w:bidi="ar-SA"/>
+              </w:rPr>
+            </w:r>
+          </w:p>
+          <w:p>
+            <w:pPr>
+              <w:pStyle w:val="Header"/>
+              <w:widowControl/>
+              <w:suppressAutoHyphens w:val="true"/>
+              <w:overflowPunct w:val="false"/>
+              <w:bidi w:val="0"/>
+              <w:spacing w:before="0" w:after="0"/>
+              <w:jc w:val="left"/>
+              <w:textAlignment w:val="baseline"/>
+              <w:rPr>
+                <w:rFonts w:ascii="Courier New" w:hAnsi="Courier New" w:eastAsia="Times New Roman" w:cs="Arial"/>
+                <w:b/>
+                <w:bCs/>
+                <w:color w:val="000000"/>
+                <w:kern w:val="0"/>
+                <w:sz w:val="16"/>
+                <w:szCs w:val="16"/>
+                <w:lang w:val="es-SV" w:eastAsia="en-US" w:bidi="ar-SA"/>
+              </w:rPr>
+            </w:pPr>
+            <w:r>
+              <w:rPr>
+                <w:rFonts w:eastAsia="Times New Roman" w:cs="Arial" w:ascii="Courier New" w:hAnsi="Courier New"/>
+                <w:b/>
+                <w:bCs/>
+                <w:color w:val="000000"/>
+                <w:kern w:val="0"/>
+                <w:sz w:val="16"/>
+                <w:szCs w:val="16"/>
+                <w:lang w:val="es-SV" w:eastAsia="en-US" w:bidi="ar-SA"/>
+              </w:rPr>
+              <w:t xml:space="preserve">} </w:t>
+            </w:r>
+          </w:p>
+          <w:p>
+            <w:pPr>
+              <w:pStyle w:val="Header"/>
+              <w:widowControl/>
+              <w:suppressAutoHyphens w:val="true"/>
+              <w:overflowPunct w:val="false"/>
+              <w:bidi w:val="0"/>
+              <w:spacing w:before="0" w:after="0"/>
+              <w:jc w:val="left"/>
+              <w:textAlignment w:val="baseline"/>
+              <w:rPr>
+                <w:rFonts w:ascii="Courier New" w:hAnsi="Courier New" w:eastAsia="Times New Roman" w:cs="Arial"/>
+                <w:b/>
+                <w:bCs/>
+                <w:color w:val="000000"/>
+                <w:kern w:val="0"/>
+                <w:sz w:val="16"/>
+                <w:szCs w:val="16"/>
+                <w:lang w:val="es-SV" w:eastAsia="en-US" w:bidi="ar-SA"/>
+              </w:rPr>
+            </w:pPr>
+            <w:r>
+              <w:rPr>
+                <w:rFonts w:eastAsia="Times New Roman" w:cs="Arial" w:ascii="Courier New" w:hAnsi="Courier New"/>
+                <w:b/>
+                <w:bCs/>
+                <w:color w:val="000000"/>
+                <w:kern w:val="0"/>
+                <w:sz w:val="16"/>
+                <w:szCs w:val="16"/>
+                <w:lang w:val="es-SV" w:eastAsia="en-US" w:bidi="ar-SA"/>
+              </w:rPr>
+            </w:r>
+          </w:p>
+          <w:p>
+            <w:pPr>
+              <w:pStyle w:val="Header"/>
+              <w:widowControl/>
+              <w:suppressAutoHyphens w:val="true"/>
+              <w:overflowPunct w:val="false"/>
+              <w:bidi w:val="0"/>
+              <w:spacing w:before="0" w:after="0"/>
+              <w:jc w:val="left"/>
+              <w:textAlignment w:val="baseline"/>
+              <w:rPr>
+                <w:rFonts w:ascii="Courier New" w:hAnsi="Courier New" w:eastAsia="Times New Roman" w:cs="Arial"/>
+                <w:b/>
+                <w:bCs/>
+                <w:color w:val="000000"/>
+                <w:kern w:val="0"/>
+                <w:sz w:val="16"/>
+                <w:szCs w:val="16"/>
+                <w:lang w:val="es-SV" w:eastAsia="en-US" w:bidi="ar-SA"/>
+              </w:rPr>
+            </w:pPr>
+            <w:r>
+              <w:rPr>
+                <w:rFonts w:eastAsia="Times New Roman" w:cs="Arial" w:ascii="Courier New" w:hAnsi="Courier New"/>
+                <w:b/>
+                <w:bCs/>
+                <w:color w:val="000000"/>
+                <w:kern w:val="0"/>
+                <w:sz w:val="16"/>
+                <w:szCs w:val="16"/>
+                <w:lang w:val="es-SV" w:eastAsia="en-US" w:bidi="ar-SA"/>
+              </w:rPr>
+              <w:t xml:space="preserve">} </w:t>
+            </w:r>
+          </w:p>
+          <w:p>
+            <w:pPr>
+              <w:pStyle w:val="Header"/>
+              <w:widowControl/>
+              <w:suppressAutoHyphens w:val="true"/>
+              <w:overflowPunct w:val="false"/>
+              <w:bidi w:val="0"/>
+              <w:spacing w:before="0" w:after="0"/>
+              <w:jc w:val="left"/>
+              <w:textAlignment w:val="baseline"/>
+              <w:rPr>
+                <w:rFonts w:ascii="Courier New" w:hAnsi="Courier New" w:eastAsia="Times New Roman" w:cs="Arial"/>
+                <w:b/>
+                <w:bCs/>
+                <w:color w:val="000000"/>
+                <w:kern w:val="0"/>
+                <w:sz w:val="16"/>
+                <w:szCs w:val="16"/>
+                <w:lang w:val="es-SV" w:eastAsia="en-US" w:bidi="ar-SA"/>
+              </w:rPr>
+            </w:pPr>
+            <w:r>
+              <w:rPr>
+                <w:rFonts w:eastAsia="Times New Roman" w:cs="Arial" w:ascii="Courier New" w:hAnsi="Courier New"/>
+                <w:b/>
+                <w:bCs/>
+                <w:color w:val="000000"/>
+                <w:kern w:val="0"/>
+                <w:sz w:val="16"/>
+                <w:szCs w:val="16"/>
+                <w:lang w:val="es-SV" w:eastAsia="en-US" w:bidi="ar-SA"/>
+              </w:rPr>
+            </w:r>
+          </w:p>
+          <w:p>
+            <w:pPr>
+              <w:pStyle w:val="Header"/>
+              <w:widowControl/>
+              <w:suppressAutoHyphens w:val="true"/>
+              <w:overflowPunct w:val="false"/>
+              <w:bidi w:val="0"/>
+              <w:spacing w:before="0" w:after="0"/>
+              <w:jc w:val="left"/>
+              <w:textAlignment w:val="baseline"/>
+              <w:rPr>
+                <w:rFonts w:ascii="Arial" w:hAnsi="Arial" w:eastAsia="Times New Roman" w:cs="Arial"/>
+                <w:b/>
+                <w:bCs/>
+                <w:color w:val="000000"/>
+                <w:kern w:val="0"/>
+                <w:sz w:val="18"/>
+                <w:szCs w:val="18"/>
+                <w:lang w:val="es-SV" w:eastAsia="en-US" w:bidi="ar-SA"/>
+              </w:rPr>
+            </w:pPr>
+            <w:r>
+              <w:rPr>
+                <w:rFonts w:eastAsia="Times New Roman" w:cs="Arial" w:ascii="Arial" w:hAnsi="Arial"/>
+                <w:b/>
+                <w:bCs/>
+                <w:color w:val="000000"/>
+                <w:kern w:val="0"/>
+                <w:sz w:val="18"/>
+                <w:szCs w:val="18"/>
+                <w:lang w:val="es-SV" w:eastAsia="en-US" w:bidi="ar-SA"/>
+              </w:rPr>
+              <w:t xml:space="preserve"> </w:t>
+            </w:r>
+          </w:p>
+          <w:p>
+            <w:pPr>
+              <w:pStyle w:val="Header"/>
+              <w:widowControl/>
+              <w:suppressAutoHyphens w:val="true"/>
+              <w:overflowPunct w:val="false"/>
+              <w:bidi w:val="0"/>
+              <w:spacing w:before="0" w:after="0"/>
+              <w:jc w:val="left"/>
+              <w:textAlignment w:val="baseline"/>
+              <w:rPr>
+                <w:rFonts w:ascii="Arial" w:hAnsi="Arial" w:eastAsia="Times New Roman" w:cs="Arial"/>
+                <w:b/>
+                <w:bCs/>
+                <w:color w:val="000000"/>
+                <w:kern w:val="0"/>
+                <w:sz w:val="18"/>
+                <w:szCs w:val="18"/>
+                <w:lang w:val="es-SV" w:eastAsia="en-US" w:bidi="ar-SA"/>
+              </w:rPr>
+            </w:pPr>
+            <w:r>
+              <w:rPr>
+                <w:rFonts w:eastAsia="Times New Roman" w:cs="Arial" w:ascii="Arial" w:hAnsi="Arial"/>
+                <w:b/>
+                <w:bCs/>
+                <w:color w:val="000000"/>
+                <w:kern w:val="0"/>
+                <w:sz w:val="18"/>
+                <w:szCs w:val="18"/>
+                <w:lang w:val="es-SV" w:eastAsia="en-US" w:bidi="ar-SA"/>
+              </w:rPr>
+            </w:r>
+          </w:p>
+          <w:p>
+            <w:pPr>
+              <w:pStyle w:val="Header"/>
+              <w:widowControl/>
+              <w:suppressAutoHyphens w:val="true"/>
+              <w:overflowPunct w:val="false"/>
+              <w:bidi w:val="0"/>
+              <w:spacing w:before="0" w:after="0"/>
+              <w:jc w:val="left"/>
+              <w:textAlignment w:val="baseline"/>
+              <w:rPr>
+                <w:rFonts w:ascii="Arial" w:hAnsi="Arial" w:eastAsia="Times New Roman" w:cs="Arial"/>
+                <w:b/>
+                <w:bCs/>
+                <w:color w:val="000000"/>
+                <w:kern w:val="0"/>
+                <w:sz w:val="18"/>
+                <w:szCs w:val="18"/>
+                <w:lang w:val="es-SV" w:eastAsia="en-US" w:bidi="ar-SA"/>
+              </w:rPr>
+            </w:pPr>
+            <w:r>
+              <w:rPr>
+                <w:rFonts w:eastAsia="Times New Roman" w:cs="Arial" w:ascii="Arial" w:hAnsi="Arial"/>
+                <w:b/>
+                <w:bCs/>
+                <w:color w:val="000000"/>
+                <w:kern w:val="0"/>
+                <w:sz w:val="18"/>
+                <w:szCs w:val="18"/>
+                <w:lang w:val="es-SV" w:eastAsia="en-US" w:bidi="ar-SA"/>
+              </w:rPr>
+              <w:t xml:space="preserve">Ejemplo del response </w:t>
+            </w:r>
+          </w:p>
+          <w:p>
+            <w:pPr>
+              <w:pStyle w:val="Header"/>
+              <w:widowControl/>
+              <w:suppressAutoHyphens w:val="true"/>
+              <w:overflowPunct w:val="false"/>
+              <w:bidi w:val="0"/>
+              <w:spacing w:before="0" w:after="0"/>
+              <w:jc w:val="left"/>
+              <w:textAlignment w:val="baseline"/>
+              <w:rPr>
+                <w:rFonts w:ascii="Arial" w:hAnsi="Arial" w:eastAsia="Times New Roman" w:cs="Arial"/>
+                <w:b/>
+                <w:bCs/>
+                <w:color w:val="000000"/>
+                <w:kern w:val="0"/>
+                <w:sz w:val="18"/>
+                <w:szCs w:val="18"/>
+                <w:lang w:val="es-SV" w:eastAsia="en-US" w:bidi="ar-SA"/>
+              </w:rPr>
+            </w:pPr>
+            <w:r>
+              <w:rPr>
+                <w:rFonts w:eastAsia="Times New Roman" w:cs="Arial" w:ascii="Arial" w:hAnsi="Arial"/>
+                <w:b/>
+                <w:bCs/>
+                <w:color w:val="000000"/>
+                <w:kern w:val="0"/>
+                <w:sz w:val="18"/>
+                <w:szCs w:val="18"/>
+                <w:lang w:val="es-SV" w:eastAsia="en-US" w:bidi="ar-SA"/>
+              </w:rPr>
+            </w:r>
+          </w:p>
+          <w:p>
+            <w:pPr>
+              <w:pStyle w:val="Header"/>
+              <w:widowControl/>
+              <w:suppressAutoHyphens w:val="true"/>
+              <w:overflowPunct w:val="false"/>
+              <w:bidi w:val="0"/>
+              <w:spacing w:before="0" w:after="0"/>
+              <w:jc w:val="left"/>
+              <w:textAlignment w:val="baseline"/>
+              <w:rPr>
+                <w:rFonts w:ascii="Courier New" w:hAnsi="Courier New" w:eastAsia="Times New Roman" w:cs="Arial"/>
+                <w:b/>
+                <w:bCs/>
+                <w:color w:val="000000"/>
+                <w:kern w:val="0"/>
+                <w:sz w:val="16"/>
+                <w:szCs w:val="16"/>
+                <w:lang w:val="es-SV" w:eastAsia="en-US" w:bidi="ar-SA"/>
+              </w:rPr>
+            </w:pPr>
+            <w:r>
+              <w:rPr>
+                <w:rFonts w:eastAsia="Times New Roman" w:cs="Arial" w:ascii="Courier New" w:hAnsi="Courier New"/>
+                <w:b/>
+                <w:bCs/>
+                <w:color w:val="000000"/>
+                <w:kern w:val="0"/>
+                <w:sz w:val="16"/>
+                <w:szCs w:val="16"/>
+                <w:lang w:val="es-SV" w:eastAsia="en-US" w:bidi="ar-SA"/>
+              </w:rPr>
+              <w:t xml:space="preserve">{ </w:t>
+            </w:r>
+          </w:p>
+          <w:p>
+            <w:pPr>
+              <w:pStyle w:val="Header"/>
+              <w:widowControl/>
+              <w:suppressAutoHyphens w:val="true"/>
+              <w:overflowPunct w:val="false"/>
+              <w:bidi w:val="0"/>
+              <w:spacing w:before="0" w:after="0"/>
+              <w:jc w:val="left"/>
+              <w:textAlignment w:val="baseline"/>
+              <w:rPr>
+                <w:rFonts w:ascii="Courier New" w:hAnsi="Courier New" w:eastAsia="Times New Roman" w:cs="Arial"/>
+                <w:b/>
+                <w:bCs/>
+                <w:color w:val="000000"/>
+                <w:kern w:val="0"/>
+                <w:sz w:val="16"/>
+                <w:szCs w:val="16"/>
+                <w:lang w:val="es-SV" w:eastAsia="en-US" w:bidi="ar-SA"/>
+              </w:rPr>
+            </w:pPr>
+            <w:r>
+              <w:rPr>
+                <w:rFonts w:eastAsia="Times New Roman" w:cs="Arial" w:ascii="Courier New" w:hAnsi="Courier New"/>
+                <w:b/>
+                <w:bCs/>
+                <w:color w:val="000000"/>
+                <w:kern w:val="0"/>
+                <w:sz w:val="16"/>
+                <w:szCs w:val="16"/>
+                <w:lang w:val="es-SV" w:eastAsia="en-US" w:bidi="ar-SA"/>
+              </w:rPr>
+              <w:t xml:space="preserve">    </w:t>
+            </w:r>
+            <w:r>
+              <w:rPr>
+                <w:rFonts w:eastAsia="Times New Roman" w:cs="Arial" w:ascii="Courier New" w:hAnsi="Courier New"/>
+                <w:b/>
+                <w:bCs/>
+                <w:color w:val="000000"/>
+                <w:kern w:val="0"/>
+                <w:sz w:val="16"/>
+                <w:szCs w:val="16"/>
+                <w:lang w:val="es-SV" w:eastAsia="en-US" w:bidi="ar-SA"/>
+              </w:rPr>
+              <w:t xml:space="preserve">"requestID": "TSP1663865729998", </w:t>
+            </w:r>
+          </w:p>
+          <w:p>
+            <w:pPr>
+              <w:pStyle w:val="Header"/>
+              <w:widowControl/>
+              <w:suppressAutoHyphens w:val="true"/>
+              <w:overflowPunct w:val="false"/>
+              <w:bidi w:val="0"/>
+              <w:spacing w:before="0" w:after="0"/>
+              <w:jc w:val="left"/>
+              <w:textAlignment w:val="baseline"/>
+              <w:rPr>
+                <w:rFonts w:ascii="Courier New" w:hAnsi="Courier New" w:eastAsia="Times New Roman" w:cs="Arial"/>
+                <w:b/>
+                <w:bCs/>
+                <w:color w:val="000000"/>
+                <w:kern w:val="0"/>
+                <w:sz w:val="16"/>
+                <w:szCs w:val="16"/>
+                <w:lang w:val="es-SV" w:eastAsia="en-US" w:bidi="ar-SA"/>
+              </w:rPr>
+            </w:pPr>
+            <w:r>
+              <w:rPr>
+                <w:rFonts w:eastAsia="Times New Roman" w:cs="Arial" w:ascii="Courier New" w:hAnsi="Courier New"/>
+                <w:b/>
+                <w:bCs/>
+                <w:color w:val="000000"/>
+                <w:kern w:val="0"/>
+                <w:sz w:val="16"/>
+                <w:szCs w:val="16"/>
+                <w:lang w:val="es-SV" w:eastAsia="en-US" w:bidi="ar-SA"/>
+              </w:rPr>
+              <w:t xml:space="preserve">    </w:t>
+            </w:r>
+            <w:r>
+              <w:rPr>
+                <w:rFonts w:eastAsia="Times New Roman" w:cs="Arial" w:ascii="Courier New" w:hAnsi="Courier New"/>
+                <w:b/>
+                <w:bCs/>
+                <w:color w:val="000000"/>
+                <w:kern w:val="0"/>
+                <w:sz w:val="16"/>
+                <w:szCs w:val="16"/>
+                <w:lang w:val="es-SV" w:eastAsia="en-US" w:bidi="ar-SA"/>
+              </w:rPr>
+              <w:t xml:space="preserve">"processID": "1663865723413", </w:t>
+            </w:r>
+          </w:p>
+          <w:p>
+            <w:pPr>
+              <w:pStyle w:val="Header"/>
+              <w:widowControl/>
+              <w:suppressAutoHyphens w:val="true"/>
+              <w:overflowPunct w:val="false"/>
+              <w:bidi w:val="0"/>
+              <w:spacing w:before="0" w:after="0"/>
+              <w:jc w:val="left"/>
+              <w:textAlignment w:val="baseline"/>
+              <w:rPr>
+                <w:rFonts w:ascii="Courier New" w:hAnsi="Courier New" w:eastAsia="Times New Roman" w:cs="Arial"/>
+                <w:b/>
+                <w:bCs/>
+                <w:color w:val="000000"/>
+                <w:kern w:val="0"/>
+                <w:sz w:val="16"/>
+                <w:szCs w:val="16"/>
+                <w:lang w:val="es-SV" w:eastAsia="en-US" w:bidi="ar-SA"/>
+              </w:rPr>
+            </w:pPr>
+            <w:r>
+              <w:rPr>
+                <w:rFonts w:eastAsia="Times New Roman" w:cs="Arial" w:ascii="Courier New" w:hAnsi="Courier New"/>
+                <w:b/>
+                <w:bCs/>
+                <w:color w:val="000000"/>
+                <w:kern w:val="0"/>
+                <w:sz w:val="16"/>
+                <w:szCs w:val="16"/>
+                <w:lang w:val="es-SV" w:eastAsia="en-US" w:bidi="ar-SA"/>
+              </w:rPr>
+              <w:t xml:space="preserve">    </w:t>
+            </w:r>
+            <w:r>
+              <w:rPr>
+                <w:rFonts w:eastAsia="Times New Roman" w:cs="Arial" w:ascii="Courier New" w:hAnsi="Courier New"/>
+                <w:b/>
+                <w:bCs/>
+                <w:color w:val="000000"/>
+                <w:kern w:val="0"/>
+                <w:sz w:val="16"/>
+                <w:szCs w:val="16"/>
+                <w:lang w:val="es-SV" w:eastAsia="en-US" w:bidi="ar-SA"/>
+              </w:rPr>
+              <w:t xml:space="preserve">"returnCode": "00" </w:t>
+            </w:r>
+          </w:p>
+          <w:p>
+            <w:pPr>
+              <w:pStyle w:val="Header"/>
+              <w:widowControl/>
+              <w:suppressAutoHyphens w:val="true"/>
+              <w:overflowPunct w:val="false"/>
+              <w:bidi w:val="0"/>
+              <w:spacing w:before="0" w:after="0"/>
+              <w:jc w:val="left"/>
+              <w:textAlignment w:val="baseline"/>
+              <w:rPr>
+                <w:rFonts w:ascii="Courier New" w:hAnsi="Courier New" w:eastAsia="Times New Roman" w:cs="Arial"/>
+                <w:b/>
+                <w:bCs/>
+                <w:color w:val="000000"/>
+                <w:kern w:val="0"/>
+                <w:sz w:val="16"/>
+                <w:szCs w:val="16"/>
+                <w:lang w:val="es-SV" w:eastAsia="en-US" w:bidi="ar-SA"/>
+              </w:rPr>
+            </w:pPr>
+            <w:r>
+              <w:rPr>
+                <w:rFonts w:eastAsia="Times New Roman" w:cs="Arial" w:ascii="Courier New" w:hAnsi="Courier New"/>
+                <w:b/>
+                <w:bCs/>
+                <w:color w:val="000000"/>
+                <w:kern w:val="0"/>
+                <w:sz w:val="16"/>
+                <w:szCs w:val="16"/>
+                <w:lang w:val="es-SV" w:eastAsia="en-US" w:bidi="ar-SA"/>
+              </w:rPr>
+              <w:t xml:space="preserve">} </w:t>
+            </w:r>
+          </w:p>
+          <w:p>
+            <w:pPr>
+              <w:pStyle w:val="Header"/>
+              <w:widowControl/>
+              <w:suppressAutoHyphens w:val="true"/>
+              <w:overflowPunct w:val="false"/>
+              <w:bidi w:val="0"/>
+              <w:spacing w:before="0" w:after="0"/>
+              <w:jc w:val="left"/>
+              <w:textAlignment w:val="baseline"/>
+              <w:rPr>
+                <w:rFonts w:ascii="Arial" w:hAnsi="Arial" w:eastAsia="Times New Roman" w:cs="Arial"/>
+                <w:b/>
+                <w:bCs/>
+                <w:color w:val="000000"/>
+                <w:kern w:val="0"/>
+                <w:sz w:val="18"/>
+                <w:szCs w:val="18"/>
+                <w:lang w:val="es-SV" w:eastAsia="en-US" w:bidi="ar-SA"/>
+              </w:rPr>
+            </w:pPr>
+            <w:r>
+              <w:rPr>
+                <w:rFonts w:eastAsia="Times New Roman" w:cs="Arial" w:ascii="Arial" w:hAnsi="Arial"/>
+                <w:b/>
+                <w:bCs/>
+                <w:color w:val="000000"/>
+                <w:kern w:val="0"/>
+                <w:sz w:val="18"/>
+                <w:szCs w:val="18"/>
+                <w:lang w:val="es-SV" w:eastAsia="en-US" w:bidi="ar-SA"/>
+              </w:rPr>
+            </w:r>
+          </w:p>
+          <w:p>
+            <w:pPr>
+              <w:pStyle w:val="Header"/>
+              <w:widowControl/>
+              <w:suppressAutoHyphens w:val="true"/>
+              <w:overflowPunct w:val="false"/>
+              <w:bidi w:val="0"/>
+              <w:spacing w:before="0" w:after="0"/>
+              <w:jc w:val="left"/>
+              <w:textAlignment w:val="baseline"/>
+              <w:rPr>
+                <w:rFonts w:ascii="Arial" w:hAnsi="Arial" w:eastAsia="Times New Roman" w:cs="Arial"/>
+                <w:b/>
+                <w:bCs/>
+                <w:color w:val="000000"/>
+                <w:kern w:val="0"/>
+                <w:sz w:val="18"/>
+                <w:szCs w:val="18"/>
+                <w:lang w:val="es-SV" w:eastAsia="en-US" w:bidi="ar-SA"/>
+              </w:rPr>
+            </w:pPr>
+            <w:r>
+              <w:rPr>
+                <w:rFonts w:eastAsia="Times New Roman" w:cs="Arial" w:ascii="Arial" w:hAnsi="Arial"/>
+                <w:b/>
+                <w:bCs/>
+                <w:color w:val="000000"/>
+                <w:kern w:val="0"/>
+                <w:sz w:val="18"/>
+                <w:szCs w:val="18"/>
+                <w:lang w:val="es-SV" w:eastAsia="en-US" w:bidi="ar-SA"/>
+              </w:rPr>
+              <w:t xml:space="preserve"> </w:t>
+            </w:r>
+          </w:p>
+          <w:p>
+            <w:pPr>
+              <w:pStyle w:val="Header"/>
+              <w:widowControl/>
+              <w:suppressAutoHyphens w:val="true"/>
+              <w:overflowPunct w:val="false"/>
+              <w:bidi w:val="0"/>
+              <w:spacing w:before="0" w:after="0"/>
+              <w:jc w:val="left"/>
+              <w:textAlignment w:val="baseline"/>
+              <w:rPr>
+                <w:rFonts w:ascii="Arial" w:hAnsi="Arial" w:eastAsia="Times New Roman" w:cs="Arial"/>
+                <w:b/>
+                <w:bCs/>
+                <w:color w:val="000000"/>
+                <w:kern w:val="0"/>
+                <w:sz w:val="18"/>
+                <w:szCs w:val="18"/>
+                <w:lang w:val="es-SV" w:eastAsia="en-US" w:bidi="ar-SA"/>
+              </w:rPr>
+            </w:pPr>
+            <w:r>
+              <w:rPr>
+                <w:rFonts w:eastAsia="Times New Roman" w:cs="Arial" w:ascii="Arial" w:hAnsi="Arial"/>
+                <w:b/>
+                <w:bCs/>
+                <w:color w:val="000000"/>
+                <w:kern w:val="0"/>
+                <w:sz w:val="18"/>
+                <w:szCs w:val="18"/>
+                <w:lang w:val="es-SV" w:eastAsia="en-US" w:bidi="ar-SA"/>
+              </w:rPr>
+            </w:r>
+          </w:p>
+          <w:p>
+            <w:pPr>
+              <w:pStyle w:val="Header"/>
+              <w:widowControl/>
+              <w:suppressAutoHyphens w:val="true"/>
+              <w:overflowPunct w:val="false"/>
+              <w:bidi w:val="0"/>
+              <w:spacing w:before="0" w:after="0"/>
+              <w:jc w:val="left"/>
+              <w:textAlignment w:val="baseline"/>
+              <w:rPr>
+                <w:rFonts w:ascii="Arial" w:hAnsi="Arial" w:eastAsia="Times New Roman" w:cs="Arial"/>
+                <w:b/>
+                <w:bCs/>
+                <w:color w:val="000000"/>
+                <w:kern w:val="0"/>
+                <w:sz w:val="18"/>
+                <w:szCs w:val="18"/>
+                <w:lang w:val="es-SV" w:eastAsia="en-US" w:bidi="ar-SA"/>
+              </w:rPr>
+            </w:pPr>
+            <w:r>
+              <w:rPr>
+                <w:rFonts w:eastAsia="Times New Roman" w:cs="Arial" w:ascii="Arial" w:hAnsi="Arial"/>
+                <w:b/>
+                <w:bCs/>
+                <w:color w:val="000000"/>
+                <w:kern w:val="0"/>
+                <w:sz w:val="18"/>
+                <w:szCs w:val="18"/>
+                <w:lang w:val="es-SV" w:eastAsia="en-US" w:bidi="ar-SA"/>
+              </w:rPr>
+              <w:t xml:space="preserve">RESPUESTA EXITOSA </w:t>
+            </w:r>
+          </w:p>
+          <w:p>
+            <w:pPr>
+              <w:pStyle w:val="Header"/>
+              <w:widowControl/>
+              <w:suppressAutoHyphens w:val="true"/>
+              <w:overflowPunct w:val="false"/>
+              <w:bidi w:val="0"/>
+              <w:spacing w:before="0" w:after="0"/>
+              <w:jc w:val="left"/>
+              <w:textAlignment w:val="baseline"/>
+              <w:rPr>
+                <w:rFonts w:ascii="Arial" w:hAnsi="Arial" w:eastAsia="Times New Roman" w:cs="Arial"/>
+                <w:b/>
+                <w:bCs/>
+                <w:color w:val="000000"/>
+                <w:kern w:val="0"/>
+                <w:sz w:val="18"/>
+                <w:szCs w:val="18"/>
+                <w:lang w:val="es-SV" w:eastAsia="en-US" w:bidi="ar-SA"/>
+              </w:rPr>
+            </w:pPr>
+            <w:r>
+              <w:rPr>
+                <w:rFonts w:eastAsia="Times New Roman" w:cs="Arial" w:ascii="Arial" w:hAnsi="Arial"/>
+                <w:b/>
+                <w:bCs/>
+                <w:color w:val="000000"/>
+                <w:kern w:val="0"/>
+                <w:sz w:val="18"/>
+                <w:szCs w:val="18"/>
+                <w:lang w:val="es-SV" w:eastAsia="en-US" w:bidi="ar-SA"/>
+              </w:rPr>
+            </w:r>
+          </w:p>
+          <w:p>
+            <w:pPr>
+              <w:pStyle w:val="Header"/>
+              <w:widowControl/>
+              <w:suppressAutoHyphens w:val="true"/>
+              <w:overflowPunct w:val="false"/>
+              <w:bidi w:val="0"/>
+              <w:spacing w:before="0" w:after="0"/>
+              <w:jc w:val="left"/>
+              <w:textAlignment w:val="baseline"/>
+              <w:rPr>
+                <w:rFonts w:ascii="Arial" w:hAnsi="Arial" w:eastAsia="Times New Roman" w:cs="Arial"/>
+                <w:b/>
+                <w:bCs/>
+                <w:color w:val="000000"/>
+                <w:kern w:val="0"/>
+                <w:sz w:val="18"/>
+                <w:szCs w:val="18"/>
+                <w:lang w:val="es-SV" w:eastAsia="en-US" w:bidi="ar-SA"/>
+              </w:rPr>
+            </w:pPr>
+            <w:r>
+              <w:rPr>
+                <w:rFonts w:eastAsia="Times New Roman" w:cs="Arial" w:ascii="Arial" w:hAnsi="Arial"/>
+                <w:b/>
+                <w:bCs/>
+                <w:color w:val="000000"/>
+                <w:kern w:val="0"/>
+                <w:sz w:val="18"/>
+                <w:szCs w:val="18"/>
+                <w:lang w:val="es-SV" w:eastAsia="en-US" w:bidi="ar-SA"/>
+              </w:rPr>
+              <w:t xml:space="preserve">Prueba exitosa </w:t>
+            </w:r>
+            <w:r>
+              <w:rPr>
+                <w:rFonts w:eastAsia="Times New Roman" w:cs="Arial" w:ascii="Arial" w:hAnsi="Arial"/>
+                <w:b/>
+                <w:bCs/>
+                <w:color w:val="000000"/>
+                <w:kern w:val="0"/>
+                <w:sz w:val="18"/>
+                <w:szCs w:val="18"/>
+                <w:lang w:val="es-SV" w:eastAsia="en-US" w:bidi="ar-SA"/>
+              </w:rPr>
+              <w:t>d</w:t>
+            </w:r>
+            <w:r>
+              <w:rPr>
+                <w:rFonts w:eastAsia="Times New Roman" w:cs="Arial" w:ascii="Arial" w:hAnsi="Arial"/>
+                <w:b/>
+                <w:bCs/>
+                <w:color w:val="000000"/>
+                <w:kern w:val="0"/>
+                <w:sz w:val="18"/>
+                <w:szCs w:val="18"/>
+                <w:lang w:val="es-SV" w:eastAsia="en-US" w:bidi="ar-SA"/>
+              </w:rPr>
+              <w:t xml:space="preserve">el servicio </w:t>
+            </w:r>
+          </w:p>
+          <w:p>
+            <w:pPr>
+              <w:pStyle w:val="Header"/>
+              <w:widowControl/>
+              <w:suppressAutoHyphens w:val="true"/>
+              <w:overflowPunct w:val="false"/>
+              <w:bidi w:val="0"/>
+              <w:spacing w:before="0" w:after="0"/>
+              <w:jc w:val="left"/>
+              <w:textAlignment w:val="baseline"/>
+              <w:rPr>
+                <w:rFonts w:ascii="Arial" w:hAnsi="Arial" w:eastAsia="Times New Roman" w:cs="Arial"/>
+                <w:b/>
+                <w:bCs/>
+                <w:color w:val="000000"/>
+                <w:kern w:val="0"/>
+                <w:sz w:val="18"/>
+                <w:szCs w:val="18"/>
+                <w:lang w:val="es-SV" w:eastAsia="en-US" w:bidi="ar-SA"/>
+              </w:rPr>
+            </w:pPr>
+            <w:r>
+              <w:rPr>
+                <w:rFonts w:eastAsia="Times New Roman" w:cs="Arial" w:ascii="Arial" w:hAnsi="Arial"/>
+                <w:b/>
+                <w:bCs/>
+                <w:color w:val="000000"/>
+                <w:kern w:val="0"/>
+                <w:sz w:val="18"/>
+                <w:szCs w:val="18"/>
+                <w:lang w:val="es-SV" w:eastAsia="en-US" w:bidi="ar-SA"/>
+              </w:rPr>
+              <w:t xml:space="preserve"> </w:t>
+            </w:r>
+            <w:r>
+              <w:rPr/>
+              <w:drawing>
+                <wp:inline distT="0" distB="0" distL="0" distR="0">
+                  <wp:extent cx="3535680" cy="579120"/>
+                  <wp:effectExtent l="0" t="0" r="0" b="0"/>
+                  <wp:docPr id="21" name="Imagen21" descr=""/>
+                  <wp:cNvGraphicFramePr>
+                    <a:graphicFrameLocks xmlns:a="http://schemas.openxmlformats.org/drawingml/2006/main" noChangeAspect="1"/>
+                  </wp:cNvGraphicFramePr>
+                  <a:graphic xmlns:a="http://schemas.openxmlformats.org/drawingml/2006/main">
+                    <a:graphicData uri="http://schemas.openxmlformats.org/drawingml/2006/picture">
+                      <pic:pic xmlns:pic="http://schemas.openxmlformats.org/drawingml/2006/picture">
+                        <pic:nvPicPr>
+                          <pic:cNvPr id="21" name="Imagen21" descr=""/>
+                          <pic:cNvPicPr>
+                            <a:picLocks noChangeAspect="1" noChangeArrowheads="1"/>
+                          </pic:cNvPicPr>
+                        </pic:nvPicPr>
+                        <pic:blipFill>
+                          <a:blip r:embed="rId22"/>
+                          <a:stretch>
+                            <a:fillRect/>
+                          </a:stretch>
+                        </pic:blipFill>
+                        <pic:spPr bwMode="auto">
+                          <a:xfrm>
+                            <a:off x="0" y="0"/>
+                            <a:ext cx="3535680" cy="579120"/>
+                          </a:xfrm>
+                          <a:prstGeom prst="rect">
+                            <a:avLst/>
+                          </a:prstGeom>
+                        </pic:spPr>
+                      </pic:pic>
+                    </a:graphicData>
+                  </a:graphic>
+                </wp:inline>
+              </w:drawing>
+            </w:r>
+            <w:r>
+              <w:rPr/>
+              <w:t xml:space="preserve"> </w:t>
+            </w:r>
+          </w:p>
+          <w:p>
+            <w:pPr>
+              <w:pStyle w:val="Header"/>
+              <w:widowControl/>
+              <w:suppressAutoHyphens w:val="true"/>
+              <w:overflowPunct w:val="false"/>
+              <w:bidi w:val="0"/>
+              <w:spacing w:before="0" w:after="0"/>
+              <w:jc w:val="left"/>
+              <w:textAlignment w:val="baseline"/>
+              <w:rPr>
+                <w:rFonts w:ascii="Arial" w:hAnsi="Arial" w:eastAsia="Times New Roman" w:cs="Arial"/>
+                <w:b/>
+                <w:bCs/>
+                <w:color w:val="000000"/>
+                <w:kern w:val="0"/>
+                <w:sz w:val="18"/>
+                <w:szCs w:val="18"/>
+                <w:lang w:val="es-SV" w:eastAsia="en-US" w:bidi="ar-SA"/>
+              </w:rPr>
+            </w:pPr>
+            <w:r>
+              <w:rPr>
+                <w:rFonts w:eastAsia="Times New Roman" w:cs="Arial" w:ascii="Arial" w:hAnsi="Arial"/>
+                <w:b/>
+                <w:bCs/>
+                <w:color w:val="000000"/>
+                <w:kern w:val="0"/>
+                <w:sz w:val="18"/>
+                <w:szCs w:val="18"/>
+                <w:lang w:val="es-SV" w:eastAsia="en-US" w:bidi="ar-SA"/>
+              </w:rPr>
+            </w:r>
+          </w:p>
+          <w:p>
+            <w:pPr>
+              <w:pStyle w:val="Header"/>
+              <w:widowControl/>
+              <w:suppressAutoHyphens w:val="true"/>
+              <w:overflowPunct w:val="false"/>
+              <w:bidi w:val="0"/>
+              <w:spacing w:before="0" w:after="0"/>
+              <w:jc w:val="left"/>
+              <w:textAlignment w:val="baseline"/>
+              <w:rPr>
+                <w:rFonts w:ascii="Arial" w:hAnsi="Arial" w:eastAsia="Times New Roman" w:cs="Arial"/>
+                <w:b/>
+                <w:bCs/>
+                <w:color w:val="000000"/>
+                <w:kern w:val="0"/>
+                <w:sz w:val="18"/>
+                <w:szCs w:val="18"/>
+                <w:lang w:val="es-SV" w:eastAsia="en-US" w:bidi="ar-SA"/>
+              </w:rPr>
+            </w:pPr>
+            <w:r>
+              <w:rPr>
+                <w:rFonts w:eastAsia="Times New Roman" w:cs="Arial" w:ascii="Arial" w:hAnsi="Arial"/>
+                <w:b/>
+                <w:bCs/>
+                <w:color w:val="000000"/>
+                <w:kern w:val="0"/>
+                <w:sz w:val="18"/>
+                <w:szCs w:val="18"/>
+                <w:lang w:val="es-SV" w:eastAsia="en-US" w:bidi="ar-SA"/>
+              </w:rPr>
+              <w:t xml:space="preserve"> </w:t>
+            </w:r>
+          </w:p>
+          <w:p>
+            <w:pPr>
+              <w:pStyle w:val="Header"/>
+              <w:widowControl/>
+              <w:suppressAutoHyphens w:val="true"/>
+              <w:overflowPunct w:val="false"/>
+              <w:bidi w:val="0"/>
+              <w:spacing w:before="0" w:after="0"/>
+              <w:jc w:val="left"/>
+              <w:textAlignment w:val="baseline"/>
+              <w:rPr>
+                <w:rFonts w:ascii="Arial" w:hAnsi="Arial" w:eastAsia="Times New Roman" w:cs="Arial"/>
+                <w:b/>
+                <w:bCs/>
+                <w:color w:val="000000"/>
+                <w:kern w:val="0"/>
+                <w:sz w:val="18"/>
+                <w:szCs w:val="18"/>
+                <w:lang w:val="es-SV" w:eastAsia="en-US" w:bidi="ar-SA"/>
+              </w:rPr>
+            </w:pPr>
+            <w:r>
+              <w:rPr>
+                <w:rFonts w:eastAsia="Times New Roman" w:cs="Arial" w:ascii="Arial" w:hAnsi="Arial"/>
+                <w:b/>
+                <w:bCs/>
+                <w:color w:val="000000"/>
+                <w:kern w:val="0"/>
+                <w:sz w:val="18"/>
+                <w:szCs w:val="18"/>
+                <w:lang w:val="es-SV" w:eastAsia="en-US" w:bidi="ar-SA"/>
+              </w:rPr>
+              <w:t xml:space="preserve">Se envio la el request con la wallet de MC con el valor de 50120834693 </w:t>
+            </w:r>
+          </w:p>
+          <w:p>
+            <w:pPr>
+              <w:pStyle w:val="Header"/>
+              <w:widowControl/>
+              <w:suppressAutoHyphens w:val="true"/>
+              <w:overflowPunct w:val="false"/>
+              <w:bidi w:val="0"/>
+              <w:spacing w:before="0" w:after="0"/>
+              <w:jc w:val="left"/>
+              <w:textAlignment w:val="baseline"/>
+              <w:rPr>
+                <w:rFonts w:ascii="Arial" w:hAnsi="Arial" w:eastAsia="Times New Roman" w:cs="Arial"/>
+                <w:b/>
+                <w:bCs/>
+                <w:color w:val="000000"/>
+                <w:kern w:val="0"/>
+                <w:sz w:val="18"/>
+                <w:szCs w:val="18"/>
+                <w:lang w:val="es-SV" w:eastAsia="en-US" w:bidi="ar-SA"/>
+              </w:rPr>
+            </w:pPr>
+            <w:r>
+              <w:rPr>
+                <w:rFonts w:eastAsia="Times New Roman" w:cs="Arial" w:ascii="Arial" w:hAnsi="Arial"/>
+                <w:b/>
+                <w:bCs/>
+                <w:color w:val="000000"/>
+                <w:kern w:val="0"/>
+                <w:sz w:val="18"/>
+                <w:szCs w:val="18"/>
+                <w:lang w:val="es-SV" w:eastAsia="en-US" w:bidi="ar-SA"/>
+              </w:rPr>
+            </w:r>
+          </w:p>
+          <w:p>
+            <w:pPr>
+              <w:pStyle w:val="Header"/>
+              <w:widowControl/>
+              <w:suppressAutoHyphens w:val="true"/>
+              <w:overflowPunct w:val="false"/>
+              <w:bidi w:val="0"/>
+              <w:spacing w:before="0" w:after="0"/>
+              <w:jc w:val="left"/>
+              <w:textAlignment w:val="baseline"/>
+              <w:rPr>
+                <w:rFonts w:ascii="Arial" w:hAnsi="Arial" w:eastAsia="Times New Roman" w:cs="Arial"/>
+                <w:b/>
+                <w:bCs/>
+                <w:color w:val="000000"/>
+                <w:kern w:val="0"/>
+                <w:sz w:val="18"/>
+                <w:szCs w:val="18"/>
+                <w:lang w:val="es-SV" w:eastAsia="en-US" w:bidi="ar-SA"/>
+              </w:rPr>
+            </w:pPr>
+            <w:r>
+              <w:rPr>
+                <w:rFonts w:eastAsia="Times New Roman" w:cs="Arial" w:ascii="Arial" w:hAnsi="Arial"/>
+                <w:b/>
+                <w:bCs/>
+                <w:color w:val="000000"/>
+                <w:kern w:val="0"/>
+                <w:sz w:val="18"/>
+                <w:szCs w:val="18"/>
+                <w:lang w:val="es-SV" w:eastAsia="en-US" w:bidi="ar-SA"/>
+              </w:rPr>
+              <w:t xml:space="preserve"> </w:t>
+            </w:r>
+            <w:r>
+              <w:rPr/>
+              <w:drawing>
+                <wp:inline distT="0" distB="0" distL="0" distR="0">
+                  <wp:extent cx="3535680" cy="2231390"/>
+                  <wp:effectExtent l="0" t="0" r="0" b="0"/>
+                  <wp:docPr id="22" name="Imagen22" descr=""/>
+                  <wp:cNvGraphicFramePr>
+                    <a:graphicFrameLocks xmlns:a="http://schemas.openxmlformats.org/drawingml/2006/main" noChangeAspect="1"/>
+                  </wp:cNvGraphicFramePr>
+                  <a:graphic xmlns:a="http://schemas.openxmlformats.org/drawingml/2006/main">
+                    <a:graphicData uri="http://schemas.openxmlformats.org/drawingml/2006/picture">
+                      <pic:pic xmlns:pic="http://schemas.openxmlformats.org/drawingml/2006/picture">
+                        <pic:nvPicPr>
+                          <pic:cNvPr id="22" name="Imagen22" descr=""/>
+                          <pic:cNvPicPr>
+                            <a:picLocks noChangeAspect="1" noChangeArrowheads="1"/>
+                          </pic:cNvPicPr>
+                        </pic:nvPicPr>
+                        <pic:blipFill>
+                          <a:blip r:embed="rId23"/>
+                          <a:stretch>
+                            <a:fillRect/>
+                          </a:stretch>
+                        </pic:blipFill>
+                        <pic:spPr bwMode="auto">
+                          <a:xfrm>
+                            <a:off x="0" y="0"/>
+                            <a:ext cx="3535680" cy="2231390"/>
+                          </a:xfrm>
+                          <a:prstGeom prst="rect">
+                            <a:avLst/>
+                          </a:prstGeom>
+                        </pic:spPr>
+                      </pic:pic>
+                    </a:graphicData>
+                  </a:graphic>
+                </wp:inline>
+              </w:drawing>
+            </w:r>
+            <w:r>
+              <w:rPr/>
+              <w:t xml:space="preserve"> </w:t>
+            </w:r>
+          </w:p>
+          <w:p>
+            <w:pPr>
+              <w:pStyle w:val="Header"/>
+              <w:widowControl/>
+              <w:suppressAutoHyphens w:val="true"/>
+              <w:overflowPunct w:val="false"/>
+              <w:bidi w:val="0"/>
+              <w:spacing w:before="0" w:after="0"/>
+              <w:jc w:val="left"/>
+              <w:textAlignment w:val="baseline"/>
+              <w:rPr>
+                <w:rFonts w:ascii="Arial" w:hAnsi="Arial" w:eastAsia="Times New Roman" w:cs="Arial"/>
+                <w:b/>
+                <w:bCs/>
+                <w:color w:val="000000"/>
+                <w:kern w:val="0"/>
+                <w:sz w:val="18"/>
+                <w:szCs w:val="18"/>
+                <w:lang w:val="es-SV" w:eastAsia="en-US" w:bidi="ar-SA"/>
+              </w:rPr>
+            </w:pPr>
+            <w:r>
+              <w:rPr>
+                <w:rFonts w:eastAsia="Times New Roman" w:cs="Arial" w:ascii="Arial" w:hAnsi="Arial"/>
+                <w:b/>
+                <w:bCs/>
+                <w:color w:val="000000"/>
+                <w:kern w:val="0"/>
+                <w:sz w:val="18"/>
+                <w:szCs w:val="18"/>
+                <w:lang w:val="es-SV" w:eastAsia="en-US" w:bidi="ar-SA"/>
+              </w:rPr>
+            </w:r>
+          </w:p>
+          <w:p>
+            <w:pPr>
+              <w:pStyle w:val="Header"/>
+              <w:widowControl/>
+              <w:suppressAutoHyphens w:val="true"/>
+              <w:overflowPunct w:val="false"/>
+              <w:bidi w:val="0"/>
+              <w:spacing w:before="0" w:after="0"/>
+              <w:jc w:val="left"/>
+              <w:textAlignment w:val="baseline"/>
+              <w:rPr>
+                <w:rFonts w:ascii="Arial" w:hAnsi="Arial" w:eastAsia="Times New Roman" w:cs="Arial"/>
+                <w:b/>
+                <w:bCs/>
+                <w:color w:val="000000"/>
+                <w:kern w:val="0"/>
+                <w:sz w:val="18"/>
+                <w:szCs w:val="18"/>
+                <w:lang w:val="es-SV" w:eastAsia="en-US" w:bidi="ar-SA"/>
+              </w:rPr>
+            </w:pPr>
+            <w:r>
+              <w:rPr>
+                <w:rFonts w:eastAsia="Times New Roman" w:cs="Arial" w:ascii="Arial" w:hAnsi="Arial"/>
+                <w:b/>
+                <w:bCs/>
+                <w:color w:val="000000"/>
+                <w:kern w:val="0"/>
+                <w:sz w:val="18"/>
+                <w:szCs w:val="18"/>
+                <w:lang w:val="es-SV" w:eastAsia="en-US" w:bidi="ar-SA"/>
+              </w:rPr>
+              <w:t>Validando que el flujo sea el mismo que para Visa de envi</w:t>
+            </w:r>
+            <w:r>
+              <w:rPr>
+                <w:rFonts w:eastAsia="Times New Roman" w:cs="Arial" w:ascii="Arial" w:hAnsi="Arial"/>
+                <w:b/>
+                <w:bCs/>
+                <w:color w:val="000000"/>
+                <w:kern w:val="0"/>
+                <w:sz w:val="18"/>
+                <w:szCs w:val="18"/>
+                <w:lang w:val="es-SV" w:eastAsia="en-US" w:bidi="ar-SA"/>
+              </w:rPr>
+              <w:t>ó</w:t>
+            </w:r>
+            <w:r>
+              <w:rPr>
+                <w:rFonts w:eastAsia="Times New Roman" w:cs="Arial" w:ascii="Arial" w:hAnsi="Arial"/>
+                <w:b/>
+                <w:bCs/>
+                <w:color w:val="000000"/>
+                <w:kern w:val="0"/>
+                <w:sz w:val="18"/>
+                <w:szCs w:val="18"/>
+                <w:lang w:val="es-SV" w:eastAsia="en-US" w:bidi="ar-SA"/>
+              </w:rPr>
+              <w:t xml:space="preserve"> del OTP </w:t>
+            </w:r>
+          </w:p>
+          <w:p>
+            <w:pPr>
+              <w:pStyle w:val="Header"/>
+              <w:widowControl/>
+              <w:suppressAutoHyphens w:val="true"/>
+              <w:overflowPunct w:val="false"/>
+              <w:bidi w:val="0"/>
+              <w:spacing w:before="0" w:after="0"/>
+              <w:jc w:val="left"/>
+              <w:textAlignment w:val="baseline"/>
+              <w:rPr>
+                <w:rFonts w:ascii="Arial" w:hAnsi="Arial" w:eastAsia="Times New Roman" w:cs="Arial"/>
+                <w:b/>
+                <w:bCs/>
+                <w:color w:val="000000"/>
+                <w:kern w:val="0"/>
+                <w:sz w:val="18"/>
+                <w:szCs w:val="18"/>
+                <w:lang w:val="es-SV" w:eastAsia="en-US" w:bidi="ar-SA"/>
+              </w:rPr>
+            </w:pPr>
+            <w:r>
+              <w:rPr>
+                <w:rFonts w:eastAsia="Times New Roman" w:cs="Arial" w:ascii="Arial" w:hAnsi="Arial"/>
+                <w:b/>
+                <w:bCs/>
+                <w:color w:val="000000"/>
+                <w:kern w:val="0"/>
+                <w:sz w:val="18"/>
+                <w:szCs w:val="18"/>
+                <w:lang w:val="es-SV" w:eastAsia="en-US" w:bidi="ar-SA"/>
+              </w:rPr>
+            </w:r>
+          </w:p>
+          <w:p>
+            <w:pPr>
+              <w:pStyle w:val="Header"/>
+              <w:widowControl/>
+              <w:suppressAutoHyphens w:val="true"/>
+              <w:overflowPunct w:val="false"/>
+              <w:bidi w:val="0"/>
+              <w:spacing w:before="0" w:after="0"/>
+              <w:jc w:val="left"/>
+              <w:textAlignment w:val="baseline"/>
+              <w:rPr>
+                <w:rFonts w:ascii="Arial" w:hAnsi="Arial" w:eastAsia="Times New Roman" w:cs="Arial"/>
+                <w:b/>
+                <w:bCs/>
+                <w:color w:val="000000"/>
+                <w:kern w:val="0"/>
+                <w:sz w:val="18"/>
+                <w:szCs w:val="18"/>
+                <w:lang w:val="es-SV" w:eastAsia="en-US" w:bidi="ar-SA"/>
+              </w:rPr>
+            </w:pPr>
+            <w:r>
+              <w:rPr/>
+              <w:drawing>
+                <wp:inline distT="0" distB="0" distL="0" distR="0">
+                  <wp:extent cx="3535680" cy="1694180"/>
+                  <wp:effectExtent l="0" t="0" r="0" b="0"/>
+                  <wp:docPr id="23" name="Imagen23" descr=""/>
+                  <wp:cNvGraphicFramePr>
+                    <a:graphicFrameLocks xmlns:a="http://schemas.openxmlformats.org/drawingml/2006/main" noChangeAspect="1"/>
+                  </wp:cNvGraphicFramePr>
+                  <a:graphic xmlns:a="http://schemas.openxmlformats.org/drawingml/2006/main">
+                    <a:graphicData uri="http://schemas.openxmlformats.org/drawingml/2006/picture">
+                      <pic:pic xmlns:pic="http://schemas.openxmlformats.org/drawingml/2006/picture">
+                        <pic:nvPicPr>
+                          <pic:cNvPr id="23" name="Imagen23" descr=""/>
+                          <pic:cNvPicPr>
+                            <a:picLocks noChangeAspect="1" noChangeArrowheads="1"/>
+                          </pic:cNvPicPr>
+                        </pic:nvPicPr>
+                        <pic:blipFill>
+                          <a:blip r:embed="rId24"/>
+                          <a:stretch>
+                            <a:fillRect/>
+                          </a:stretch>
+                        </pic:blipFill>
+                        <pic:spPr bwMode="auto">
+                          <a:xfrm>
+                            <a:off x="0" y="0"/>
+                            <a:ext cx="3535680" cy="1694180"/>
+                          </a:xfrm>
+                          <a:prstGeom prst="rect">
+                            <a:avLst/>
+                          </a:prstGeom>
+                        </pic:spPr>
+                      </pic:pic>
+                    </a:graphicData>
+                  </a:graphic>
+                </wp:inline>
+              </w:drawing>
+            </w:r>
+            <w:r>
+              <w:rPr/>
+              <w:t xml:space="preserve"> </w:t>
+            </w:r>
+          </w:p>
+          <w:p>
+            <w:pPr>
+              <w:pStyle w:val="Header"/>
+              <w:widowControl/>
+              <w:suppressAutoHyphens w:val="true"/>
+              <w:overflowPunct w:val="false"/>
+              <w:bidi w:val="0"/>
+              <w:spacing w:before="0" w:after="0"/>
+              <w:jc w:val="left"/>
+              <w:textAlignment w:val="baseline"/>
+              <w:rPr>
+                <w:rFonts w:ascii="Arial" w:hAnsi="Arial" w:eastAsia="Times New Roman" w:cs="Arial"/>
+                <w:b/>
+                <w:bCs/>
+                <w:color w:val="000000"/>
+                <w:kern w:val="0"/>
+                <w:sz w:val="18"/>
+                <w:szCs w:val="18"/>
+                <w:lang w:val="es-SV" w:eastAsia="en-US" w:bidi="ar-SA"/>
+              </w:rPr>
+            </w:pPr>
+            <w:r>
+              <w:rPr>
+                <w:rFonts w:eastAsia="Times New Roman" w:cs="Arial" w:ascii="Arial" w:hAnsi="Arial"/>
+                <w:b/>
+                <w:bCs/>
+                <w:color w:val="000000"/>
+                <w:kern w:val="0"/>
+                <w:sz w:val="18"/>
+                <w:szCs w:val="18"/>
+                <w:lang w:val="es-SV" w:eastAsia="en-US" w:bidi="ar-SA"/>
+              </w:rPr>
+            </w:r>
+          </w:p>
+          <w:p>
+            <w:pPr>
+              <w:pStyle w:val="Header"/>
+              <w:widowControl/>
+              <w:suppressAutoHyphens w:val="true"/>
+              <w:overflowPunct w:val="false"/>
+              <w:bidi w:val="0"/>
+              <w:spacing w:before="0" w:after="0"/>
+              <w:jc w:val="left"/>
+              <w:textAlignment w:val="baseline"/>
+              <w:rPr>
+                <w:rFonts w:ascii="Arial" w:hAnsi="Arial" w:eastAsia="Times New Roman" w:cs="Arial"/>
+                <w:b/>
+                <w:bCs/>
+                <w:color w:val="000000"/>
+                <w:kern w:val="0"/>
+                <w:sz w:val="18"/>
+                <w:szCs w:val="18"/>
+                <w:lang w:val="es-SV" w:eastAsia="en-US" w:bidi="ar-SA"/>
+              </w:rPr>
+            </w:pPr>
+            <w:r>
+              <w:rPr>
+                <w:rFonts w:eastAsia="Times New Roman" w:cs="Arial" w:ascii="Arial" w:hAnsi="Arial"/>
+                <w:b/>
+                <w:bCs/>
+                <w:color w:val="000000"/>
+                <w:kern w:val="0"/>
+                <w:sz w:val="18"/>
+                <w:szCs w:val="18"/>
+                <w:lang w:val="es-SV" w:eastAsia="en-US" w:bidi="ar-SA"/>
+              </w:rPr>
+            </w:r>
+          </w:p>
+          <w:p>
+            <w:pPr>
+              <w:pStyle w:val="Header"/>
+              <w:widowControl/>
+              <w:suppressAutoHyphens w:val="true"/>
+              <w:overflowPunct w:val="false"/>
+              <w:bidi w:val="0"/>
+              <w:spacing w:before="0" w:after="0"/>
+              <w:jc w:val="left"/>
+              <w:textAlignment w:val="baseline"/>
+              <w:rPr>
+                <w:rFonts w:ascii="Arial" w:hAnsi="Arial" w:eastAsia="Times New Roman" w:cs="Arial"/>
+                <w:b/>
+                <w:bCs/>
+                <w:color w:val="000000"/>
+                <w:kern w:val="0"/>
+                <w:sz w:val="18"/>
+                <w:szCs w:val="18"/>
+                <w:lang w:val="es-SV" w:eastAsia="en-US" w:bidi="ar-SA"/>
+              </w:rPr>
+            </w:pPr>
+            <w:r>
+              <w:rPr>
+                <w:rFonts w:eastAsia="Times New Roman" w:cs="Arial" w:ascii="Arial" w:hAnsi="Arial"/>
+                <w:b/>
+                <w:bCs/>
+                <w:color w:val="000000"/>
+                <w:kern w:val="0"/>
+                <w:sz w:val="18"/>
+                <w:szCs w:val="18"/>
+                <w:lang w:val="es-SV" w:eastAsia="en-US" w:bidi="ar-SA"/>
+              </w:rPr>
+              <w:t>Y que el envi</w:t>
+            </w:r>
+            <w:r>
+              <w:rPr>
+                <w:rFonts w:eastAsia="Times New Roman" w:cs="Arial" w:ascii="Arial" w:hAnsi="Arial"/>
+                <w:b/>
+                <w:bCs/>
+                <w:color w:val="000000"/>
+                <w:kern w:val="0"/>
+                <w:sz w:val="18"/>
+                <w:szCs w:val="18"/>
+                <w:lang w:val="es-SV" w:eastAsia="en-US" w:bidi="ar-SA"/>
+              </w:rPr>
+              <w:t>ó</w:t>
+            </w:r>
+            <w:r>
+              <w:rPr>
+                <w:rFonts w:eastAsia="Times New Roman" w:cs="Arial" w:ascii="Arial" w:hAnsi="Arial"/>
+                <w:b/>
+                <w:bCs/>
+                <w:color w:val="000000"/>
+                <w:kern w:val="0"/>
+                <w:sz w:val="18"/>
+                <w:szCs w:val="18"/>
+                <w:lang w:val="es-SV" w:eastAsia="en-US" w:bidi="ar-SA"/>
+              </w:rPr>
+              <w:t xml:space="preserve"> haya sido correcto </w:t>
+            </w:r>
+          </w:p>
+          <w:p>
+            <w:pPr>
+              <w:pStyle w:val="Header"/>
+              <w:widowControl/>
+              <w:suppressAutoHyphens w:val="true"/>
+              <w:overflowPunct w:val="false"/>
+              <w:bidi w:val="0"/>
+              <w:spacing w:before="0" w:after="0"/>
+              <w:jc w:val="left"/>
+              <w:textAlignment w:val="baseline"/>
+              <w:rPr>
+                <w:rFonts w:ascii="Arial" w:hAnsi="Arial" w:eastAsia="Times New Roman" w:cs="Arial"/>
+                <w:b/>
+                <w:bCs/>
+                <w:color w:val="000000"/>
+                <w:kern w:val="0"/>
+                <w:sz w:val="18"/>
+                <w:szCs w:val="18"/>
+                <w:lang w:val="es-SV" w:eastAsia="en-US" w:bidi="ar-SA"/>
+              </w:rPr>
+            </w:pPr>
+            <w:r>
+              <w:rPr>
+                <w:rFonts w:eastAsia="Times New Roman" w:cs="Arial" w:ascii="Arial" w:hAnsi="Arial"/>
+                <w:b/>
+                <w:bCs/>
+                <w:color w:val="000000"/>
+                <w:kern w:val="0"/>
+                <w:sz w:val="18"/>
+                <w:szCs w:val="18"/>
+                <w:lang w:val="es-SV" w:eastAsia="en-US" w:bidi="ar-SA"/>
+              </w:rPr>
+              <w:t xml:space="preserve"> </w:t>
+            </w:r>
+            <w:r>
+              <w:rPr/>
+              <w:drawing>
+                <wp:inline distT="0" distB="0" distL="0" distR="0">
+                  <wp:extent cx="3535680" cy="210820"/>
+                  <wp:effectExtent l="0" t="0" r="0" b="0"/>
+                  <wp:docPr id="24" name="Imagen24" descr=""/>
+                  <wp:cNvGraphicFramePr>
+                    <a:graphicFrameLocks xmlns:a="http://schemas.openxmlformats.org/drawingml/2006/main" noChangeAspect="1"/>
+                  </wp:cNvGraphicFramePr>
+                  <a:graphic xmlns:a="http://schemas.openxmlformats.org/drawingml/2006/main">
+                    <a:graphicData uri="http://schemas.openxmlformats.org/drawingml/2006/picture">
+                      <pic:pic xmlns:pic="http://schemas.openxmlformats.org/drawingml/2006/picture">
+                        <pic:nvPicPr>
+                          <pic:cNvPr id="24" name="Imagen24" descr=""/>
+                          <pic:cNvPicPr>
+                            <a:picLocks noChangeAspect="1" noChangeArrowheads="1"/>
+                          </pic:cNvPicPr>
+                        </pic:nvPicPr>
+                        <pic:blipFill>
+                          <a:blip r:embed="rId25"/>
+                          <a:stretch>
+                            <a:fillRect/>
+                          </a:stretch>
+                        </pic:blipFill>
+                        <pic:spPr bwMode="auto">
+                          <a:xfrm>
+                            <a:off x="0" y="0"/>
+                            <a:ext cx="3535680" cy="210820"/>
+                          </a:xfrm>
+                          <a:prstGeom prst="rect">
+                            <a:avLst/>
+                          </a:prstGeom>
+                        </pic:spPr>
+                      </pic:pic>
+                    </a:graphicData>
+                  </a:graphic>
+                </wp:inline>
+              </w:drawing>
+            </w:r>
+            <w:r>
+              <w:rPr/>
+              <w:t xml:space="preserve"> </w:t>
+            </w:r>
+          </w:p>
+          <w:p>
+            <w:pPr>
+              <w:pStyle w:val="Header"/>
+              <w:widowControl/>
+              <w:suppressAutoHyphens w:val="true"/>
+              <w:overflowPunct w:val="false"/>
+              <w:bidi w:val="0"/>
+              <w:spacing w:before="0" w:after="0"/>
+              <w:jc w:val="left"/>
+              <w:textAlignment w:val="baseline"/>
+              <w:rPr>
+                <w:rFonts w:ascii="Arial" w:hAnsi="Arial" w:eastAsia="Times New Roman" w:cs="Arial"/>
+                <w:b/>
+                <w:bCs/>
+                <w:color w:val="000000"/>
+                <w:kern w:val="0"/>
+                <w:sz w:val="18"/>
+                <w:szCs w:val="18"/>
+                <w:lang w:val="es-SV" w:eastAsia="en-US" w:bidi="ar-SA"/>
+              </w:rPr>
+            </w:pPr>
+            <w:r>
+              <w:rPr>
+                <w:rFonts w:eastAsia="Times New Roman" w:cs="Arial" w:ascii="Arial" w:hAnsi="Arial"/>
+                <w:b/>
+                <w:bCs/>
+                <w:color w:val="000000"/>
+                <w:kern w:val="0"/>
+                <w:sz w:val="18"/>
+                <w:szCs w:val="18"/>
+                <w:lang w:val="es-SV" w:eastAsia="en-US" w:bidi="ar-SA"/>
+              </w:rPr>
+            </w:r>
+          </w:p>
+          <w:p>
+            <w:pPr>
+              <w:pStyle w:val="Header"/>
+              <w:widowControl/>
+              <w:suppressAutoHyphens w:val="true"/>
+              <w:overflowPunct w:val="false"/>
+              <w:bidi w:val="0"/>
+              <w:spacing w:before="0" w:after="0"/>
+              <w:jc w:val="left"/>
+              <w:textAlignment w:val="baseline"/>
+              <w:rPr>
+                <w:rFonts w:ascii="Arial" w:hAnsi="Arial" w:eastAsia="Times New Roman" w:cs="Arial"/>
+                <w:b/>
+                <w:bCs/>
+                <w:color w:val="000000"/>
+                <w:kern w:val="0"/>
+                <w:sz w:val="18"/>
+                <w:szCs w:val="18"/>
+                <w:lang w:val="es-SV" w:eastAsia="en-US" w:bidi="ar-SA"/>
+              </w:rPr>
+            </w:pPr>
+            <w:r>
+              <w:rPr>
+                <w:rFonts w:eastAsia="Times New Roman" w:cs="Arial" w:ascii="Arial" w:hAnsi="Arial"/>
+                <w:b/>
+                <w:bCs/>
+                <w:color w:val="000000"/>
+                <w:kern w:val="0"/>
+                <w:sz w:val="18"/>
+                <w:szCs w:val="18"/>
+                <w:lang w:val="es-SV" w:eastAsia="en-US" w:bidi="ar-SA"/>
+              </w:rPr>
+              <w:t xml:space="preserve"> </w:t>
+            </w:r>
+          </w:p>
+          <w:p>
+            <w:pPr>
+              <w:pStyle w:val="Header"/>
+              <w:widowControl/>
+              <w:suppressAutoHyphens w:val="true"/>
+              <w:overflowPunct w:val="false"/>
+              <w:bidi w:val="0"/>
+              <w:spacing w:before="0" w:after="0"/>
+              <w:jc w:val="left"/>
+              <w:textAlignment w:val="baseline"/>
+              <w:rPr>
+                <w:rFonts w:ascii="Arial" w:hAnsi="Arial" w:eastAsia="Times New Roman" w:cs="Arial"/>
+                <w:b/>
+                <w:bCs/>
+                <w:color w:val="000000"/>
+                <w:kern w:val="0"/>
+                <w:sz w:val="18"/>
+                <w:szCs w:val="18"/>
+                <w:lang w:val="es-SV" w:eastAsia="en-US" w:bidi="ar-SA"/>
+              </w:rPr>
+            </w:pPr>
+            <w:r>
+              <w:rPr>
+                <w:rFonts w:eastAsia="Times New Roman" w:cs="Arial" w:ascii="Arial" w:hAnsi="Arial"/>
+                <w:b/>
+                <w:bCs/>
+                <w:color w:val="000000"/>
+                <w:kern w:val="0"/>
+                <w:sz w:val="18"/>
+                <w:szCs w:val="18"/>
+                <w:lang w:val="es-SV" w:eastAsia="en-US" w:bidi="ar-SA"/>
+              </w:rPr>
+            </w:r>
+          </w:p>
+          <w:p>
+            <w:pPr>
+              <w:pStyle w:val="Header"/>
+              <w:widowControl/>
+              <w:spacing w:before="0" w:after="0"/>
+              <w:ind w:hanging="0" w:left="720"/>
+              <w:jc w:val="left"/>
+              <w:rPr>
+                <w:rFonts w:ascii="Georgia" w:hAnsi="Georgia" w:eastAsia="Times New Roman" w:cs="Arial"/>
+                <w:b/>
+                <w:bCs/>
+                <w:color w:val="000000"/>
+                <w:kern w:val="0"/>
+                <w:sz w:val="20"/>
+                <w:szCs w:val="20"/>
+                <w:lang w:bidi="ar-SA"/>
+              </w:rPr>
+            </w:pPr>
+            <w:r>
+              <w:rPr>
+                <w:rFonts w:ascii="Georgia" w:hAnsi="Georgia"/>
+                <w:sz w:val="20"/>
+                <w:szCs w:val="20"/>
+              </w:rPr>
+              <w:t xml:space="preserve">-: Api </w:t>
+            </w:r>
+            <w:r>
+              <w:rPr>
+                <w:rFonts w:ascii="Georgia" w:hAnsi="Georgia"/>
+                <w:sz w:val="20"/>
+                <w:szCs w:val="20"/>
+              </w:rPr>
+              <w:t>CheckElegibility</w:t>
+            </w:r>
+            <w:r>
+              <w:rPr>
+                <w:rFonts w:ascii="Georgia" w:hAnsi="Georgia"/>
+                <w:sz w:val="20"/>
+                <w:szCs w:val="20"/>
+              </w:rPr>
+              <w:t xml:space="preserve"> :-</w:t>
+            </w:r>
+          </w:p>
+          <w:p>
+            <w:pPr>
+              <w:pStyle w:val="Header"/>
+              <w:widowControl/>
+              <w:suppressAutoHyphens w:val="true"/>
+              <w:overflowPunct w:val="false"/>
+              <w:bidi w:val="0"/>
+              <w:spacing w:before="0" w:after="0"/>
+              <w:jc w:val="left"/>
+              <w:textAlignment w:val="baseline"/>
+              <w:rPr>
+                <w:rFonts w:ascii="Arial" w:hAnsi="Arial" w:eastAsia="Times New Roman" w:cs="Arial"/>
+                <w:b/>
+                <w:bCs/>
+                <w:color w:val="000000"/>
+                <w:kern w:val="0"/>
+                <w:sz w:val="18"/>
+                <w:szCs w:val="18"/>
+                <w:lang w:val="es-SV" w:eastAsia="en-US" w:bidi="ar-SA"/>
+              </w:rPr>
+            </w:pPr>
+            <w:r>
+              <w:rPr>
+                <w:rFonts w:eastAsia="Times New Roman" w:cs="Arial" w:ascii="Arial" w:hAnsi="Arial"/>
+                <w:b/>
+                <w:bCs/>
+                <w:color w:val="000000"/>
+                <w:kern w:val="0"/>
+                <w:sz w:val="18"/>
+                <w:szCs w:val="18"/>
+                <w:lang w:val="es-SV" w:eastAsia="en-US" w:bidi="ar-SA"/>
+              </w:rPr>
+            </w:r>
+          </w:p>
+          <w:p>
+            <w:pPr>
+              <w:pStyle w:val="Header"/>
+              <w:widowControl/>
+              <w:suppressAutoHyphens w:val="true"/>
+              <w:overflowPunct w:val="false"/>
+              <w:bidi w:val="0"/>
+              <w:spacing w:before="0" w:after="0"/>
+              <w:jc w:val="left"/>
+              <w:textAlignment w:val="baseline"/>
+              <w:rPr>
+                <w:rFonts w:ascii="Arial" w:hAnsi="Arial" w:eastAsia="Times New Roman" w:cs="Arial"/>
+                <w:b/>
+                <w:bCs/>
+                <w:color w:val="000000"/>
+                <w:kern w:val="0"/>
+                <w:sz w:val="18"/>
+                <w:szCs w:val="18"/>
+                <w:lang w:val="es-SV" w:eastAsia="en-US" w:bidi="ar-SA"/>
+              </w:rPr>
+            </w:pPr>
+            <w:r>
+              <w:rPr>
+                <w:rFonts w:eastAsia="Times New Roman" w:cs="Arial" w:ascii="Arial" w:hAnsi="Arial"/>
+                <w:b/>
+                <w:bCs/>
+                <w:color w:val="000000"/>
+                <w:kern w:val="0"/>
+                <w:sz w:val="18"/>
+                <w:szCs w:val="18"/>
+                <w:lang w:val="es-SV" w:eastAsia="en-US" w:bidi="ar-SA"/>
+              </w:rPr>
+            </w:r>
+          </w:p>
+          <w:p>
+            <w:pPr>
+              <w:pStyle w:val="BodyText"/>
+              <w:widowControl/>
+              <w:suppressAutoHyphens w:val="true"/>
+              <w:overflowPunct w:val="false"/>
+              <w:bidi w:val="0"/>
+              <w:spacing w:before="0" w:after="0"/>
+              <w:jc w:val="left"/>
+              <w:textAlignment w:val="baseline"/>
+              <w:rPr>
+                <w:rFonts w:ascii="Arial" w:hAnsi="Arial" w:eastAsia="Times New Roman" w:cs="Arial"/>
+                <w:b/>
+                <w:bCs/>
+                <w:color w:val="000000"/>
+                <w:kern w:val="0"/>
+                <w:sz w:val="18"/>
+                <w:szCs w:val="18"/>
+                <w:lang w:val="es-SV" w:eastAsia="en-US" w:bidi="ar-SA"/>
+              </w:rPr>
+            </w:pPr>
+            <w:r>
+              <w:rPr>
+                <w:rFonts w:eastAsia="Times New Roman" w:cs="Arial" w:ascii="Arial" w:hAnsi="Arial"/>
+                <w:b/>
+                <w:bCs/>
+                <w:color w:val="000000"/>
+                <w:kern w:val="0"/>
+                <w:sz w:val="18"/>
+                <w:szCs w:val="18"/>
+                <w:lang w:val="es-SV" w:eastAsia="en-US" w:bidi="ar-SA"/>
+              </w:rPr>
+              <w:t>Request del servicio </w:t>
+            </w:r>
+          </w:p>
+          <w:p>
+            <w:pPr>
+              <w:pStyle w:val="BodyText"/>
+              <w:spacing w:before="0" w:after="0"/>
+              <w:ind w:hanging="0" w:left="0" w:right="0"/>
+              <w:rPr>
+                <w:rFonts w:ascii="Courier New" w:hAnsi="Courier New"/>
+                <w:sz w:val="16"/>
+                <w:szCs w:val="16"/>
+              </w:rPr>
+            </w:pPr>
+            <w:r>
+              <w:rPr>
+                <w:rFonts w:ascii="Courier New" w:hAnsi="Courier New"/>
+                <w:sz w:val="16"/>
+                <w:szCs w:val="16"/>
+              </w:rPr>
+              <w:t>{ </w:t>
+            </w:r>
+          </w:p>
+          <w:p>
+            <w:pPr>
+              <w:pStyle w:val="BodyText"/>
+              <w:spacing w:before="0" w:after="0"/>
+              <w:ind w:hanging="0" w:left="0" w:right="0"/>
+              <w:rPr>
+                <w:rFonts w:ascii="Courier New" w:hAnsi="Courier New"/>
+                <w:sz w:val="16"/>
+                <w:szCs w:val="16"/>
+              </w:rPr>
+            </w:pPr>
+            <w:r>
+              <w:rPr>
+                <w:rFonts w:ascii="Courier New" w:hAnsi="Courier New"/>
+                <w:sz w:val="16"/>
+                <w:szCs w:val="16"/>
+              </w:rPr>
+              <w:t xml:space="preserve">    </w:t>
+            </w:r>
+            <w:r>
+              <w:rPr>
+                <w:rFonts w:ascii="Courier New" w:hAnsi="Courier New"/>
+                <w:sz w:val="16"/>
+                <w:szCs w:val="16"/>
+              </w:rPr>
+              <w:t>"requestID": "TSP1769812284476", </w:t>
+            </w:r>
+          </w:p>
+          <w:p>
+            <w:pPr>
+              <w:pStyle w:val="BodyText"/>
+              <w:spacing w:before="0" w:after="0"/>
+              <w:ind w:hanging="0" w:left="0" w:right="0"/>
+              <w:rPr>
+                <w:rFonts w:ascii="Courier New" w:hAnsi="Courier New"/>
+                <w:sz w:val="16"/>
+                <w:szCs w:val="16"/>
+              </w:rPr>
+            </w:pPr>
+            <w:r>
+              <w:rPr>
+                <w:rFonts w:ascii="Courier New" w:hAnsi="Courier New"/>
+                <w:sz w:val="16"/>
+                <w:szCs w:val="16"/>
+              </w:rPr>
+              <w:t xml:space="preserve">    </w:t>
+            </w:r>
+            <w:r>
+              <w:rPr>
+                <w:rFonts w:ascii="Courier New" w:hAnsi="Courier New"/>
+                <w:sz w:val="16"/>
+                <w:szCs w:val="16"/>
+              </w:rPr>
+              <w:t>"institutionCode": "AGRIC-180", </w:t>
+            </w:r>
+          </w:p>
+          <w:p>
+            <w:pPr>
+              <w:pStyle w:val="BodyText"/>
+              <w:spacing w:before="0" w:after="0"/>
+              <w:ind w:hanging="0" w:left="0" w:right="0"/>
+              <w:rPr>
+                <w:rFonts w:ascii="Courier New" w:hAnsi="Courier New"/>
+                <w:sz w:val="16"/>
+                <w:szCs w:val="16"/>
+              </w:rPr>
+            </w:pPr>
+            <w:r>
+              <w:rPr>
+                <w:rFonts w:ascii="Courier New" w:hAnsi="Courier New"/>
+                <w:sz w:val="16"/>
+                <w:szCs w:val="16"/>
+              </w:rPr>
+              <w:t xml:space="preserve">    </w:t>
+            </w:r>
+            <w:r>
+              <w:rPr>
+                <w:rFonts w:ascii="Courier New" w:hAnsi="Courier New"/>
+                <w:sz w:val="16"/>
+                <w:szCs w:val="16"/>
+              </w:rPr>
+              <w:t>"vaultIdentification": "MDES", </w:t>
+            </w:r>
+          </w:p>
+          <w:p>
+            <w:pPr>
+              <w:pStyle w:val="BodyText"/>
+              <w:spacing w:before="0" w:after="0"/>
+              <w:ind w:hanging="0" w:left="0" w:right="0"/>
+              <w:rPr>
+                <w:rFonts w:ascii="Courier New" w:hAnsi="Courier New"/>
+                <w:sz w:val="16"/>
+                <w:szCs w:val="16"/>
+              </w:rPr>
+            </w:pPr>
+            <w:r>
+              <w:rPr>
+                <w:rFonts w:ascii="Courier New" w:hAnsi="Courier New"/>
+                <w:sz w:val="16"/>
+                <w:szCs w:val="16"/>
+              </w:rPr>
+              <w:t xml:space="preserve">    </w:t>
+            </w:r>
+            <w:r>
+              <w:rPr>
+                <w:rFonts w:ascii="Courier New" w:hAnsi="Courier New"/>
+                <w:sz w:val="16"/>
+                <w:szCs w:val="16"/>
+              </w:rPr>
+              <w:t>"tokenRequestorID": "50120834693", </w:t>
+            </w:r>
+          </w:p>
+          <w:p>
+            <w:pPr>
+              <w:pStyle w:val="BodyText"/>
+              <w:spacing w:before="0" w:after="0"/>
+              <w:ind w:hanging="0" w:left="0" w:right="0"/>
+              <w:rPr>
+                <w:rFonts w:ascii="Courier New" w:hAnsi="Courier New"/>
+                <w:sz w:val="16"/>
+                <w:szCs w:val="16"/>
+              </w:rPr>
+            </w:pPr>
+            <w:r>
+              <w:rPr>
+                <w:rFonts w:ascii="Courier New" w:hAnsi="Courier New"/>
+                <w:sz w:val="16"/>
+                <w:szCs w:val="16"/>
+              </w:rPr>
+              <w:t xml:space="preserve">    </w:t>
+            </w:r>
+            <w:r>
+              <w:rPr>
+                <w:rFonts w:ascii="Courier New" w:hAnsi="Courier New"/>
+                <w:sz w:val="16"/>
+                <w:szCs w:val="16"/>
+              </w:rPr>
+              <w:t>"tokenRequestorName": "GooglePay", </w:t>
+            </w:r>
+          </w:p>
+          <w:p>
+            <w:pPr>
+              <w:pStyle w:val="BodyText"/>
+              <w:spacing w:before="0" w:after="0"/>
+              <w:ind w:hanging="0" w:left="0" w:right="0"/>
+              <w:rPr>
+                <w:rFonts w:ascii="Courier New" w:hAnsi="Courier New"/>
+                <w:sz w:val="16"/>
+                <w:szCs w:val="16"/>
+              </w:rPr>
+            </w:pPr>
+            <w:r>
+              <w:rPr>
+                <w:rFonts w:ascii="Courier New" w:hAnsi="Courier New"/>
+                <w:sz w:val="16"/>
+                <w:szCs w:val="16"/>
+              </w:rPr>
+              <w:t xml:space="preserve">    </w:t>
+            </w:r>
+            <w:r>
+              <w:rPr>
+                <w:rFonts w:ascii="Courier New" w:hAnsi="Courier New"/>
+                <w:sz w:val="16"/>
+                <w:szCs w:val="16"/>
+              </w:rPr>
+              <w:t>"tokenRefID": "DM4MMC1SV00000006662f2897ceb49c7a6e1d7c909337b45", </w:t>
+            </w:r>
+          </w:p>
+          <w:p>
+            <w:pPr>
+              <w:pStyle w:val="BodyText"/>
+              <w:spacing w:before="0" w:after="0"/>
+              <w:ind w:hanging="0" w:left="0" w:right="0"/>
+              <w:rPr>
+                <w:rFonts w:ascii="Courier New" w:hAnsi="Courier New"/>
+                <w:sz w:val="16"/>
+                <w:szCs w:val="16"/>
+              </w:rPr>
+            </w:pPr>
+            <w:r>
+              <w:rPr>
+                <w:rFonts w:ascii="Courier New" w:hAnsi="Courier New"/>
+                <w:sz w:val="16"/>
+                <w:szCs w:val="16"/>
+              </w:rPr>
+              <w:t xml:space="preserve">    </w:t>
+            </w:r>
+            <w:r>
+              <w:rPr>
+                <w:rFonts w:ascii="Courier New" w:hAnsi="Courier New"/>
+                <w:sz w:val="16"/>
+                <w:szCs w:val="16"/>
+              </w:rPr>
+              <w:t>"PANRefID": "V-4625331113860411295700", </w:t>
+            </w:r>
+          </w:p>
+          <w:p>
+            <w:pPr>
+              <w:pStyle w:val="BodyText"/>
+              <w:spacing w:before="0" w:after="0"/>
+              <w:ind w:hanging="0" w:left="0" w:right="0"/>
+              <w:rPr>
+                <w:rFonts w:ascii="Courier New" w:hAnsi="Courier New"/>
+                <w:sz w:val="16"/>
+                <w:szCs w:val="16"/>
+              </w:rPr>
+            </w:pPr>
+            <w:r>
+              <w:rPr>
+                <w:rFonts w:ascii="Courier New" w:hAnsi="Courier New"/>
+                <w:sz w:val="16"/>
+                <w:szCs w:val="16"/>
+              </w:rPr>
+              <w:t xml:space="preserve">    </w:t>
+            </w:r>
+            <w:r>
+              <w:rPr>
+                <w:rFonts w:ascii="Courier New" w:hAnsi="Courier New"/>
+                <w:sz w:val="16"/>
+                <w:szCs w:val="16"/>
+              </w:rPr>
+              <w:t>"encryptedCardInfo": { </w:t>
+            </w:r>
+          </w:p>
+          <w:p>
+            <w:pPr>
+              <w:pStyle w:val="BodyText"/>
+              <w:spacing w:before="0" w:after="0"/>
+              <w:ind w:hanging="0" w:left="0" w:right="0"/>
+              <w:rPr>
+                <w:rFonts w:ascii="Courier New" w:hAnsi="Courier New"/>
+                <w:sz w:val="16"/>
+                <w:szCs w:val="16"/>
+              </w:rPr>
+            </w:pPr>
+            <w:r>
+              <w:rPr>
+                <w:rFonts w:ascii="Courier New" w:hAnsi="Courier New"/>
+                <w:sz w:val="16"/>
+                <w:szCs w:val="16"/>
+              </w:rPr>
+              <w:t xml:space="preserve">        </w:t>
+            </w:r>
+            <w:r>
+              <w:rPr>
+                <w:rFonts w:ascii="Courier New" w:hAnsi="Courier New"/>
+                <w:sz w:val="16"/>
+                <w:szCs w:val="16"/>
+              </w:rPr>
+              <w:t>"algorithm": "aes-gcm128", </w:t>
+            </w:r>
+          </w:p>
+          <w:p>
+            <w:pPr>
+              <w:pStyle w:val="BodyText"/>
+              <w:spacing w:before="0" w:after="0"/>
+              <w:ind w:hanging="0" w:left="0" w:right="0"/>
+              <w:rPr>
+                <w:rFonts w:ascii="Courier New" w:hAnsi="Courier New"/>
+                <w:sz w:val="16"/>
+                <w:szCs w:val="16"/>
+              </w:rPr>
+            </w:pPr>
+            <w:r>
+              <w:rPr>
+                <w:rFonts w:ascii="Courier New" w:hAnsi="Courier New"/>
+                <w:sz w:val="16"/>
+                <w:szCs w:val="16"/>
+              </w:rPr>
+              <w:t xml:space="preserve">        </w:t>
+            </w:r>
+            <w:r>
+              <w:rPr>
+                <w:rFonts w:ascii="Courier New" w:hAnsi="Courier New"/>
+                <w:sz w:val="16"/>
+                <w:szCs w:val="16"/>
+              </w:rPr>
+              <w:t>"iv": "CCA46AC7D6F6732738372DB7", </w:t>
+            </w:r>
+          </w:p>
+          <w:p>
+            <w:pPr>
+              <w:pStyle w:val="BodyText"/>
+              <w:spacing w:before="0" w:after="0"/>
+              <w:ind w:hanging="0" w:left="0" w:right="0"/>
+              <w:rPr>
+                <w:rFonts w:ascii="Courier New" w:hAnsi="Courier New"/>
+                <w:sz w:val="16"/>
+                <w:szCs w:val="16"/>
+              </w:rPr>
+            </w:pPr>
+            <w:r>
+              <w:rPr>
+                <w:rFonts w:ascii="Courier New" w:hAnsi="Courier New"/>
+                <w:sz w:val="16"/>
+                <w:szCs w:val="16"/>
+              </w:rPr>
+              <w:t xml:space="preserve">        </w:t>
+            </w:r>
+            <w:r>
+              <w:rPr>
+                <w:rFonts w:ascii="Courier New" w:hAnsi="Courier New"/>
+                <w:sz w:val="16"/>
+                <w:szCs w:val="16"/>
+              </w:rPr>
+              <w:t>"encryptedData": "VUQZaYoJ2DiVRJB4dTsIGOwzbD+QiwLdUrEx5v4LAIBVvV3p8SbtoTvkzJWcFV51gkybVUTFI+SR+DmelQLav0PIKKgfAj68fNEJQa5EkD1WPCfrbO9jxvUtVkmGIf7zL/EEYbLEk2euWRTw9aU7l9qqSva+4oKEbJUNtw==", </w:t>
+            </w:r>
+          </w:p>
+          <w:p>
+            <w:pPr>
+              <w:pStyle w:val="BodyText"/>
+              <w:spacing w:before="0" w:after="0"/>
+              <w:ind w:hanging="0" w:left="0" w:right="0"/>
+              <w:rPr>
+                <w:rFonts w:ascii="Courier New" w:hAnsi="Courier New"/>
+                <w:sz w:val="16"/>
+                <w:szCs w:val="16"/>
+              </w:rPr>
+            </w:pPr>
+            <w:r>
+              <w:rPr>
+                <w:rFonts w:ascii="Courier New" w:hAnsi="Courier New"/>
+                <w:sz w:val="16"/>
+                <w:szCs w:val="16"/>
+              </w:rPr>
+              <w:t xml:space="preserve">        </w:t>
+            </w:r>
+            <w:r>
+              <w:rPr>
+                <w:rFonts w:ascii="Courier New" w:hAnsi="Courier New"/>
+                <w:sz w:val="16"/>
+                <w:szCs w:val="16"/>
+              </w:rPr>
+              <w:t>"MACLength": 16, </w:t>
+            </w:r>
+          </w:p>
+          <w:p>
+            <w:pPr>
+              <w:pStyle w:val="BodyText"/>
+              <w:spacing w:before="0" w:after="0"/>
+              <w:ind w:hanging="0" w:left="0" w:right="0"/>
+              <w:rPr>
+                <w:rFonts w:ascii="Courier New" w:hAnsi="Courier New"/>
+                <w:sz w:val="16"/>
+                <w:szCs w:val="16"/>
+              </w:rPr>
+            </w:pPr>
+            <w:r>
+              <w:rPr>
+                <w:rFonts w:ascii="Courier New" w:hAnsi="Courier New"/>
+                <w:sz w:val="16"/>
+                <w:szCs w:val="16"/>
+              </w:rPr>
+              <w:t xml:space="preserve">        </w:t>
+            </w:r>
+            <w:r>
+              <w:rPr>
+                <w:rFonts w:ascii="Courier New" w:hAnsi="Courier New"/>
+                <w:sz w:val="16"/>
+                <w:szCs w:val="16"/>
+              </w:rPr>
+              <w:t>"macLength": 16 </w:t>
+            </w:r>
+          </w:p>
+          <w:p>
+            <w:pPr>
+              <w:pStyle w:val="BodyText"/>
+              <w:spacing w:before="0" w:after="0"/>
+              <w:ind w:hanging="0" w:left="0" w:right="0"/>
+              <w:rPr>
+                <w:rFonts w:ascii="Courier New" w:hAnsi="Courier New"/>
+                <w:sz w:val="16"/>
+                <w:szCs w:val="16"/>
+              </w:rPr>
+            </w:pPr>
+            <w:r>
+              <w:rPr>
+                <w:rFonts w:ascii="Courier New" w:hAnsi="Courier New"/>
+                <w:sz w:val="16"/>
+                <w:szCs w:val="16"/>
+              </w:rPr>
+              <w:t xml:space="preserve">    </w:t>
+            </w:r>
+            <w:r>
+              <w:rPr>
+                <w:rFonts w:ascii="Courier New" w:hAnsi="Courier New"/>
+                <w:sz w:val="16"/>
+                <w:szCs w:val="16"/>
+              </w:rPr>
+              <w:t>}, </w:t>
+            </w:r>
+          </w:p>
+          <w:p>
+            <w:pPr>
+              <w:pStyle w:val="BodyText"/>
+              <w:spacing w:before="0" w:after="0"/>
+              <w:ind w:hanging="0" w:left="0" w:right="0"/>
+              <w:rPr>
+                <w:rFonts w:ascii="Courier New" w:hAnsi="Courier New"/>
+                <w:sz w:val="16"/>
+                <w:szCs w:val="16"/>
+              </w:rPr>
+            </w:pPr>
+            <w:r>
+              <w:rPr>
+                <w:rFonts w:ascii="Courier New" w:hAnsi="Courier New"/>
+                <w:sz w:val="16"/>
+                <w:szCs w:val="16"/>
+              </w:rPr>
+              <w:t xml:space="preserve">    </w:t>
+            </w:r>
+            <w:r>
+              <w:rPr>
+                <w:rFonts w:ascii="Courier New" w:hAnsi="Courier New"/>
+                <w:sz w:val="16"/>
+                <w:szCs w:val="16"/>
+              </w:rPr>
+              <w:t>"processID": "356030810848733", </w:t>
+            </w:r>
+          </w:p>
+          <w:p>
+            <w:pPr>
+              <w:pStyle w:val="BodyText"/>
+              <w:spacing w:before="0" w:after="0"/>
+              <w:ind w:hanging="0" w:left="0" w:right="0"/>
+              <w:rPr>
+                <w:rFonts w:ascii="Courier New" w:hAnsi="Courier New"/>
+                <w:sz w:val="16"/>
+                <w:szCs w:val="16"/>
+              </w:rPr>
+            </w:pPr>
+            <w:r>
+              <w:rPr>
+                <w:rFonts w:ascii="Courier New" w:hAnsi="Courier New"/>
+                <w:sz w:val="16"/>
+                <w:szCs w:val="16"/>
+              </w:rPr>
+              <w:t xml:space="preserve">    </w:t>
+            </w:r>
+            <w:r>
+              <w:rPr>
+                <w:rFonts w:ascii="Courier New" w:hAnsi="Courier New"/>
+                <w:sz w:val="16"/>
+                <w:szCs w:val="16"/>
+              </w:rPr>
+              <w:t>"userLanguage": "eng", </w:t>
+            </w:r>
+          </w:p>
+          <w:p>
+            <w:pPr>
+              <w:pStyle w:val="BodyText"/>
+              <w:spacing w:before="0" w:after="0"/>
+              <w:ind w:hanging="0" w:left="0" w:right="0"/>
+              <w:rPr>
+                <w:rFonts w:ascii="Courier New" w:hAnsi="Courier New"/>
+                <w:sz w:val="16"/>
+                <w:szCs w:val="16"/>
+              </w:rPr>
+            </w:pPr>
+            <w:r>
+              <w:rPr>
+                <w:rFonts w:ascii="Courier New" w:hAnsi="Courier New"/>
+                <w:sz w:val="16"/>
+                <w:szCs w:val="16"/>
+              </w:rPr>
+              <w:t xml:space="preserve">    </w:t>
+            </w:r>
+            <w:r>
+              <w:rPr>
+                <w:rFonts w:ascii="Courier New" w:hAnsi="Courier New"/>
+                <w:sz w:val="16"/>
+                <w:szCs w:val="16"/>
+              </w:rPr>
+              <w:t>"source": "MANUALLY", </w:t>
+            </w:r>
+          </w:p>
+          <w:p>
+            <w:pPr>
+              <w:pStyle w:val="BodyText"/>
+              <w:spacing w:before="0" w:after="0"/>
+              <w:ind w:hanging="0" w:left="0" w:right="0"/>
+              <w:rPr>
+                <w:rFonts w:ascii="Courier New" w:hAnsi="Courier New"/>
+                <w:sz w:val="16"/>
+                <w:szCs w:val="16"/>
+              </w:rPr>
+            </w:pPr>
+            <w:r>
+              <w:rPr>
+                <w:rFonts w:ascii="Courier New" w:hAnsi="Courier New"/>
+                <w:sz w:val="16"/>
+                <w:szCs w:val="16"/>
+              </w:rPr>
+              <w:t xml:space="preserve">    </w:t>
+            </w:r>
+            <w:r>
+              <w:rPr>
+                <w:rFonts w:ascii="Courier New" w:hAnsi="Courier New"/>
+                <w:sz w:val="16"/>
+                <w:szCs w:val="16"/>
+              </w:rPr>
+              <w:t>"riskInformation": { </w:t>
+            </w:r>
+          </w:p>
+          <w:p>
+            <w:pPr>
+              <w:pStyle w:val="BodyText"/>
+              <w:spacing w:before="0" w:after="0"/>
+              <w:ind w:hanging="0" w:left="0" w:right="0"/>
+              <w:rPr>
+                <w:rFonts w:ascii="Courier New" w:hAnsi="Courier New"/>
+                <w:sz w:val="16"/>
+                <w:szCs w:val="16"/>
+              </w:rPr>
+            </w:pPr>
+            <w:r>
+              <w:rPr>
+                <w:rFonts w:ascii="Courier New" w:hAnsi="Courier New"/>
+                <w:sz w:val="16"/>
+                <w:szCs w:val="16"/>
+              </w:rPr>
+              <w:t xml:space="preserve">        </w:t>
+            </w:r>
+            <w:r>
+              <w:rPr>
+                <w:rFonts w:ascii="Courier New" w:hAnsi="Courier New"/>
+                <w:sz w:val="16"/>
+                <w:szCs w:val="16"/>
+              </w:rPr>
+              <w:t>"recommendedDecision": "YELLOW", </w:t>
+            </w:r>
+          </w:p>
+          <w:p>
+            <w:pPr>
+              <w:pStyle w:val="BodyText"/>
+              <w:spacing w:before="0" w:after="0"/>
+              <w:ind w:hanging="0" w:left="0" w:right="0"/>
+              <w:rPr>
+                <w:rFonts w:ascii="Courier New" w:hAnsi="Courier New"/>
+                <w:sz w:val="16"/>
+                <w:szCs w:val="16"/>
+              </w:rPr>
+            </w:pPr>
+            <w:r>
+              <w:rPr>
+                <w:rFonts w:ascii="Courier New" w:hAnsi="Courier New"/>
+                <w:sz w:val="16"/>
+                <w:szCs w:val="16"/>
+              </w:rPr>
+              <w:t xml:space="preserve">        </w:t>
+            </w:r>
+            <w:r>
+              <w:rPr>
+                <w:rFonts w:ascii="Courier New" w:hAnsi="Courier New"/>
+                <w:sz w:val="16"/>
+                <w:szCs w:val="16"/>
+              </w:rPr>
+              <w:t>"deviceScore": "4", </w:t>
+            </w:r>
+          </w:p>
+          <w:p>
+            <w:pPr>
+              <w:pStyle w:val="BodyText"/>
+              <w:spacing w:before="0" w:after="0"/>
+              <w:ind w:hanging="0" w:left="0" w:right="0"/>
+              <w:rPr>
+                <w:rFonts w:ascii="Courier New" w:hAnsi="Courier New"/>
+                <w:sz w:val="16"/>
+                <w:szCs w:val="16"/>
+              </w:rPr>
+            </w:pPr>
+            <w:r>
+              <w:rPr>
+                <w:rFonts w:ascii="Courier New" w:hAnsi="Courier New"/>
+                <w:sz w:val="16"/>
+                <w:szCs w:val="16"/>
+              </w:rPr>
+              <w:t xml:space="preserve">        </w:t>
+            </w:r>
+            <w:r>
+              <w:rPr>
+                <w:rFonts w:ascii="Courier New" w:hAnsi="Courier New"/>
+                <w:sz w:val="16"/>
+                <w:szCs w:val="16"/>
+              </w:rPr>
+              <w:t>"accountScore": "4" </w:t>
+            </w:r>
+          </w:p>
+          <w:p>
+            <w:pPr>
+              <w:pStyle w:val="BodyText"/>
+              <w:spacing w:before="0" w:after="0"/>
+              <w:ind w:hanging="0" w:left="0" w:right="0"/>
+              <w:rPr>
+                <w:rFonts w:ascii="Courier New" w:hAnsi="Courier New"/>
+                <w:sz w:val="16"/>
+                <w:szCs w:val="16"/>
+              </w:rPr>
+            </w:pPr>
+            <w:r>
+              <w:rPr>
+                <w:rFonts w:ascii="Courier New" w:hAnsi="Courier New"/>
+                <w:sz w:val="16"/>
+                <w:szCs w:val="16"/>
+              </w:rPr>
+              <w:t xml:space="preserve">    </w:t>
+            </w:r>
+            <w:r>
+              <w:rPr>
+                <w:rFonts w:ascii="Courier New" w:hAnsi="Courier New"/>
+                <w:sz w:val="16"/>
+                <w:szCs w:val="16"/>
+              </w:rPr>
+              <w:t>}, </w:t>
+            </w:r>
+          </w:p>
+          <w:p>
+            <w:pPr>
+              <w:pStyle w:val="BodyText"/>
+              <w:spacing w:before="0" w:after="0"/>
+              <w:ind w:hanging="0" w:left="0" w:right="0"/>
+              <w:rPr>
+                <w:rFonts w:ascii="Courier New" w:hAnsi="Courier New"/>
+                <w:sz w:val="16"/>
+                <w:szCs w:val="16"/>
+              </w:rPr>
+            </w:pPr>
+            <w:r>
+              <w:rPr>
+                <w:rFonts w:ascii="Courier New" w:hAnsi="Courier New"/>
+                <w:sz w:val="16"/>
+                <w:szCs w:val="16"/>
+              </w:rPr>
+              <w:t xml:space="preserve">    </w:t>
+            </w:r>
+            <w:r>
+              <w:rPr>
+                <w:rFonts w:ascii="Courier New" w:hAnsi="Courier New"/>
+                <w:sz w:val="16"/>
+                <w:szCs w:val="16"/>
+              </w:rPr>
+              <w:t>"recommendedDecision": "YELLOW", </w:t>
+            </w:r>
+          </w:p>
+          <w:p>
+            <w:pPr>
+              <w:pStyle w:val="BodyText"/>
+              <w:spacing w:before="0" w:after="0"/>
+              <w:ind w:hanging="0" w:left="0" w:right="0"/>
+              <w:rPr>
+                <w:rFonts w:ascii="Courier New" w:hAnsi="Courier New"/>
+                <w:sz w:val="16"/>
+                <w:szCs w:val="16"/>
+              </w:rPr>
+            </w:pPr>
+            <w:r>
+              <w:rPr>
+                <w:rFonts w:ascii="Courier New" w:hAnsi="Courier New"/>
+                <w:sz w:val="16"/>
+                <w:szCs w:val="16"/>
+              </w:rPr>
+              <w:t xml:space="preserve">    </w:t>
+            </w:r>
+            <w:r>
+              <w:rPr>
+                <w:rFonts w:ascii="Courier New" w:hAnsi="Courier New"/>
+                <w:sz w:val="16"/>
+                <w:szCs w:val="16"/>
+              </w:rPr>
+              <w:t>"tokenType": "COF", </w:t>
+            </w:r>
+          </w:p>
+          <w:p>
+            <w:pPr>
+              <w:pStyle w:val="BodyText"/>
+              <w:spacing w:before="0" w:after="0"/>
+              <w:ind w:hanging="0" w:left="0" w:right="0"/>
+              <w:rPr>
+                <w:rFonts w:ascii="Courier New" w:hAnsi="Courier New"/>
+                <w:sz w:val="16"/>
+                <w:szCs w:val="16"/>
+              </w:rPr>
+            </w:pPr>
+            <w:r>
+              <w:rPr>
+                <w:rFonts w:ascii="Courier New" w:hAnsi="Courier New"/>
+                <w:sz w:val="16"/>
+                <w:szCs w:val="16"/>
+              </w:rPr>
+              <w:t xml:space="preserve">    </w:t>
+            </w:r>
+            <w:r>
+              <w:rPr>
+                <w:rFonts w:ascii="Courier New" w:hAnsi="Courier New"/>
+                <w:sz w:val="16"/>
+                <w:szCs w:val="16"/>
+              </w:rPr>
+              <w:t>"deviceInfo": { </w:t>
+            </w:r>
+          </w:p>
+          <w:p>
+            <w:pPr>
+              <w:pStyle w:val="BodyText"/>
+              <w:spacing w:before="0" w:after="0"/>
+              <w:ind w:hanging="0" w:left="0" w:right="0"/>
+              <w:rPr>
+                <w:rFonts w:ascii="Courier New" w:hAnsi="Courier New"/>
+                <w:sz w:val="16"/>
+                <w:szCs w:val="16"/>
+              </w:rPr>
+            </w:pPr>
+            <w:r>
+              <w:rPr>
+                <w:rFonts w:ascii="Courier New" w:hAnsi="Courier New"/>
+                <w:sz w:val="16"/>
+                <w:szCs w:val="16"/>
+              </w:rPr>
+              <w:t xml:space="preserve">        </w:t>
+            </w:r>
+            <w:r>
+              <w:rPr>
+                <w:rFonts w:ascii="Courier New" w:hAnsi="Courier New"/>
+                <w:sz w:val="16"/>
+                <w:szCs w:val="16"/>
+              </w:rPr>
+              <w:t>"deviceType": "UNKNOWN", </w:t>
+            </w:r>
+          </w:p>
+          <w:p>
+            <w:pPr>
+              <w:pStyle w:val="BodyText"/>
+              <w:spacing w:before="0" w:after="0"/>
+              <w:ind w:hanging="0" w:left="0" w:right="0"/>
+              <w:rPr>
+                <w:rFonts w:ascii="Courier New" w:hAnsi="Courier New"/>
+                <w:sz w:val="16"/>
+                <w:szCs w:val="16"/>
+              </w:rPr>
+            </w:pPr>
+            <w:r>
+              <w:rPr>
+                <w:rFonts w:ascii="Courier New" w:hAnsi="Courier New"/>
+                <w:sz w:val="16"/>
+                <w:szCs w:val="16"/>
+              </w:rPr>
+              <w:t xml:space="preserve">        </w:t>
+            </w:r>
+            <w:r>
+              <w:rPr>
+                <w:rFonts w:ascii="Courier New" w:hAnsi="Courier New"/>
+                <w:sz w:val="16"/>
+                <w:szCs w:val="16"/>
+              </w:rPr>
+              <w:t>"tokenProtectionMethod": "CLOUD" </w:t>
+            </w:r>
+          </w:p>
+          <w:p>
+            <w:pPr>
+              <w:pStyle w:val="BodyText"/>
+              <w:spacing w:before="0" w:after="0"/>
+              <w:ind w:hanging="0" w:left="0" w:right="0"/>
+              <w:rPr>
+                <w:rFonts w:ascii="Courier New" w:hAnsi="Courier New"/>
+                <w:sz w:val="16"/>
+                <w:szCs w:val="16"/>
+              </w:rPr>
+            </w:pPr>
+            <w:r>
+              <w:rPr>
+                <w:rFonts w:ascii="Courier New" w:hAnsi="Courier New"/>
+                <w:sz w:val="16"/>
+                <w:szCs w:val="16"/>
+              </w:rPr>
+              <w:t xml:space="preserve">    </w:t>
+            </w:r>
+            <w:r>
+              <w:rPr>
+                <w:rFonts w:ascii="Courier New" w:hAnsi="Courier New"/>
+                <w:sz w:val="16"/>
+                <w:szCs w:val="16"/>
+              </w:rPr>
+              <w:t>} </w:t>
+            </w:r>
+          </w:p>
+          <w:p>
+            <w:pPr>
+              <w:pStyle w:val="BodyText"/>
+              <w:spacing w:before="0" w:after="0"/>
+              <w:ind w:hanging="0" w:left="0" w:right="0"/>
+              <w:rPr>
+                <w:rFonts w:ascii="Courier New" w:hAnsi="Courier New"/>
+                <w:sz w:val="16"/>
+                <w:szCs w:val="16"/>
+              </w:rPr>
+            </w:pPr>
+            <w:r>
+              <w:rPr>
+                <w:rFonts w:ascii="Courier New" w:hAnsi="Courier New"/>
+                <w:sz w:val="16"/>
+                <w:szCs w:val="16"/>
+              </w:rPr>
+              <w:t>} </w:t>
+            </w:r>
+          </w:p>
+          <w:p>
+            <w:pPr>
+              <w:pStyle w:val="BodyText"/>
+              <w:spacing w:before="0" w:after="0"/>
+              <w:ind w:hanging="0" w:left="0" w:right="0"/>
+              <w:rPr>
+                <w:rFonts w:ascii="Courier New" w:hAnsi="Courier New"/>
+                <w:sz w:val="16"/>
+                <w:szCs w:val="16"/>
+              </w:rPr>
+            </w:pPr>
+            <w:r>
+              <w:rPr>
+                <w:rFonts w:ascii="Courier New" w:hAnsi="Courier New"/>
+                <w:sz w:val="16"/>
+                <w:szCs w:val="16"/>
+              </w:rPr>
+              <w:t> </w:t>
+            </w:r>
+          </w:p>
+          <w:p>
+            <w:pPr>
+              <w:pStyle w:val="BodyText"/>
+              <w:spacing w:before="0" w:after="0"/>
+              <w:ind w:hanging="0" w:left="0" w:right="0"/>
+              <w:rPr>
+                <w:rFonts w:ascii="Courier New" w:hAnsi="Courier New"/>
+                <w:sz w:val="16"/>
+                <w:szCs w:val="16"/>
+              </w:rPr>
+            </w:pPr>
+            <w:r>
+              <w:rPr>
+                <w:rFonts w:ascii="Courier New" w:hAnsi="Courier New"/>
+                <w:sz w:val="16"/>
+                <w:szCs w:val="16"/>
+              </w:rPr>
+              <w:t>Ejemplo del response </w:t>
+            </w:r>
+          </w:p>
+          <w:p>
+            <w:pPr>
+              <w:pStyle w:val="BodyText"/>
+              <w:spacing w:before="0" w:after="0"/>
+              <w:ind w:hanging="0" w:left="0" w:right="0"/>
+              <w:rPr>
+                <w:rFonts w:ascii="Courier New" w:hAnsi="Courier New"/>
+                <w:sz w:val="16"/>
+                <w:szCs w:val="16"/>
+              </w:rPr>
+            </w:pPr>
+            <w:r>
+              <w:rPr>
+                <w:rFonts w:ascii="Courier New" w:hAnsi="Courier New"/>
+                <w:sz w:val="16"/>
+                <w:szCs w:val="16"/>
+              </w:rPr>
+              <w:t>{ </w:t>
+            </w:r>
+          </w:p>
+          <w:p>
+            <w:pPr>
+              <w:pStyle w:val="BodyText"/>
+              <w:spacing w:before="0" w:after="0"/>
+              <w:ind w:hanging="0" w:left="0" w:right="0"/>
+              <w:rPr>
+                <w:rFonts w:ascii="Courier New" w:hAnsi="Courier New"/>
+                <w:sz w:val="16"/>
+                <w:szCs w:val="16"/>
+              </w:rPr>
+            </w:pPr>
+            <w:r>
+              <w:rPr>
+                <w:rFonts w:ascii="Courier New" w:hAnsi="Courier New"/>
+                <w:sz w:val="16"/>
+                <w:szCs w:val="16"/>
+              </w:rPr>
+              <w:t xml:space="preserve">    </w:t>
+            </w:r>
+            <w:r>
+              <w:rPr>
+                <w:rFonts w:ascii="Courier New" w:hAnsi="Courier New"/>
+                <w:sz w:val="16"/>
+                <w:szCs w:val="16"/>
+              </w:rPr>
+              <w:t>"requestID": "TSP1769812284476", </w:t>
+            </w:r>
+          </w:p>
+          <w:p>
+            <w:pPr>
+              <w:pStyle w:val="BodyText"/>
+              <w:spacing w:before="0" w:after="0"/>
+              <w:ind w:hanging="0" w:left="0" w:right="0"/>
+              <w:rPr>
+                <w:rFonts w:ascii="Courier New" w:hAnsi="Courier New"/>
+                <w:sz w:val="16"/>
+                <w:szCs w:val="16"/>
+              </w:rPr>
+            </w:pPr>
+            <w:r>
+              <w:rPr>
+                <w:rFonts w:ascii="Courier New" w:hAnsi="Courier New"/>
+                <w:sz w:val="16"/>
+                <w:szCs w:val="16"/>
+              </w:rPr>
+              <w:t xml:space="preserve">    </w:t>
+            </w:r>
+            <w:r>
+              <w:rPr>
+                <w:rFonts w:ascii="Courier New" w:hAnsi="Courier New"/>
+                <w:sz w:val="16"/>
+                <w:szCs w:val="16"/>
+              </w:rPr>
+              <w:t>"processID": "356030810848733", </w:t>
+            </w:r>
+          </w:p>
+          <w:p>
+            <w:pPr>
+              <w:pStyle w:val="BodyText"/>
+              <w:spacing w:before="0" w:after="0"/>
+              <w:ind w:hanging="0" w:left="0" w:right="0"/>
+              <w:rPr>
+                <w:rFonts w:ascii="Courier New" w:hAnsi="Courier New"/>
+                <w:sz w:val="16"/>
+                <w:szCs w:val="16"/>
+              </w:rPr>
+            </w:pPr>
+            <w:r>
+              <w:rPr>
+                <w:rFonts w:ascii="Courier New" w:hAnsi="Courier New"/>
+                <w:sz w:val="16"/>
+                <w:szCs w:val="16"/>
+              </w:rPr>
+              <w:t xml:space="preserve">    </w:t>
+            </w:r>
+            <w:r>
+              <w:rPr>
+                <w:rFonts w:ascii="Courier New" w:hAnsi="Courier New"/>
+                <w:sz w:val="16"/>
+                <w:szCs w:val="16"/>
+              </w:rPr>
+              <w:t>"returnCode": "85", </w:t>
+            </w:r>
+          </w:p>
+          <w:p>
+            <w:pPr>
+              <w:pStyle w:val="BodyText"/>
+              <w:spacing w:before="0" w:after="0"/>
+              <w:ind w:hanging="0" w:left="0" w:right="0"/>
+              <w:rPr>
+                <w:rFonts w:ascii="Courier New" w:hAnsi="Courier New"/>
+                <w:sz w:val="16"/>
+                <w:szCs w:val="16"/>
+              </w:rPr>
+            </w:pPr>
+            <w:r>
+              <w:rPr>
+                <w:rFonts w:ascii="Courier New" w:hAnsi="Courier New"/>
+                <w:sz w:val="16"/>
+                <w:szCs w:val="16"/>
+              </w:rPr>
+              <w:t xml:space="preserve">    </w:t>
+            </w:r>
+            <w:r>
+              <w:rPr>
+                <w:rFonts w:ascii="Courier New" w:hAnsi="Courier New"/>
+                <w:sz w:val="16"/>
+                <w:szCs w:val="16"/>
+              </w:rPr>
+              <w:t>"authenticationMethods": [ </w:t>
+            </w:r>
+          </w:p>
+          <w:p>
+            <w:pPr>
+              <w:pStyle w:val="BodyText"/>
+              <w:spacing w:before="0" w:after="0"/>
+              <w:ind w:hanging="0" w:left="0" w:right="0"/>
+              <w:rPr>
+                <w:rFonts w:ascii="Courier New" w:hAnsi="Courier New"/>
+                <w:sz w:val="16"/>
+                <w:szCs w:val="16"/>
+              </w:rPr>
+            </w:pPr>
+            <w:r>
+              <w:rPr>
+                <w:rFonts w:ascii="Courier New" w:hAnsi="Courier New"/>
+                <w:sz w:val="16"/>
+                <w:szCs w:val="16"/>
+              </w:rPr>
+              <w:t xml:space="preserve">        </w:t>
+            </w:r>
+            <w:r>
+              <w:rPr>
+                <w:rFonts w:ascii="Courier New" w:hAnsi="Courier New"/>
+                <w:sz w:val="16"/>
+                <w:szCs w:val="16"/>
+              </w:rPr>
+              <w:t>{ </w:t>
+            </w:r>
+          </w:p>
+          <w:p>
+            <w:pPr>
+              <w:pStyle w:val="BodyText"/>
+              <w:spacing w:before="0" w:after="0"/>
+              <w:ind w:hanging="0" w:left="0" w:right="0"/>
+              <w:rPr>
+                <w:rFonts w:ascii="Courier New" w:hAnsi="Courier New"/>
+                <w:sz w:val="16"/>
+                <w:szCs w:val="16"/>
+              </w:rPr>
+            </w:pPr>
+            <w:r>
+              <w:rPr>
+                <w:rFonts w:ascii="Courier New" w:hAnsi="Courier New"/>
+                <w:sz w:val="16"/>
+                <w:szCs w:val="16"/>
+              </w:rPr>
+              <w:t xml:space="preserve">            </w:t>
+            </w:r>
+            <w:r>
+              <w:rPr>
+                <w:rFonts w:ascii="Courier New" w:hAnsi="Courier New"/>
+                <w:sz w:val="16"/>
+                <w:szCs w:val="16"/>
+              </w:rPr>
+              <w:t>"identifier": "4144354-1", </w:t>
+            </w:r>
+          </w:p>
+          <w:p>
+            <w:pPr>
+              <w:pStyle w:val="BodyText"/>
+              <w:spacing w:before="0" w:after="0"/>
+              <w:ind w:hanging="0" w:left="0" w:right="0"/>
+              <w:rPr>
+                <w:rFonts w:ascii="Courier New" w:hAnsi="Courier New"/>
+                <w:sz w:val="16"/>
+                <w:szCs w:val="16"/>
+              </w:rPr>
+            </w:pPr>
+            <w:r>
+              <w:rPr>
+                <w:rFonts w:ascii="Courier New" w:hAnsi="Courier New"/>
+                <w:sz w:val="16"/>
+                <w:szCs w:val="16"/>
+              </w:rPr>
+              <w:t xml:space="preserve">            </w:t>
+            </w:r>
+            <w:r>
+              <w:rPr>
+                <w:rFonts w:ascii="Courier New" w:hAnsi="Courier New"/>
+                <w:sz w:val="16"/>
+                <w:szCs w:val="16"/>
+              </w:rPr>
+              <w:t>"type": "cell_phone", </w:t>
+            </w:r>
+          </w:p>
+          <w:p>
+            <w:pPr>
+              <w:pStyle w:val="BodyText"/>
+              <w:spacing w:before="0" w:after="0"/>
+              <w:ind w:hanging="0" w:left="0" w:right="0"/>
+              <w:rPr>
+                <w:rFonts w:ascii="Courier New" w:hAnsi="Courier New"/>
+                <w:sz w:val="16"/>
+                <w:szCs w:val="16"/>
+              </w:rPr>
+            </w:pPr>
+            <w:r>
+              <w:rPr>
+                <w:rFonts w:ascii="Courier New" w:hAnsi="Courier New"/>
+                <w:sz w:val="16"/>
+                <w:szCs w:val="16"/>
+              </w:rPr>
+              <w:t xml:space="preserve">            </w:t>
+            </w:r>
+            <w:r>
+              <w:rPr>
+                <w:rFonts w:ascii="Courier New" w:hAnsi="Courier New"/>
+                <w:sz w:val="16"/>
+                <w:szCs w:val="16"/>
+              </w:rPr>
+              <w:t>"maskedInfo": "****8233", </w:t>
+            </w:r>
+          </w:p>
+          <w:p>
+            <w:pPr>
+              <w:pStyle w:val="BodyText"/>
+              <w:spacing w:before="0" w:after="0"/>
+              <w:ind w:hanging="0" w:left="0" w:right="0"/>
+              <w:rPr>
+                <w:rFonts w:ascii="Courier New" w:hAnsi="Courier New"/>
+                <w:sz w:val="16"/>
+                <w:szCs w:val="16"/>
+              </w:rPr>
+            </w:pPr>
+            <w:r>
+              <w:rPr>
+                <w:rFonts w:ascii="Courier New" w:hAnsi="Courier New"/>
+                <w:sz w:val="16"/>
+                <w:szCs w:val="16"/>
+              </w:rPr>
+              <w:t xml:space="preserve">            </w:t>
+            </w:r>
+            <w:r>
+              <w:rPr>
+                <w:rFonts w:ascii="Courier New" w:hAnsi="Courier New"/>
+                <w:sz w:val="16"/>
+                <w:szCs w:val="16"/>
+              </w:rPr>
+              <w:t>"sourceAddress": "CUMST", </w:t>
+            </w:r>
+          </w:p>
+          <w:p>
+            <w:pPr>
+              <w:pStyle w:val="BodyText"/>
+              <w:spacing w:before="0" w:after="0"/>
+              <w:ind w:hanging="0" w:left="0" w:right="0"/>
+              <w:rPr>
+                <w:rFonts w:ascii="Courier New" w:hAnsi="Courier New"/>
+                <w:sz w:val="16"/>
+                <w:szCs w:val="16"/>
+              </w:rPr>
+            </w:pPr>
+            <w:r>
+              <w:rPr>
+                <w:rFonts w:ascii="Courier New" w:hAnsi="Courier New"/>
+                <w:sz w:val="16"/>
+                <w:szCs w:val="16"/>
+              </w:rPr>
+              <w:t xml:space="preserve">            </w:t>
+            </w:r>
+            <w:r>
+              <w:rPr>
+                <w:rFonts w:ascii="Courier New" w:hAnsi="Courier New"/>
+                <w:sz w:val="16"/>
+                <w:szCs w:val="16"/>
+              </w:rPr>
+              <w:t>"platform": "ANDROID" </w:t>
+            </w:r>
+          </w:p>
+          <w:p>
+            <w:pPr>
+              <w:pStyle w:val="BodyText"/>
+              <w:spacing w:before="0" w:after="0"/>
+              <w:ind w:hanging="0" w:left="0" w:right="0"/>
+              <w:rPr>
+                <w:rFonts w:ascii="Courier New" w:hAnsi="Courier New"/>
+                <w:sz w:val="16"/>
+                <w:szCs w:val="16"/>
+              </w:rPr>
+            </w:pPr>
+            <w:r>
+              <w:rPr>
+                <w:rFonts w:ascii="Courier New" w:hAnsi="Courier New"/>
+                <w:sz w:val="16"/>
+                <w:szCs w:val="16"/>
+              </w:rPr>
+              <w:t xml:space="preserve">        </w:t>
+            </w:r>
+            <w:r>
+              <w:rPr>
+                <w:rFonts w:ascii="Courier New" w:hAnsi="Courier New"/>
+                <w:sz w:val="16"/>
+                <w:szCs w:val="16"/>
+              </w:rPr>
+              <w:t>}, </w:t>
+            </w:r>
+          </w:p>
+          <w:p>
+            <w:pPr>
+              <w:pStyle w:val="BodyText"/>
+              <w:spacing w:before="0" w:after="0"/>
+              <w:ind w:hanging="0" w:left="0" w:right="0"/>
+              <w:rPr>
+                <w:rFonts w:ascii="Courier New" w:hAnsi="Courier New"/>
+                <w:sz w:val="16"/>
+                <w:szCs w:val="16"/>
+              </w:rPr>
+            </w:pPr>
+            <w:r>
+              <w:rPr>
+                <w:rFonts w:ascii="Courier New" w:hAnsi="Courier New"/>
+                <w:sz w:val="16"/>
+                <w:szCs w:val="16"/>
+              </w:rPr>
+              <w:t xml:space="preserve">        </w:t>
+            </w:r>
+            <w:r>
+              <w:rPr>
+                <w:rFonts w:ascii="Courier New" w:hAnsi="Courier New"/>
+                <w:sz w:val="16"/>
+                <w:szCs w:val="16"/>
+              </w:rPr>
+              <w:t>{ </w:t>
+            </w:r>
+          </w:p>
+          <w:p>
+            <w:pPr>
+              <w:pStyle w:val="BodyText"/>
+              <w:spacing w:before="0" w:after="0"/>
+              <w:ind w:hanging="0" w:left="0" w:right="0"/>
+              <w:rPr>
+                <w:rFonts w:ascii="Courier New" w:hAnsi="Courier New"/>
+                <w:sz w:val="16"/>
+                <w:szCs w:val="16"/>
+              </w:rPr>
+            </w:pPr>
+            <w:r>
+              <w:rPr>
+                <w:rFonts w:ascii="Courier New" w:hAnsi="Courier New"/>
+                <w:sz w:val="16"/>
+                <w:szCs w:val="16"/>
+              </w:rPr>
+              <w:t xml:space="preserve">            </w:t>
+            </w:r>
+            <w:r>
+              <w:rPr>
+                <w:rFonts w:ascii="Courier New" w:hAnsi="Courier New"/>
+                <w:sz w:val="16"/>
+                <w:szCs w:val="16"/>
+              </w:rPr>
+              <w:t>"identifier": "4144354-2", </w:t>
+            </w:r>
+          </w:p>
+          <w:p>
+            <w:pPr>
+              <w:pStyle w:val="BodyText"/>
+              <w:spacing w:before="0" w:after="0"/>
+              <w:ind w:hanging="0" w:left="0" w:right="0"/>
+              <w:rPr>
+                <w:rFonts w:ascii="Courier New" w:hAnsi="Courier New"/>
+                <w:sz w:val="16"/>
+                <w:szCs w:val="16"/>
+              </w:rPr>
+            </w:pPr>
+            <w:r>
+              <w:rPr>
+                <w:rFonts w:ascii="Courier New" w:hAnsi="Courier New"/>
+                <w:sz w:val="16"/>
+                <w:szCs w:val="16"/>
+              </w:rPr>
+              <w:t xml:space="preserve">            </w:t>
+            </w:r>
+            <w:r>
+              <w:rPr>
+                <w:rFonts w:ascii="Courier New" w:hAnsi="Courier New"/>
+                <w:sz w:val="16"/>
+                <w:szCs w:val="16"/>
+              </w:rPr>
+              <w:t>"type": "email", </w:t>
+            </w:r>
+          </w:p>
+          <w:p>
+            <w:pPr>
+              <w:pStyle w:val="BodyText"/>
+              <w:spacing w:before="0" w:after="0"/>
+              <w:ind w:hanging="0" w:left="0" w:right="0"/>
+              <w:rPr>
+                <w:rFonts w:ascii="Courier New" w:hAnsi="Courier New"/>
+                <w:sz w:val="16"/>
+                <w:szCs w:val="16"/>
+              </w:rPr>
+            </w:pPr>
+            <w:r>
+              <w:rPr>
+                <w:rFonts w:ascii="Courier New" w:hAnsi="Courier New"/>
+                <w:sz w:val="16"/>
+                <w:szCs w:val="16"/>
+              </w:rPr>
+              <w:t xml:space="preserve">            </w:t>
+            </w:r>
+            <w:r>
+              <w:rPr>
+                <w:rFonts w:ascii="Courier New" w:hAnsi="Courier New"/>
+                <w:sz w:val="16"/>
+                <w:szCs w:val="16"/>
+              </w:rPr>
+              <w:t>"maskedInfo": "di******@bancoagricola.com.sv", </w:t>
+            </w:r>
+          </w:p>
+          <w:p>
+            <w:pPr>
+              <w:pStyle w:val="BodyText"/>
+              <w:spacing w:before="0" w:after="0"/>
+              <w:ind w:hanging="0" w:left="0" w:right="0"/>
+              <w:rPr>
+                <w:rFonts w:ascii="Courier New" w:hAnsi="Courier New"/>
+                <w:sz w:val="16"/>
+                <w:szCs w:val="16"/>
+              </w:rPr>
+            </w:pPr>
+            <w:r>
+              <w:rPr>
+                <w:rFonts w:ascii="Courier New" w:hAnsi="Courier New"/>
+                <w:sz w:val="16"/>
+                <w:szCs w:val="16"/>
+              </w:rPr>
+              <w:t xml:space="preserve">            </w:t>
+            </w:r>
+            <w:r>
+              <w:rPr>
+                <w:rFonts w:ascii="Courier New" w:hAnsi="Courier New"/>
+                <w:sz w:val="16"/>
+                <w:szCs w:val="16"/>
+              </w:rPr>
+              <w:t>"sourceAddress": "PORTAL", </w:t>
+            </w:r>
+          </w:p>
+          <w:p>
+            <w:pPr>
+              <w:pStyle w:val="BodyText"/>
+              <w:spacing w:before="0" w:after="0"/>
+              <w:ind w:hanging="0" w:left="0" w:right="0"/>
+              <w:rPr>
+                <w:rFonts w:ascii="Courier New" w:hAnsi="Courier New"/>
+                <w:sz w:val="16"/>
+                <w:szCs w:val="16"/>
+              </w:rPr>
+            </w:pPr>
+            <w:r>
+              <w:rPr>
+                <w:rFonts w:ascii="Courier New" w:hAnsi="Courier New"/>
+                <w:sz w:val="16"/>
+                <w:szCs w:val="16"/>
+              </w:rPr>
+              <w:t xml:space="preserve">            </w:t>
+            </w:r>
+            <w:r>
+              <w:rPr>
+                <w:rFonts w:ascii="Courier New" w:hAnsi="Courier New"/>
+                <w:sz w:val="16"/>
+                <w:szCs w:val="16"/>
+              </w:rPr>
+              <w:t>"platform": "ANDROID" </w:t>
+            </w:r>
+          </w:p>
+          <w:p>
+            <w:pPr>
+              <w:pStyle w:val="BodyText"/>
+              <w:spacing w:before="0" w:after="0"/>
+              <w:ind w:hanging="0" w:left="0" w:right="0"/>
+              <w:rPr>
+                <w:rFonts w:ascii="Courier New" w:hAnsi="Courier New"/>
+                <w:sz w:val="16"/>
+                <w:szCs w:val="16"/>
+              </w:rPr>
+            </w:pPr>
+            <w:r>
+              <w:rPr>
+                <w:rFonts w:ascii="Courier New" w:hAnsi="Courier New"/>
+                <w:sz w:val="16"/>
+                <w:szCs w:val="16"/>
+              </w:rPr>
+              <w:t xml:space="preserve">        </w:t>
+            </w:r>
+            <w:r>
+              <w:rPr>
+                <w:rFonts w:ascii="Courier New" w:hAnsi="Courier New"/>
+                <w:sz w:val="16"/>
+                <w:szCs w:val="16"/>
+              </w:rPr>
+              <w:t>} </w:t>
+            </w:r>
+          </w:p>
+          <w:p>
+            <w:pPr>
+              <w:pStyle w:val="BodyText"/>
+              <w:spacing w:before="0" w:after="0"/>
+              <w:ind w:hanging="0" w:left="0" w:right="0"/>
+              <w:rPr>
+                <w:rFonts w:ascii="Courier New" w:hAnsi="Courier New"/>
+                <w:sz w:val="16"/>
+                <w:szCs w:val="16"/>
+              </w:rPr>
+            </w:pPr>
+            <w:r>
+              <w:rPr>
+                <w:rFonts w:ascii="Courier New" w:hAnsi="Courier New"/>
+                <w:sz w:val="16"/>
+                <w:szCs w:val="16"/>
+              </w:rPr>
+              <w:t xml:space="preserve">    </w:t>
+            </w:r>
+            <w:r>
+              <w:rPr>
+                <w:rFonts w:ascii="Courier New" w:hAnsi="Courier New"/>
+                <w:sz w:val="16"/>
+                <w:szCs w:val="16"/>
+              </w:rPr>
+              <w:t>] </w:t>
+            </w:r>
+          </w:p>
+          <w:p>
+            <w:pPr>
+              <w:pStyle w:val="BodyText"/>
+              <w:spacing w:before="0" w:after="0"/>
+              <w:ind w:hanging="0" w:left="0" w:right="0"/>
+              <w:rPr>
+                <w:rFonts w:ascii="Courier New" w:hAnsi="Courier New"/>
+                <w:sz w:val="16"/>
+                <w:szCs w:val="16"/>
+              </w:rPr>
+            </w:pPr>
+            <w:r>
+              <w:rPr>
+                <w:rFonts w:ascii="Courier New" w:hAnsi="Courier New"/>
+                <w:sz w:val="16"/>
+                <w:szCs w:val="16"/>
+              </w:rPr>
+              <w:t>} </w:t>
+            </w:r>
+          </w:p>
+          <w:p>
+            <w:pPr>
+              <w:pStyle w:val="BodyText"/>
+              <w:spacing w:before="0" w:after="0"/>
+              <w:ind w:hanging="0" w:left="0" w:right="0"/>
+              <w:rPr/>
+            </w:pPr>
+            <w:r>
+              <w:rPr/>
+              <w:t>RESPUESTA EXITOSA </w:t>
+            </w:r>
+          </w:p>
+          <w:p>
+            <w:pPr>
+              <w:pStyle w:val="BodyText"/>
+              <w:ind w:hanging="0" w:left="0" w:right="0"/>
+              <w:rPr/>
+            </w:pPr>
+            <w:r>
+              <w:rPr/>
+              <w:t>Prueba exitosa del servicio </w:t>
+              <w:br/>
+            </w:r>
+            <w:r>
+              <w:rPr/>
+              <w:drawing>
+                <wp:inline distT="0" distB="0" distL="0" distR="0">
+                  <wp:extent cx="3535680" cy="2716530"/>
+                  <wp:effectExtent l="0" t="0" r="0" b="0"/>
+                  <wp:docPr id="25" name="Imagen25" descr=""/>
+                  <wp:cNvGraphicFramePr>
+                    <a:graphicFrameLocks xmlns:a="http://schemas.openxmlformats.org/drawingml/2006/main" noChangeAspect="1"/>
+                  </wp:cNvGraphicFramePr>
+                  <a:graphic xmlns:a="http://schemas.openxmlformats.org/drawingml/2006/main">
+                    <a:graphicData uri="http://schemas.openxmlformats.org/drawingml/2006/picture">
+                      <pic:pic xmlns:pic="http://schemas.openxmlformats.org/drawingml/2006/picture">
+                        <pic:nvPicPr>
+                          <pic:cNvPr id="25" name="Imagen25" descr=""/>
+                          <pic:cNvPicPr>
+                            <a:picLocks noChangeAspect="1" noChangeArrowheads="1"/>
+                          </pic:cNvPicPr>
+                        </pic:nvPicPr>
+                        <pic:blipFill>
+                          <a:blip r:embed="rId26"/>
+                          <a:stretch>
+                            <a:fillRect/>
+                          </a:stretch>
+                        </pic:blipFill>
+                        <pic:spPr bwMode="auto">
+                          <a:xfrm>
+                            <a:off x="0" y="0"/>
+                            <a:ext cx="3535680" cy="2716530"/>
+                          </a:xfrm>
+                          <a:prstGeom prst="rect">
+                            <a:avLst/>
+                          </a:prstGeom>
+                        </pic:spPr>
+                      </pic:pic>
+                    </a:graphicData>
+                  </a:graphic>
+                </wp:inline>
+              </w:drawing>
+            </w:r>
+            <w:r>
+              <w:rPr/>
+              <w:t> </w:t>
+            </w:r>
+          </w:p>
+          <w:p>
+            <w:pPr>
+              <w:pStyle w:val="BodyText"/>
+              <w:ind w:hanging="0" w:left="0" w:right="0"/>
+              <w:rPr/>
+            </w:pPr>
+            <w:r>
+              <w:rPr/>
+              <w:t> </w:t>
+            </w:r>
+            <w:r>
+              <w:rPr/>
+              <w:br/>
+              <w:t>Se envio la el request con la wallet de MC con el valor de 50120834693 </w:t>
+            </w:r>
+          </w:p>
+          <w:p>
+            <w:pPr>
+              <w:pStyle w:val="BodyText"/>
+              <w:ind w:hanging="0" w:left="0" w:right="0"/>
+              <w:rPr/>
+            </w:pPr>
+            <w:r>
+              <w:rPr/>
+              <w:drawing>
+                <wp:inline distT="0" distB="0" distL="0" distR="0">
+                  <wp:extent cx="3535680" cy="3899535"/>
+                  <wp:effectExtent l="0" t="0" r="0" b="0"/>
+                  <wp:docPr id="26" name="Imagen26" descr=""/>
+                  <wp:cNvGraphicFramePr>
+                    <a:graphicFrameLocks xmlns:a="http://schemas.openxmlformats.org/drawingml/2006/main" noChangeAspect="1"/>
+                  </wp:cNvGraphicFramePr>
+                  <a:graphic xmlns:a="http://schemas.openxmlformats.org/drawingml/2006/main">
+                    <a:graphicData uri="http://schemas.openxmlformats.org/drawingml/2006/picture">
+                      <pic:pic xmlns:pic="http://schemas.openxmlformats.org/drawingml/2006/picture">
+                        <pic:nvPicPr>
+                          <pic:cNvPr id="26" name="Imagen26" descr=""/>
+                          <pic:cNvPicPr>
+                            <a:picLocks noChangeAspect="1" noChangeArrowheads="1"/>
+                          </pic:cNvPicPr>
+                        </pic:nvPicPr>
+                        <pic:blipFill>
+                          <a:blip r:embed="rId27"/>
+                          <a:stretch>
+                            <a:fillRect/>
+                          </a:stretch>
+                        </pic:blipFill>
+                        <pic:spPr bwMode="auto">
+                          <a:xfrm>
+                            <a:off x="0" y="0"/>
+                            <a:ext cx="3535680" cy="3899535"/>
+                          </a:xfrm>
+                          <a:prstGeom prst="rect">
+                            <a:avLst/>
+                          </a:prstGeom>
+                        </pic:spPr>
+                      </pic:pic>
+                    </a:graphicData>
+                  </a:graphic>
+                </wp:inline>
+              </w:drawing>
+            </w:r>
+            <w:r>
+              <w:rPr/>
+              <w:t> </w:t>
+            </w:r>
+          </w:p>
+          <w:p>
+            <w:pPr>
+              <w:pStyle w:val="BodyText"/>
+              <w:ind w:hanging="0" w:left="0" w:right="0"/>
+              <w:rPr/>
+            </w:pPr>
+            <w:r>
+              <w:rPr/>
+              <w:t>Validando que el flujo sea el mismo que para Visa </w:t>
+            </w:r>
+          </w:p>
+          <w:p>
+            <w:pPr>
+              <w:pStyle w:val="BodyText"/>
+              <w:ind w:hanging="0" w:left="0" w:right="0"/>
+              <w:rPr/>
+            </w:pPr>
+            <w:r>
+              <w:rPr/>
+              <w:t>Token requestorId sea el correcto </w:t>
+            </w:r>
+          </w:p>
+          <w:p>
+            <w:pPr>
+              <w:pStyle w:val="BodyText"/>
+              <w:ind w:hanging="0" w:left="0" w:right="0"/>
+              <w:rPr/>
+            </w:pPr>
+            <w:r>
+              <w:rPr/>
+              <w:drawing>
+                <wp:inline distT="0" distB="0" distL="0" distR="0">
+                  <wp:extent cx="3535680" cy="1338580"/>
+                  <wp:effectExtent l="0" t="0" r="0" b="0"/>
+                  <wp:docPr id="27" name="Imagen27" descr=""/>
+                  <wp:cNvGraphicFramePr>
+                    <a:graphicFrameLocks xmlns:a="http://schemas.openxmlformats.org/drawingml/2006/main" noChangeAspect="1"/>
+                  </wp:cNvGraphicFramePr>
+                  <a:graphic xmlns:a="http://schemas.openxmlformats.org/drawingml/2006/main">
+                    <a:graphicData uri="http://schemas.openxmlformats.org/drawingml/2006/picture">
+                      <pic:pic xmlns:pic="http://schemas.openxmlformats.org/drawingml/2006/picture">
+                        <pic:nvPicPr>
+                          <pic:cNvPr id="27" name="Imagen27" descr=""/>
+                          <pic:cNvPicPr>
+                            <a:picLocks noChangeAspect="1" noChangeArrowheads="1"/>
+                          </pic:cNvPicPr>
+                        </pic:nvPicPr>
+                        <pic:blipFill>
+                          <a:blip r:embed="rId28"/>
+                          <a:stretch>
+                            <a:fillRect/>
+                          </a:stretch>
+                        </pic:blipFill>
+                        <pic:spPr bwMode="auto">
+                          <a:xfrm>
+                            <a:off x="0" y="0"/>
+                            <a:ext cx="3535680" cy="1338580"/>
+                          </a:xfrm>
+                          <a:prstGeom prst="rect">
+                            <a:avLst/>
+                          </a:prstGeom>
+                        </pic:spPr>
+                      </pic:pic>
+                    </a:graphicData>
+                  </a:graphic>
+                </wp:inline>
+              </w:drawing>
+            </w:r>
+            <w:r>
+              <w:rPr/>
+              <w:t> </w:t>
+            </w:r>
+          </w:p>
+          <w:p>
+            <w:pPr>
+              <w:pStyle w:val="BodyText"/>
+              <w:ind w:hanging="0" w:left="0" w:right="0"/>
+              <w:rPr/>
+            </w:pPr>
+            <w:r>
+              <w:rPr/>
+              <w:t> </w:t>
+            </w:r>
+          </w:p>
+          <w:p>
+            <w:pPr>
+              <w:pStyle w:val="BodyText"/>
+              <w:ind w:hanging="0" w:left="0" w:right="0"/>
+              <w:rPr/>
+            </w:pPr>
+            <w:r>
+              <w:rPr/>
+              <w:t>Validando que el proceso sea exitoso para cada uno de los pasos </w:t>
+            </w:r>
+          </w:p>
+          <w:p>
+            <w:pPr>
+              <w:pStyle w:val="BodyText"/>
+              <w:ind w:hanging="0" w:left="0" w:right="0"/>
+              <w:rPr/>
+            </w:pPr>
+            <w:r>
+              <w:rPr/>
+              <w:drawing>
+                <wp:inline distT="0" distB="0" distL="0" distR="0">
+                  <wp:extent cx="3535680" cy="1357630"/>
+                  <wp:effectExtent l="0" t="0" r="0" b="0"/>
+                  <wp:docPr id="28" name="Imagen28" descr=""/>
+                  <wp:cNvGraphicFramePr>
+                    <a:graphicFrameLocks xmlns:a="http://schemas.openxmlformats.org/drawingml/2006/main" noChangeAspect="1"/>
+                  </wp:cNvGraphicFramePr>
+                  <a:graphic xmlns:a="http://schemas.openxmlformats.org/drawingml/2006/main">
+                    <a:graphicData uri="http://schemas.openxmlformats.org/drawingml/2006/picture">
+                      <pic:pic xmlns:pic="http://schemas.openxmlformats.org/drawingml/2006/picture">
+                        <pic:nvPicPr>
+                          <pic:cNvPr id="28" name="Imagen28" descr=""/>
+                          <pic:cNvPicPr>
+                            <a:picLocks noChangeAspect="1" noChangeArrowheads="1"/>
+                          </pic:cNvPicPr>
+                        </pic:nvPicPr>
+                        <pic:blipFill>
+                          <a:blip r:embed="rId29"/>
+                          <a:stretch>
+                            <a:fillRect/>
+                          </a:stretch>
+                        </pic:blipFill>
+                        <pic:spPr bwMode="auto">
+                          <a:xfrm>
+                            <a:off x="0" y="0"/>
+                            <a:ext cx="3535680" cy="1357630"/>
+                          </a:xfrm>
+                          <a:prstGeom prst="rect">
+                            <a:avLst/>
+                          </a:prstGeom>
+                        </pic:spPr>
+                      </pic:pic>
+                    </a:graphicData>
+                  </a:graphic>
+                </wp:inline>
+              </w:drawing>
+            </w:r>
+            <w:r>
+              <w:rPr/>
+              <w:t> </w:t>
+            </w:r>
+          </w:p>
+          <w:p>
+            <w:pPr>
+              <w:pStyle w:val="BodyText"/>
+              <w:ind w:hanging="0" w:left="0" w:right="0"/>
+              <w:rPr/>
+            </w:pPr>
+            <w:r>
+              <w:rPr/>
+              <w:t> </w:t>
+            </w:r>
+          </w:p>
+          <w:p>
+            <w:pPr>
+              <w:pStyle w:val="Header"/>
+              <w:widowControl/>
+              <w:suppressAutoHyphens w:val="true"/>
+              <w:overflowPunct w:val="false"/>
+              <w:bidi w:val="0"/>
+              <w:spacing w:before="0" w:after="0"/>
+              <w:jc w:val="left"/>
+              <w:textAlignment w:val="baseline"/>
+              <w:rPr>
+                <w:rFonts w:ascii="Arial" w:hAnsi="Arial" w:eastAsia="Times New Roman" w:cs="Arial"/>
+                <w:b/>
+                <w:bCs/>
+                <w:color w:val="000000"/>
+                <w:kern w:val="0"/>
+                <w:sz w:val="18"/>
+                <w:szCs w:val="18"/>
+                <w:lang w:val="es-SV" w:eastAsia="en-US" w:bidi="ar-SA"/>
+              </w:rPr>
+            </w:pPr>
+            <w:r>
+              <w:rPr>
+                <w:rFonts w:eastAsia="Times New Roman" w:cs="Arial" w:ascii="Arial" w:hAnsi="Arial"/>
+                <w:b/>
+                <w:bCs/>
+                <w:color w:val="000000"/>
+                <w:kern w:val="0"/>
+                <w:sz w:val="18"/>
+                <w:szCs w:val="18"/>
+                <w:lang w:val="es-SV" w:eastAsia="en-US" w:bidi="ar-SA"/>
+              </w:rPr>
+            </w:r>
+          </w:p>
+          <w:p>
+            <w:pPr>
+              <w:pStyle w:val="Header"/>
+              <w:widowControl/>
+              <w:suppressAutoHyphens w:val="true"/>
+              <w:overflowPunct w:val="false"/>
+              <w:bidi w:val="0"/>
+              <w:spacing w:before="0" w:after="0"/>
+              <w:jc w:val="left"/>
+              <w:textAlignment w:val="baseline"/>
+              <w:rPr>
+                <w:rFonts w:ascii="Arial" w:hAnsi="Arial" w:eastAsia="Times New Roman" w:cs="Arial"/>
+                <w:b/>
+                <w:bCs/>
+                <w:color w:val="000000"/>
+                <w:kern w:val="0"/>
+                <w:sz w:val="18"/>
+                <w:szCs w:val="18"/>
+                <w:lang w:val="es-SV" w:eastAsia="en-US" w:bidi="ar-SA"/>
+              </w:rPr>
+            </w:pPr>
+            <w:r>
+              <w:rPr>
+                <w:rFonts w:eastAsia="Times New Roman" w:cs="Arial" w:ascii="Arial" w:hAnsi="Arial"/>
+                <w:b/>
+                <w:bCs/>
+                <w:color w:val="000000"/>
+                <w:kern w:val="0"/>
+                <w:sz w:val="18"/>
+                <w:szCs w:val="18"/>
+                <w:lang w:val="es-SV" w:eastAsia="en-US" w:bidi="ar-SA"/>
+              </w:rPr>
+            </w:r>
+          </w:p>
+          <w:p>
+            <w:pPr>
+              <w:pStyle w:val="Header"/>
+              <w:widowControl/>
+              <w:suppressAutoHyphens w:val="true"/>
+              <w:overflowPunct w:val="false"/>
               <w:bidi w:val="0"/>
               <w:spacing w:before="0" w:after="0"/>
               <w:jc w:val="left"/>
@@ -7287,12 +12151,12 @@
       </w:r>
     </w:p>
     <w:sectPr>
-      <w:headerReference w:type="even" r:id="rId22"/>
-      <w:headerReference w:type="default" r:id="rId23"/>
-      <w:headerReference w:type="first" r:id="rId24"/>
-      <w:footerReference w:type="even" r:id="rId25"/>
-      <w:footerReference w:type="default" r:id="rId26"/>
-      <w:footerReference w:type="first" r:id="rId27"/>
+      <w:headerReference w:type="even" r:id="rId30"/>
+      <w:headerReference w:type="default" r:id="rId31"/>
+      <w:headerReference w:type="first" r:id="rId32"/>
+      <w:footerReference w:type="even" r:id="rId33"/>
+      <w:footerReference w:type="default" r:id="rId34"/>
+      <w:footerReference w:type="first" r:id="rId35"/>
       <w:type w:val="oddPage"/>
       <w:pgSz w:w="12240" w:h="15840"/>
       <w:pgMar w:left="1080" w:right="1080" w:gutter="0" w:header="720" w:top="1003" w:footer="520" w:bottom="803"/>
@@ -7407,7 +12271,7 @@
         <w:rStyle w:val="Pagenumber"/>
         <w:rFonts w:cs="Arial" w:ascii="Arial" w:hAnsi="Arial"/>
       </w:rPr>
-      <w:t>9</w:t>
+      <w:t>13</w:t>
     </w:r>
     <w:r>
       <w:rPr>
@@ -7519,7 +12383,7 @@
       <w:rPr>
         <w:rStyle w:val="Pagenumber"/>
       </w:rPr>
-      <w:t>9</w:t>
+      <w:t>13</w:t>
     </w:r>
     <w:r>
       <w:rPr>
@@ -7630,7 +12494,7 @@
         <w:rStyle w:val="Pagenumber"/>
         <w:rFonts w:cs="Arial" w:ascii="Arial" w:hAnsi="Arial"/>
       </w:rPr>
-      <w:t>9</w:t>
+      <w:t>13</w:t>
     </w:r>
     <w:r>
       <w:rPr>
@@ -7657,7 +12521,7 @@
         <wp:inline distT="0" distB="0" distL="0" distR="0">
           <wp:extent cx="6053455" cy="733425"/>
           <wp:effectExtent l="0" t="0" r="0" b="0"/>
-          <wp:docPr id="21" name="Imagen 5 Copia 1 Copia 1 Copia 1 Copia 1 Copia 1 Copia 1 Copia 1 Copia 1 Copia 1 Copia 1 Copia 1 Copia 1 Copia 1" descr="cid:image004.jpg@01D74E57.C4EA2700"/>
+          <wp:docPr id="29" name="Imagen 5 Copia 1 Copia 1 Copia 1 Copia 1 Copia 1 Copia 1 Copia 1 Copia 1 Copia 1 Copia 1 Copia 1 Copia 1 Copia 1 Copia 1" descr="cid:image004.jpg@01D74E57.C4EA2700"/>
           <wp:cNvGraphicFramePr>
             <a:graphicFrameLocks xmlns:a="http://schemas.openxmlformats.org/drawingml/2006/main" noChangeAspect="1"/>
           </wp:cNvGraphicFramePr>
@@ -7665,7 +12529,7 @@
             <a:graphicData uri="http://schemas.openxmlformats.org/drawingml/2006/picture">
               <pic:pic xmlns:pic="http://schemas.openxmlformats.org/drawingml/2006/picture">
                 <pic:nvPicPr>
-                  <pic:cNvPr id="21" name="Imagen 5 Copia 1 Copia 1 Copia 1 Copia 1 Copia 1 Copia 1 Copia 1 Copia 1 Copia 1 Copia 1 Copia 1 Copia 1 Copia 1" descr="cid:image004.jpg@01D74E57.C4EA2700"/>
+                  <pic:cNvPr id="29" name="Imagen 5 Copia 1 Copia 1 Copia 1 Copia 1 Copia 1 Copia 1 Copia 1 Copia 1 Copia 1 Copia 1 Copia 1 Copia 1 Copia 1 Copia 1" descr="cid:image004.jpg@01D74E57.C4EA2700"/>
                   <pic:cNvPicPr>
                     <a:picLocks noChangeAspect="1" noChangeArrowheads="1"/>
                   </pic:cNvPicPr>
@@ -7709,7 +12573,7 @@
         <wp:inline distT="0" distB="0" distL="0" distR="0">
           <wp:extent cx="6053455" cy="733425"/>
           <wp:effectExtent l="0" t="0" r="0" b="0"/>
-          <wp:docPr id="22" name="Imagen 6 Copia 1 Copia 1 Copia 1 Copia 1 Copia 1 Copia 1 Copia 1 Copia 1 Copia 1 Copia 1 Copia 1 Copia 1 Copia 1" descr="cid:image004.jpg@01D74E57.C4EA2700"/>
+          <wp:docPr id="30" name="Imagen 6 Copia 1 Copia 1 Copia 1 Copia 1 Copia 1 Copia 1 Copia 1 Copia 1 Copia 1 Copia 1 Copia 1 Copia 1 Copia 1 Copia 1" descr="cid:image004.jpg@01D74E57.C4EA2700"/>
           <wp:cNvGraphicFramePr>
             <a:graphicFrameLocks xmlns:a="http://schemas.openxmlformats.org/drawingml/2006/main" noChangeAspect="1"/>
           </wp:cNvGraphicFramePr>
@@ -7717,7 +12581,7 @@
             <a:graphicData uri="http://schemas.openxmlformats.org/drawingml/2006/picture">
               <pic:pic xmlns:pic="http://schemas.openxmlformats.org/drawingml/2006/picture">
                 <pic:nvPicPr>
-                  <pic:cNvPr id="22" name="Imagen 6 Copia 1 Copia 1 Copia 1 Copia 1 Copia 1 Copia 1 Copia 1 Copia 1 Copia 1 Copia 1 Copia 1 Copia 1 Copia 1" descr="cid:image004.jpg@01D74E57.C4EA2700"/>
+                  <pic:cNvPr id="30" name="Imagen 6 Copia 1 Copia 1 Copia 1 Copia 1 Copia 1 Copia 1 Copia 1 Copia 1 Copia 1 Copia 1 Copia 1 Copia 1 Copia 1 Copia 1" descr="cid:image004.jpg@01D74E57.C4EA2700"/>
                   <pic:cNvPicPr>
                     <a:picLocks noChangeAspect="1" noChangeArrowheads="1"/>
                   </pic:cNvPicPr>
@@ -7767,7 +12631,7 @@
         <wp:inline distT="0" distB="0" distL="0" distR="0">
           <wp:extent cx="3619500" cy="732790"/>
           <wp:effectExtent l="0" t="0" r="0" b="0"/>
-          <wp:docPr id="23" name="Imagen 4 Copia 1 Copia 1 Copia 1 Copia 1 Copia 1 Copia 1 Copia 1 Copia 1 Copia 1 Copia 1 Copia 1 Copia 1 Copia 1" descr="cid:image004.jpg@01D74E57.C4EA2700"/>
+          <wp:docPr id="31" name="Imagen 4 Copia 1 Copia 1 Copia 1 Copia 1 Copia 1 Copia 1 Copia 1 Copia 1 Copia 1 Copia 1 Copia 1 Copia 1 Copia 1 Copia 1" descr="cid:image004.jpg@01D74E57.C4EA2700"/>
           <wp:cNvGraphicFramePr>
             <a:graphicFrameLocks xmlns:a="http://schemas.openxmlformats.org/drawingml/2006/main" noChangeAspect="1"/>
           </wp:cNvGraphicFramePr>
@@ -7775,7 +12639,7 @@
             <a:graphicData uri="http://schemas.openxmlformats.org/drawingml/2006/picture">
               <pic:pic xmlns:pic="http://schemas.openxmlformats.org/drawingml/2006/picture">
                 <pic:nvPicPr>
-                  <pic:cNvPr id="23" name="Imagen 4 Copia 1 Copia 1 Copia 1 Copia 1 Copia 1 Copia 1 Copia 1 Copia 1 Copia 1 Copia 1 Copia 1 Copia 1 Copia 1" descr="cid:image004.jpg@01D74E57.C4EA2700"/>
+                  <pic:cNvPr id="31" name="Imagen 4 Copia 1 Copia 1 Copia 1 Copia 1 Copia 1 Copia 1 Copia 1 Copia 1 Copia 1 Copia 1 Copia 1 Copia 1 Copia 1 Copia 1" descr="cid:image004.jpg@01D74E57.C4EA2700"/>
                   <pic:cNvPicPr>
                     <a:picLocks noChangeAspect="1" noChangeArrowheads="1"/>
                   </pic:cNvPicPr>
@@ -7814,7 +12678,7 @@
         <wp:inline distT="0" distB="0" distL="0" distR="0">
           <wp:extent cx="2434590" cy="733425"/>
           <wp:effectExtent l="0" t="0" r="0" b="0"/>
-          <wp:docPr id="24" name="Imagen 3 Copia 1 Copia 1 Copia 1 Copia 1 Copia 1 Copia 1 Copia 1 Copia 1 Copia 1 Copia 1 Copia 1 Copia 1 Copia 1" descr="cid:image004.jpg@01D74E57.C4EA2700"/>
+          <wp:docPr id="32" name="Imagen 3 Copia 1 Copia 1 Copia 1 Copia 1 Copia 1 Copia 1 Copia 1 Copia 1 Copia 1 Copia 1 Copia 1 Copia 1 Copia 1 Copia 1" descr="cid:image004.jpg@01D74E57.C4EA2700"/>
           <wp:cNvGraphicFramePr>
             <a:graphicFrameLocks xmlns:a="http://schemas.openxmlformats.org/drawingml/2006/main" noChangeAspect="1"/>
           </wp:cNvGraphicFramePr>
@@ -7822,7 +12686,7 @@
             <a:graphicData uri="http://schemas.openxmlformats.org/drawingml/2006/picture">
               <pic:pic xmlns:pic="http://schemas.openxmlformats.org/drawingml/2006/picture">
                 <pic:nvPicPr>
-                  <pic:cNvPr id="24" name="Imagen 3 Copia 1 Copia 1 Copia 1 Copia 1 Copia 1 Copia 1 Copia 1 Copia 1 Copia 1 Copia 1 Copia 1 Copia 1 Copia 1" descr="cid:image004.jpg@01D74E57.C4EA2700"/>
+                  <pic:cNvPr id="32" name="Imagen 3 Copia 1 Copia 1 Copia 1 Copia 1 Copia 1 Copia 1 Copia 1 Copia 1 Copia 1 Copia 1 Copia 1 Copia 1 Copia 1 Copia 1" descr="cid:image004.jpg@01D74E57.C4EA2700"/>
                   <pic:cNvPicPr>
                     <a:picLocks noChangeAspect="1" noChangeArrowheads="1"/>
                   </pic:cNvPicPr>
@@ -8483,7 +13347,7 @@
     <w:pPr>
       <w:widowControl/>
       <w:suppressAutoHyphens w:val="true"/>
-      <w:overflowPunct w:val="true"/>
+      <w:overflowPunct w:val="false"/>
       <w:bidi w:val="0"/>
       <w:spacing w:before="0" w:after="240"/>
       <w:jc w:val="left"/>
@@ -9237,7 +14101,7 @@
     <w:pPr>
       <w:widowControl/>
       <w:suppressAutoHyphens w:val="true"/>
-      <w:overflowPunct w:val="true"/>
+      <w:overflowPunct w:val="false"/>
       <w:bidi w:val="0"/>
       <w:spacing w:before="0" w:after="0"/>
       <w:jc w:val="left"/>
@@ -9279,7 +14143,7 @@
     <w:name w:val="Body Text Indent"/>
     <w:basedOn w:val="BodyText"/>
     <w:pPr>
-      <w:overflowPunct w:val="false"/>
+      <w:overflowPunct w:val="true"/>
       <w:spacing w:lineRule="atLeast" w:line="240" w:before="0" w:after="240"/>
       <w:ind w:firstLine="360" w:left="360"/>
       <w:jc w:val="both"/>
@@ -9295,7 +14159,7 @@
     <w:basedOn w:val="Normal"/>
     <w:qFormat/>
     <w:pPr>
-      <w:overflowPunct w:val="false"/>
+      <w:overflowPunct w:val="true"/>
       <w:spacing w:before="60" w:after="60"/>
       <w:textAlignment w:val="auto"/>
     </w:pPr>
@@ -9366,7 +14230,7 @@
     <w:basedOn w:val="BodyText"/>
     <w:qFormat/>
     <w:pPr>
-      <w:overflowPunct w:val="false"/>
+      <w:overflowPunct w:val="true"/>
       <w:spacing w:lineRule="auto" w:line="360" w:before="120" w:after="120"/>
       <w:jc w:val="both"/>
       <w:textAlignment w:val="auto"/>
@@ -9382,7 +14246,7 @@
     <w:basedOn w:val="Normal"/>
     <w:qFormat/>
     <w:pPr>
-      <w:overflowPunct w:val="false"/>
+      <w:overflowPunct w:val="true"/>
       <w:spacing w:lineRule="auto" w:line="276" w:before="0" w:after="0"/>
       <w:ind w:left="720"/>
       <w:contextualSpacing/>
